--- a/klagomål/A 14339-2026 FSC-klagomål.docx
+++ b/klagomål/A 14339-2026 FSC-klagomål.docx
@@ -910,7 +910,7 @@
     <w:r>
       <w:tab/>
       <w:tab/>
-      <w:t>2026-04-14</w:t>
+      <w:t>2026-04-15</w:t>
       <w:br/>
       <w:br/>
     </w:r>

--- a/klagomål/A 14339-2026 FSC-klagomål.docx
+++ b/klagomål/A 14339-2026 FSC-klagomål.docx
@@ -910,7 +910,7 @@
     <w:r>
       <w:tab/>
       <w:tab/>
-      <w:t>2026-04-15</w:t>
+      <w:t>2026-04-16</w:t>
       <w:br/>
       <w:br/>
     </w:r>

--- a/klagomål/A 14339-2026 FSC-klagomål.docx
+++ b/klagomål/A 14339-2026 FSC-klagomål.docx
@@ -910,7 +910,7 @@
     <w:r>
       <w:tab/>
       <w:tab/>
-      <w:t>2026-04-16</w:t>
+      <w:t>2026-04-17</w:t>
       <w:br/>
       <w:br/>
     </w:r>

--- a/klagomål/A 14339-2026 FSC-klagomål.docx
+++ b/klagomål/A 14339-2026 FSC-klagomål.docx
@@ -910,7 +910,7 @@
     <w:r>
       <w:tab/>
       <w:tab/>
-      <w:t>2026-04-17</w:t>
+      <w:t>2026-04-18</w:t>
       <w:br/>
       <w:br/>
     </w:r>

--- a/klagomål/A 14339-2026 FSC-klagomål.docx
+++ b/klagomål/A 14339-2026 FSC-klagomål.docx
@@ -910,7 +910,7 @@
     <w:r>
       <w:tab/>
       <w:tab/>
-      <w:t>2026-04-18</w:t>
+      <w:t>2026-04-19</w:t>
       <w:br/>
       <w:br/>
     </w:r>

--- a/klagomål/A 14339-2026 FSC-klagomål.docx
+++ b/klagomål/A 14339-2026 FSC-klagomål.docx
@@ -910,7 +910,7 @@
     <w:r>
       <w:tab/>
       <w:tab/>
-      <w:t>2026-04-19</w:t>
+      <w:t>2026-04-20</w:t>
       <w:br/>
       <w:br/>
     </w:r>

--- a/klagomål/A 14339-2026 FSC-klagomål.docx
+++ b/klagomål/A 14339-2026 FSC-klagomål.docx
@@ -910,7 +910,7 @@
     <w:r>
       <w:tab/>
       <w:tab/>
-      <w:t>2026-04-20</w:t>
+      <w:t>2026-04-21</w:t>
       <w:br/>
       <w:br/>
     </w:r>

--- a/klagomål/A 14339-2026 FSC-klagomål.docx
+++ b/klagomål/A 14339-2026 FSC-klagomål.docx
@@ -910,7 +910,7 @@
     <w:r>
       <w:tab/>
       <w:tab/>
-      <w:t>2026-04-21</w:t>
+      <w:t>2026-04-22</w:t>
       <w:br/>
       <w:br/>
     </w:r>

--- a/klagomål/A 14339-2026 FSC-klagomål.docx
+++ b/klagomål/A 14339-2026 FSC-klagomål.docx
@@ -910,7 +910,7 @@
     <w:r>
       <w:tab/>
       <w:tab/>
-      <w:t>2026-04-22</w:t>
+      <w:t>2026-04-23</w:t>
       <w:br/>
       <w:br/>
     </w:r>

--- a/klagomål/A 14339-2026 FSC-klagomål.docx
+++ b/klagomål/A 14339-2026 FSC-klagomål.docx
@@ -910,7 +910,7 @@
     <w:r>
       <w:tab/>
       <w:tab/>
-      <w:t>2026-04-23</w:t>
+      <w:t>2026-04-24</w:t>
       <w:br/>
       <w:br/>
     </w:r>

--- a/klagomål/A 14339-2026 FSC-klagomål.docx
+++ b/klagomål/A 14339-2026 FSC-klagomål.docx
@@ -910,7 +910,7 @@
     <w:r>
       <w:tab/>
       <w:tab/>
-      <w:t>2026-04-24</w:t>
+      <w:t>2026-04-25</w:t>
       <w:br/>
       <w:br/>
     </w:r>

--- a/klagomål/A 14339-2026 FSC-klagomål.docx
+++ b/klagomål/A 14339-2026 FSC-klagomål.docx
@@ -910,7 +910,7 @@
     <w:r>
       <w:tab/>
       <w:tab/>
-      <w:t>2026-04-25</w:t>
+      <w:t>2026-04-26</w:t>
       <w:br/>
       <w:br/>
     </w:r>

--- a/klagomål/A 14339-2026 FSC-klagomål.docx
+++ b/klagomål/A 14339-2026 FSC-klagomål.docx
@@ -910,7 +910,7 @@
     <w:r>
       <w:tab/>
       <w:tab/>
-      <w:t>2026-04-26</w:t>
+      <w:t>2026-04-27</w:t>
       <w:br/>
       <w:br/>
     </w:r>

--- a/klagomål/A 14339-2026 FSC-klagomål.docx
+++ b/klagomål/A 14339-2026 FSC-klagomål.docx
@@ -910,7 +910,7 @@
     <w:r>
       <w:tab/>
       <w:tab/>
-      <w:t>2026-04-27</w:t>
+      <w:t>2026-04-28</w:t>
       <w:br/>
       <w:br/>
     </w:r>

--- a/klagomål/A 14339-2026 FSC-klagomål.docx
+++ b/klagomål/A 14339-2026 FSC-klagomål.docx
@@ -910,7 +910,7 @@
     <w:r>
       <w:tab/>
       <w:tab/>
-      <w:t>2026-04-28</w:t>
+      <w:t>2026-04-29</w:t>
       <w:br/>
       <w:br/>
     </w:r>

--- a/klagomål/A 14339-2026 FSC-klagomål.docx
+++ b/klagomål/A 14339-2026 FSC-klagomål.docx
@@ -910,7 +910,7 @@
     <w:r>
       <w:tab/>
       <w:tab/>
-      <w:t>2026-04-29</w:t>
+      <w:t>2026-04-30</w:t>
       <w:br/>
       <w:br/>
     </w:r>

--- a/klagomål/A 14339-2026 FSC-klagomål.docx
+++ b/klagomål/A 14339-2026 FSC-klagomål.docx
@@ -1222,7 +1222,7 @@
     <w:r>
       <w:tab/>
       <w:tab/>
-      <w:t>2026-05-16</w:t>
+      <w:t>2026-05-17</w:t>
       <w:br/>
       <w:br/>
     </w:r>

--- a/klagomål/A 14339-2026 FSC-klagomål.docx
+++ b/klagomål/A 14339-2026 FSC-klagomål.docx
@@ -1222,7 +1222,7 @@
     <w:r>
       <w:tab/>
       <w:tab/>
-      <w:t>2026-05-17</w:t>
+      <w:t>2026-05-18</w:t>
       <w:br/>
       <w:br/>
     </w:r>

--- a/klagomål/A 14339-2026 FSC-klagomål.docx
+++ b/klagomål/A 14339-2026 FSC-klagomål.docx
@@ -1222,7 +1222,7 @@
     <w:r>
       <w:tab/>
       <w:tab/>
-      <w:t>2026-05-18</w:t>
+      <w:t>2026-05-19</w:t>
       <w:br/>
       <w:br/>
     </w:r>

--- a/klagomål/A 14339-2026 FSC-klagomål.docx
+++ b/klagomål/A 14339-2026 FSC-klagomål.docx
@@ -1222,7 +1222,7 @@
     <w:r>
       <w:tab/>
       <w:tab/>
-      <w:t>2026-05-19</w:t>
+      <w:t>2026-05-20</w:t>
       <w:br/>
       <w:br/>
     </w:r>

--- a/klagomål/A 14339-2026 FSC-klagomål.docx
+++ b/klagomål/A 14339-2026 FSC-klagomål.docx
@@ -1222,7 +1222,7 @@
     <w:r>
       <w:tab/>
       <w:tab/>
-      <w:t>2026-05-20</w:t>
+      <w:t>2026-05-21</w:t>
       <w:br/>
       <w:br/>
     </w:r>

--- a/klagomål/A 14339-2026 FSC-klagomål.docx
+++ b/klagomål/A 14339-2026 FSC-klagomål.docx
@@ -1222,7 +1222,7 @@
     <w:r>
       <w:tab/>
       <w:tab/>
-      <w:t>2026-05-21</w:t>
+      <w:t>2026-05-22</w:t>
       <w:br/>
       <w:br/>
     </w:r>

--- a/klagomål/A 14339-2026 FSC-klagomål.docx
+++ b/klagomål/A 14339-2026 FSC-klagomål.docx
@@ -1222,7 +1222,7 @@
     <w:r>
       <w:tab/>
       <w:tab/>
-      <w:t>2026-05-22</w:t>
+      <w:t>2026-05-23</w:t>
       <w:br/>
       <w:br/>
     </w:r>

--- a/klagomål/A 14339-2026 FSC-klagomål.docx
+++ b/klagomål/A 14339-2026 FSC-klagomål.docx
@@ -1222,7 +1222,7 @@
     <w:r>
       <w:tab/>
       <w:tab/>
-      <w:t>2026-05-23</w:t>
+      <w:t>2026-05-24</w:t>
       <w:br/>
       <w:br/>
     </w:r>

--- a/klagomål/A 14339-2026 FSC-klagomål.docx
+++ b/klagomål/A 14339-2026 FSC-klagomål.docx
@@ -1222,7 +1222,7 @@
     <w:r>
       <w:tab/>
       <w:tab/>
-      <w:t>2026-05-24</w:t>
+      <w:t>2026-05-25</w:t>
       <w:br/>
       <w:br/>
     </w:r>

--- a/klagomål/A 14339-2026 FSC-klagomål.docx
+++ b/klagomål/A 14339-2026 FSC-klagomål.docx
@@ -1222,7 +1222,7 @@
     <w:r>
       <w:tab/>
       <w:tab/>
-      <w:t>2026-05-25</w:t>
+      <w:t>2026-05-26</w:t>
       <w:br/>
       <w:br/>
     </w:r>

--- a/klagomål/A 14339-2026 FSC-klagomål.docx
+++ b/klagomål/A 14339-2026 FSC-klagomål.docx
@@ -1222,7 +1222,7 @@
     <w:r>
       <w:tab/>
       <w:tab/>
-      <w:t>2026-05-26</w:t>
+      <w:t>2026-05-27</w:t>
       <w:br/>
       <w:br/>
     </w:r>

--- a/klagomål/A 14339-2026 FSC-klagomål.docx
+++ b/klagomål/A 14339-2026 FSC-klagomål.docx
@@ -1222,7 +1222,7 @@
     <w:r>
       <w:tab/>
       <w:tab/>
-      <w:t>2026-05-27</w:t>
+      <w:t>2026-05-28</w:t>
       <w:br/>
       <w:br/>
     </w:r>

--- a/klagomål/A 14339-2026 FSC-klagomål.docx
+++ b/klagomål/A 14339-2026 FSC-klagomål.docx
@@ -1222,7 +1222,7 @@
     <w:r>
       <w:tab/>
       <w:tab/>
-      <w:t>2026-05-28</w:t>
+      <w:t>2026-05-29</w:t>
       <w:br/>
       <w:br/>
     </w:r>

--- a/klagomål/A 14339-2026 FSC-klagomål.docx
+++ b/klagomål/A 14339-2026 FSC-klagomål.docx
@@ -1222,7 +1222,7 @@
     <w:r>
       <w:tab/>
       <w:tab/>
-      <w:t>2026-05-29</w:t>
+      <w:t>2026-05-30</w:t>
       <w:br/>
       <w:br/>
     </w:r>

--- a/klagomål/A 14339-2026 FSC-klagomål.docx
+++ b/klagomål/A 14339-2026 FSC-klagomål.docx
@@ -1222,7 +1222,7 @@
     <w:r>
       <w:tab/>
       <w:tab/>
-      <w:t>2026-05-30</w:t>
+      <w:t>2026-05-31</w:t>
       <w:br/>
       <w:br/>
     </w:r>

--- a/klagomål/A 14339-2026 FSC-klagomål.docx
+++ b/klagomål/A 14339-2026 FSC-klagomål.docx
@@ -1222,7 +1222,7 @@
     <w:r>
       <w:tab/>
       <w:tab/>
-      <w:t>2026-05-31</w:t>
+      <w:t>2026-06-01</w:t>
       <w:br/>
       <w:br/>
     </w:r>

--- a/klagomål/A 14339-2026 FSC-klagomål.docx
+++ b/klagomål/A 14339-2026 FSC-klagomål.docx
@@ -1222,7 +1222,7 @@
     <w:r>
       <w:tab/>
       <w:tab/>
-      <w:t>2026-06-01</w:t>
+      <w:t>2026-06-02</w:t>
       <w:br/>
       <w:br/>
     </w:r>

--- a/klagomål/A 14339-2026 FSC-klagomål.docx
+++ b/klagomål/A 14339-2026 FSC-klagomål.docx
@@ -1222,7 +1222,7 @@
     <w:r>
       <w:tab/>
       <w:tab/>
-      <w:t>2026-06-02</w:t>
+      <w:t>2026-06-03</w:t>
       <w:br/>
       <w:br/>
     </w:r>

--- a/klagomål/A 14339-2026 FSC-klagomål.docx
+++ b/klagomål/A 14339-2026 FSC-klagomål.docx
@@ -1222,7 +1222,7 @@
     <w:r>
       <w:tab/>
       <w:tab/>
-      <w:t>2026-06-03</w:t>
+      <w:t>2026-06-04</w:t>
       <w:br/>
       <w:br/>
     </w:r>

--- a/klagomål/A 14339-2026 FSC-klagomål.docx
+++ b/klagomål/A 14339-2026 FSC-klagomål.docx
@@ -1222,7 +1222,7 @@
     <w:r>
       <w:tab/>
       <w:tab/>
-      <w:t>2026-06-04</w:t>
+      <w:t>2026-06-05</w:t>
       <w:br/>
       <w:br/>
     </w:r>

--- a/klagomål/A 14339-2026 FSC-klagomål.docx
+++ b/klagomål/A 14339-2026 FSC-klagomål.docx
@@ -1222,7 +1222,7 @@
     <w:r>
       <w:tab/>
       <w:tab/>
-      <w:t>2026-06-05</w:t>
+      <w:t>2026-06-06</w:t>
       <w:br/>
       <w:br/>
     </w:r>

--- a/klagomål/A 14339-2026 FSC-klagomål.docx
+++ b/klagomål/A 14339-2026 FSC-klagomål.docx
@@ -1222,7 +1222,7 @@
     <w:r>
       <w:tab/>
       <w:tab/>
-      <w:t>2026-06-06</w:t>
+      <w:t>2026-06-07</w:t>
       <w:br/>
       <w:br/>
     </w:r>

--- a/klagomål/A 14339-2026 FSC-klagomål.docx
+++ b/klagomål/A 14339-2026 FSC-klagomål.docx
@@ -1222,7 +1222,7 @@
     <w:r>
       <w:tab/>
       <w:tab/>
-      <w:t>2026-06-07</w:t>
+      <w:t>2026-06-08</w:t>
       <w:br/>
       <w:br/>
     </w:r>

--- a/klagomål/A 14339-2026 FSC-klagomål.docx
+++ b/klagomål/A 14339-2026 FSC-klagomål.docx
@@ -1222,7 +1222,7 @@
     <w:r>
       <w:tab/>
       <w:tab/>
-      <w:t>2026-06-08</w:t>
+      <w:t>2026-06-09</w:t>
       <w:br/>
       <w:br/>
     </w:r>

--- a/klagomål/A 14339-2026 FSC-klagomål.docx
+++ b/klagomål/A 14339-2026 FSC-klagomål.docx
@@ -1222,7 +1222,7 @@
     <w:r>
       <w:tab/>
       <w:tab/>
-      <w:t>2026-06-09</w:t>
+      <w:t>2026-06-10</w:t>
       <w:br/>
       <w:br/>
     </w:r>

--- a/klagomål/A 14339-2026 FSC-klagomål.docx
+++ b/klagomål/A 14339-2026 FSC-klagomål.docx
@@ -1222,7 +1222,7 @@
     <w:r>
       <w:tab/>
       <w:tab/>
-      <w:t>2026-06-10</w:t>
+      <w:t>2026-06-11</w:t>
       <w:br/>
       <w:br/>
     </w:r>

--- a/klagomål/A 14339-2026 FSC-klagomål.docx
+++ b/klagomål/A 14339-2026 FSC-klagomål.docx
@@ -1222,7 +1222,7 @@
     <w:r>
       <w:tab/>
       <w:tab/>
-      <w:t>2026-06-11</w:t>
+      <w:t>2026-06-12</w:t>
       <w:br/>
       <w:br/>
     </w:r>

--- a/klagomål/A 14339-2026 FSC-klagomål.docx
+++ b/klagomål/A 14339-2026 FSC-klagomål.docx
@@ -1222,7 +1222,7 @@
     <w:r>
       <w:tab/>
       <w:tab/>
-      <w:t>2026-06-12</w:t>
+      <w:t>2026-06-13</w:t>
       <w:br/>
       <w:br/>
     </w:r>

--- a/klagomål/A 14339-2026 FSC-klagomål.docx
+++ b/klagomål/A 14339-2026 FSC-klagomål.docx
@@ -1222,7 +1222,7 @@
     <w:r>
       <w:tab/>
       <w:tab/>
-      <w:t>2026-06-13</w:t>
+      <w:t>2026-06-14</w:t>
       <w:br/>
       <w:br/>
     </w:r>

--- a/klagomål/A 14339-2026 FSC-klagomål.docx
+++ b/klagomål/A 14339-2026 FSC-klagomål.docx
@@ -1222,7 +1222,7 @@
     <w:r>
       <w:tab/>
       <w:tab/>
-      <w:t>2026-06-15</w:t>
+      <w:t>2026-06-16</w:t>
       <w:br/>
       <w:br/>
     </w:r>

--- a/klagomål/A 14339-2026 FSC-klagomål.docx
+++ b/klagomål/A 14339-2026 FSC-klagomål.docx
@@ -1222,7 +1222,7 @@
     <w:r>
       <w:tab/>
       <w:tab/>
-      <w:t>2026-06-16</w:t>
+      <w:t>2026-06-17</w:t>
       <w:br/>
       <w:br/>
     </w:r>

--- a/klagomål/A 14339-2026 FSC-klagomål.docx
+++ b/klagomål/A 14339-2026 FSC-klagomål.docx
@@ -1,6 +1,6 @@
 
 <file path=word/document.xml><?xml version="1.0" encoding="utf-8"?>
-<w:document xmlns:wpc="http://schemas.microsoft.com/office/word/2010/wordprocessingCanvas" xmlns:cx="http://schemas.microsoft.com/office/drawing/2014/chartex" xmlns:cx1="http://schemas.microsoft.com/office/drawing/2015/9/8/chartex" xmlns:cx2="http://schemas.microsoft.com/office/drawing/2015/10/21/chartex" xmlns:cx3="http://schemas.microsoft.com/office/drawing/2016/5/9/chartex" xmlns:cx4="http://schemas.microsoft.com/office/drawing/2016/5/10/chartex" xmlns:cx5="http://schemas.microsoft.com/office/drawing/2016/5/11/chartex" xmlns:cx6="http://schemas.microsoft.com/office/drawing/2016/5/12/chartex" xmlns:cx7="http://schemas.microsoft.com/office/drawing/2016/5/13/chartex" xmlns:cx8="http://schemas.microsoft.com/office/drawing/2016/5/14/chartex" xmlns:mc="http://schemas.openxmlformats.org/markup-compatibility/2006" xmlns:aink="http://schemas.microsoft.com/office/drawing/2016/ink" xmlns:am3d="http://schemas.microsoft.com/office/drawing/2017/model3d" xmlns:o="urn:schemas-microsoft-com:office:office" xmlns:oel="http://schemas.microsoft.com/office/2019/extlst" xmlns:r="http://schemas.openxmlformats.org/officeDocument/2006/relationships" xmlns:m="http://schemas.openxmlformats.org/officeDocument/2006/math" xmlns:v="urn:schemas-microsoft-com:vml" xmlns:wp14="http://schemas.microsoft.com/office/word/2010/wordprocessingDrawing" xmlns:wp="http://schemas.openxmlformats.org/drawingml/2006/wordprocessingDrawing" xmlns:w10="urn:schemas-microsoft-com:office:word" xmlns:w="http://schemas.openxmlformats.org/wordprocessingml/2006/main" xmlns:w14="http://schemas.microsoft.com/office/word/2010/wordml" xmlns:w15="http://schemas.microsoft.com/office/word/2012/wordml" xmlns:w16cex="http://schemas.microsoft.com/office/word/2018/wordml/cex" xmlns:w16cid="http://schemas.microsoft.com/office/word/2016/wordml/cid" xmlns:w16="http://schemas.microsoft.com/office/word/2018/wordml" xmlns:w16sdtdh="http://schemas.microsoft.com/office/word/2020/wordml/sdtdatahash" xmlns:w16se="http://schemas.microsoft.com/office/word/2015/wordml/symex" xmlns:wpg="http://schemas.microsoft.com/office/word/2010/wordprocessingGroup" xmlns:wpi="http://schemas.microsoft.com/office/word/2010/wordprocessingInk" xmlns:wne="http://schemas.microsoft.com/office/word/2006/wordml" xmlns:wps="http://schemas.microsoft.com/office/word/2010/wordprocessingShape" mc:Ignorable="w14 w15 w16se w16cid w16 w16cex w16sdtdh wp14">
+<w:document xmlns:wpc="http://schemas.microsoft.com/office/word/2010/wordprocessingCanvas" xmlns:cx="http://schemas.microsoft.com/office/drawing/2014/chartex" xmlns:cx1="http://schemas.microsoft.com/office/drawing/2015/9/8/chartex" xmlns:cx2="http://schemas.microsoft.com/office/drawing/2015/10/21/chartex" xmlns:cx3="http://schemas.microsoft.com/office/drawing/2016/5/9/chartex" xmlns:cx4="http://schemas.microsoft.com/office/drawing/2016/5/10/chartex" xmlns:cx5="http://schemas.microsoft.com/office/drawing/2016/5/11/chartex" xmlns:cx6="http://schemas.microsoft.com/office/drawing/2016/5/12/chartex" xmlns:cx7="http://schemas.microsoft.com/office/drawing/2016/5/13/chartex" xmlns:cx8="http://schemas.microsoft.com/office/drawing/2016/5/14/chartex" xmlns:mc="http://schemas.openxmlformats.org/markup-compatibility/2006" xmlns:aink="http://schemas.microsoft.com/office/drawing/2016/ink" xmlns:am3d="http://schemas.microsoft.com/office/drawing/2017/model3d" xmlns:o="urn:schemas-microsoft-com:office:office" xmlns:oel="http://schemas.microsoft.com/office/2019/extlst" xmlns:r="http://schemas.openxmlformats.org/officeDocument/2006/relationships" xmlns:m="http://schemas.openxmlformats.org/officeDocument/2006/math" xmlns:v="urn:schemas-microsoft-com:vml" xmlns:wp14="http://schemas.microsoft.com/office/word/2010/wordprocessingDrawing" xmlns:wp="http://schemas.openxmlformats.org/drawingml/2006/wordprocessingDrawing" xmlns:w10="urn:schemas-microsoft-com:office:word" xmlns:w="http://schemas.openxmlformats.org/wordprocessingml/2006/main" xmlns:w14="http://schemas.microsoft.com/office/word/2010/wordml" xmlns:w15="http://schemas.microsoft.com/office/word/2012/wordml" xmlns:w16cex="http://schemas.microsoft.com/office/word/2018/wordml/cex" xmlns:w16cid="http://schemas.microsoft.com/office/word/2016/wordml/cid" xmlns:w16="http://schemas.microsoft.com/office/word/2018/wordml" xmlns:w16du="http://schemas.microsoft.com/office/word/2023/wordml/word16du" xmlns:w16sdtdh="http://schemas.microsoft.com/office/word/2020/wordml/sdtdatahash" xmlns:w16sdtfl="http://schemas.microsoft.com/office/word/2024/wordml/sdtformatlock" xmlns:w16se="http://schemas.microsoft.com/office/word/2015/wordml/symex" xmlns:wpg="http://schemas.microsoft.com/office/word/2010/wordprocessingGroup" xmlns:wpi="http://schemas.microsoft.com/office/word/2010/wordprocessingInk" xmlns:wne="http://schemas.microsoft.com/office/word/2006/wordml" xmlns:wps="http://schemas.microsoft.com/office/word/2010/wordprocessingShape" mc:Ignorable="w14 w15 w16se w16cid w16 w16cex w16sdtdh w16sdtfl w16du wp14">
   <w:body>
     <w:p>
       <w:r>
@@ -168,7 +168,7 @@
     </w:p>
     <w:p>
       <w:r>
-        <w:t>Detta dokument behandlar höga naturvärden i avverkningsanmälan A 14339-2026 i Karlskoga kommun. Denna avverkningsanmälan inkom 2026-03-19 07:50:50 och omfattar 6,2 ha.</w:t>
+        <w:t>Detta dokument behandlar höga naturvärden i avverkningsanmälan A 14339-2026 i Karlskoga kommun som inkom 2026-03-19 och omfattar 6,2 ha.</w:t>
       </w:r>
     </w:p>
     <w:p>
@@ -191,12 +191,15 @@
     </w:p>
     <w:p>
       <w:r>
-        <w:t>I avverkningsanmälan har följande 14 naturvårdsarter hittats: garnlav (NT), grönhjon (NT), smålom (NT, §4), spillkråka (NT, §4), tallkötticka (NT), talltita (NT, §4), vedflamlav (NT), vedskivlav (NT), blodticka (S), dropptaggsvamp (S), gullgröppa (S), vedticka (S), tjäder (§4) och mattlummer (§9). Av dessa är 8 rödlistade. För rödlistade arter har rödlistekategorin angivits inom parentes. Arter som är signalarter enligt Skogsstyrelsen har markerats med (S). För fridlysta arter anges även paragrafen i Artskyddsförordningen som arten är fridlyst enligt.</w:t>
+        <w:t>I och inom 21 meter från avverkningsanmälan har följande 14 naturvårdsarter hittats: garnlav (VU, T), dropptaggsvamp (NT, T), grönhjon (NT), tallkötticka (NT), talltita (NT, §4), vedflamlav (NT), vedskivlav (NT, T), blodticka (S, T), gullgröppa (S), vedticka (S, T), mattlummer (T, §9), spillkråka (T, §4), tjäder (T, §4) och smålom (§4). Av dessa är 7 rödlistade. För rödlistade arter har rödlistekategorin angivits inom parentes. Arter som är signalarter enligt Skogsstyrelsen har markerats med (S). Typiska arter inom Natura 2000 som är kopplade till skogsekosystem har markerats med (T). För fridlysta arter anges även paragrafen i Artskyddsförordningen som arten är fridlyst enligt.</w:t>
       </w:r>
     </w:p>
     <w:p>
       <w:r>
-        <w:t>De påträffade naturvårdsarterna är ett tydligt kvitto på att detta rör sig om en skog med höga naturvärden. I Figur 1 visas en karta över det avverkningsanmälda området, där samtliga fyndplatser för naturvårdsarter som finns registrerade på Artportalen har markerats.</w:t>
+        <w:t>De påträffade naturvårdsarterna är ett tydligt kvitto på att det rör sig om en skog med höga naturvärden.</w:t>
+      </w:r>
+      <w:r>
+        <w:t xml:space="preserve"> I Figur 1 visas fyndplatser för naturvårdsarter i området, som finns registrerade på Artportalen.</w:t>
       </w:r>
     </w:p>
     <w:p>
@@ -206,7 +209,7 @@
       <w:r>
         <w:drawing>
           <wp:inline xmlns:a="http://schemas.openxmlformats.org/drawingml/2006/main" xmlns:pic="http://schemas.openxmlformats.org/drawingml/2006/picture">
-            <wp:extent cx="5486400" cy="7961000"/>
+            <wp:extent cx="4180973" cy="5688000"/>
             <wp:docPr id="1" name="Picture 1"/>
             <wp:cNvGraphicFramePr>
               <a:graphicFrameLocks noChangeAspect="1"/>
@@ -227,7 +230,7 @@
                   <pic:spPr>
                     <a:xfrm>
                       <a:off x="0" y="0"/>
-                      <a:ext cx="5486400" cy="7961000"/>
+                      <a:ext cx="4180973" cy="5688000"/>
                     </a:xfrm>
                     <a:prstGeom prst="rect"/>
                   </pic:spPr>
@@ -241,9 +244,139 @@
     <w:p>
       <w:pPr>
         <w:pStyle w:val="Caption"/>
+        <w:spacing w:after="240"/>
       </w:pPr>
       <w:r>
-        <w:t>Figur 1. Fyndplatser för naturvårdsarter i det avverkningsanmälda området (röd linje). Markörer utan svart kant är placerade på fyndplatsen. Markörer med svart kant är placerade vid sidan av fyndplatsen och har ett svart streck som visar fyndplatsens exakta position. Kartans mittpunktskoordinat är N 6587633, E 478791 i SWEREF 99 TM.</w:t>
+        <w:t>Figur 1. Fyndplatser för naturvårdsarter i och inom 21 meter från avverkningsanmälan (röd linje). Markörer utan svart kant är placerade på fyndplatsen. Markörer med svart kant är placerade vid sidan av fyndplatsen och har ett svart streck som visar fyndplatsens exakta position. Kartans mittpunktskoordinat är N 6587633, E 478791 i SWEREF 99 TM.</w:t>
+      </w:r>
+    </w:p>
+    <w:p>
+      <w:pPr>
+        <w:pStyle w:val="Heading2"/>
+      </w:pPr>
+      <w:r>
+        <w:t>Fridlysta arter</w:t>
+      </w:r>
+    </w:p>
+    <w:p>
+      <w:r>
+        <w:t>Följande fridlysta arter har sina livsmiljöer och växtplatser i den avverkningsanmälda skogen: talltita (NT, §4), mattlummer (T, §9), spillkråka (T, §4), tjäder (T, §4) och smålom (§4).</w:t>
+      </w:r>
+    </w:p>
+    <w:p>
+      <w:r>
+        <w:t xml:space="preserve">Observera att medlemsländerna är skyldiga att agera i enlighet med EU:s fågeldirektiv där det uttryckligen står att direktivet gäller för fåglar samt för deras ägg, bon och </w:t>
+      </w:r>
+      <w:r>
+        <w:rPr>
+          <w:b/>
+        </w:rPr>
+        <w:t xml:space="preserve">livsmiljöer </w:t>
+      </w:r>
+      <w:r>
+        <w:t>(artikel 1). Vidare att de åtgärder som vidtas inte får leda till en försämring av den nuvarande situationen beträffande bevarandet av de fågelarter som avses i artikel 1 (artikel 13). Fågeldirektivet är styrande för tillsynsansvariga myndigheters ärendehantering, ställningstaganden och beslutsfattande.</w:t>
+      </w:r>
+    </w:p>
+    <w:p>
+      <w:r>
+        <w:rPr>
+          <w:b/>
+        </w:rPr>
+        <w:t>Mattlummer (§9)</w:t>
+      </w:r>
+      <w:r>
+        <w:t xml:space="preserve"> är typisk art för </w:t>
+      </w:r>
+      <w:r>
+        <w:rPr>
+          <w:i/>
+        </w:rPr>
+        <w:t xml:space="preserve">9010 Taiga </w:t>
+      </w:r>
+      <w:r>
+        <w:t>(SLU Artdatabanken, 2025).</w:t>
+      </w:r>
+    </w:p>
+    <w:p>
+      <w:r>
+        <w:rPr>
+          <w:b/>
+        </w:rPr>
+        <w:t>Spillkråka (§4)</w:t>
+      </w:r>
+      <w:r>
+        <w:t xml:space="preserve"> omfattas av bilaga 1 i EU:s fågeldirektiv och är typisk art för </w:t>
+      </w:r>
+      <w:r>
+        <w:rPr>
+          <w:i/>
+        </w:rPr>
+        <w:t xml:space="preserve">9010 Taiga </w:t>
+      </w:r>
+      <w:r>
+        <w:t>och</w:t>
+      </w:r>
+      <w:r>
+        <w:rPr>
+          <w:i/>
+        </w:rPr>
+        <w:t xml:space="preserve"> 9740 Skogsbevuxen myr</w:t>
+      </w:r>
+      <w:r>
+        <w:t>. Den behöver grova träd, främst tall, asp och bok som boträd. Skogsbruk med korta omloppstider och täta, homogena ungskogar utgör det största hotet. Spillkråka är en nyckelart i skogliga miljöer vars övergivna bohål utnyttjas av flera andra hålhäckande fågelarter och fladdermöss, däribland pärluggla (EN, §4), knipa (§4), salskrake (§4) och skogsduva (§4). Hökuggla (VU, §4) och slaguggla (§4) häckar ofta i högstubbar som brutits av i höjd med ett gammalt spillkråkebo (SLU Artdatabanken, 2026; Skogsstyrelsen, 2016).</w:t>
+      </w:r>
+    </w:p>
+    <w:p>
+      <w:r>
+        <w:rPr>
+          <w:b/>
+        </w:rPr>
+        <w:t>Talltita (NT, §4)</w:t>
+      </w:r>
+      <w:r>
+        <w:t>, rödlistad som nära hotad och prioriterad art i Skogsvårdslagen, har häckningsrevir i anmälan. Arten har minskat kraftigt de senaste 30 åren och minskningstakten innevarande 10-årsperiod beräknas till 20 (10–30) %. Talltitan är synnerligen trogen sitt cirka 15 hektar stora revir och är beroende av flerskiktade olikåldriga skogar för att kunna föda upp sina ungar. Talltitan försvinner om dess livsmiljö kalavverkas (Eggers &amp; Low, 2014; Ekman, 1979; Griesser et al, 2007; Klein, 2020; Siffczyk et al, 2003; SLU Artdatabanken, 2021).</w:t>
+      </w:r>
+    </w:p>
+    <w:p>
+      <w:r>
+        <w:rPr>
+          <w:b/>
+        </w:rPr>
+        <w:t>Tjäder (§4)</w:t>
+      </w:r>
+      <w:r>
+        <w:t xml:space="preserve"> omfattas av bilaga 1 och 2 EU:s fågeldirektiv och är typisk art för </w:t>
+      </w:r>
+      <w:r>
+        <w:rPr>
+          <w:i/>
+        </w:rPr>
+        <w:t xml:space="preserve">9010 Taiga </w:t>
+      </w:r>
+      <w:r>
+        <w:t xml:space="preserve">och </w:t>
+      </w:r>
+      <w:r>
+        <w:rPr>
+          <w:i/>
+        </w:rPr>
+        <w:t>9740 Skogsbevuxen myr</w:t>
+      </w:r>
+      <w:r>
+        <w:t>. Tjädern är en utpräglad skogsfågel knuten till större sammanhängande barrskogsområden. Tupparna och hönorna utnyttjar till viss del olika miljöer, och habitatvalet varierar dessutom mellan olika delar av året. För att det ska finnas livskraftiga tjäderbestånd krävs funktionella skogslandskap med en blandning av uppvuxen, gles och luckig skog, täta sumpskogar, myrar och andra små våtmarker. Arten försvinner när skogen fragmenteras och den sammanlagda arealen hyggen och andra öppna områden blir för stor. Ett småskaligt och försiktigt virkesuttag genom hyggesfria metoder kan i vissa fall vara möjligt i området inom 200 m från lekcentrum. Längre ut från lekcentrum, inom 200–500 m bör den avverkade ytan inte överskrida 1 hektar för att undvika alltför stora och snabba förändringar (Skogsstyrelsen, 2019; SLU Artdatabanken, 2024).</w:t>
+      </w:r>
+    </w:p>
+    <w:p>
+      <w:r>
+        <w:t>I BILAGA 1 finns mer detaljerad information om ekologi samt krav på livsmiljö hos fridlysta arter.</w:t>
+      </w:r>
+    </w:p>
+    <w:p>
+      <w:pPr>
+        <w:pStyle w:val="Heading2"/>
+      </w:pPr>
+      <w:r>
+        <w:t>Övriga naturvårdsarter</w:t>
       </w:r>
     </w:p>
     <w:p>
@@ -411,127 +544,6 @@
         <w:pStyle w:val="Heading1"/>
       </w:pPr>
       <w:r>
-        <w:t>Fridlysta arter</w:t>
-      </w:r>
-    </w:p>
-    <w:p>
-      <w:r>
-        <w:t>Följande fridlysta arter har sina livsmiljöer och växtplatser i den avverkningsanmälda skogen: smålom (NT, §4), spillkråka (NT, §4), talltita (NT, §4), tjäder (§4) och mattlummer (§9).</w:t>
-      </w:r>
-    </w:p>
-    <w:p>
-      <w:r>
-        <w:t xml:space="preserve">Observera att medlemsländerna är skyldiga att agera i enlighet med EU:s fågeldirektiv där det uttryckligen står att direktivet gäller för fåglar samt för deras ägg, bon och </w:t>
-      </w:r>
-      <w:r>
-        <w:rPr>
-          <w:b/>
-        </w:rPr>
-        <w:t xml:space="preserve">livsmiljöer </w:t>
-      </w:r>
-      <w:r>
-        <w:t>(artikel 1). Vidare att de åtgärder som vidtas inte får leda till en försämring av den nuvarande situationen beträffande bevarandet av de fågelarter som avses i artikel 1 (artikel 13). Fågeldirektivet är styrande för tillsynsansvariga myndigheters ärendehantering, ställningstaganden och beslutsfattande.</w:t>
-      </w:r>
-    </w:p>
-    <w:p>
-      <w:r>
-        <w:rPr>
-          <w:b/>
-        </w:rPr>
-        <w:t>Mattlummer (§9)</w:t>
-      </w:r>
-      <w:r>
-        <w:t xml:space="preserve"> är typisk art för </w:t>
-      </w:r>
-      <w:r>
-        <w:rPr>
-          <w:i/>
-        </w:rPr>
-        <w:t xml:space="preserve">9010 Taiga </w:t>
-      </w:r>
-      <w:r>
-        <w:t>(SLU Artdatabanken, 2025).</w:t>
-      </w:r>
-    </w:p>
-    <w:p>
-      <w:r>
-        <w:rPr>
-          <w:b/>
-        </w:rPr>
-        <w:t>Spillkråka (§4)</w:t>
-      </w:r>
-      <w:r>
-        <w:t xml:space="preserve"> omfattas av bilaga 1 i EU:s fågeldirektiv och är typisk art för </w:t>
-      </w:r>
-      <w:r>
-        <w:rPr>
-          <w:i/>
-        </w:rPr>
-        <w:t xml:space="preserve">9010 Taiga </w:t>
-      </w:r>
-      <w:r>
-        <w:t>och</w:t>
-      </w:r>
-      <w:r>
-        <w:rPr>
-          <w:i/>
-        </w:rPr>
-        <w:t xml:space="preserve"> 9740 Skogsbevuxen myr</w:t>
-      </w:r>
-      <w:r>
-        <w:t>. Den behöver grova träd, främst tall, asp och bok som boträd. Skogsbruk med korta omloppstider och täta, homogena ungskogar utgör det största hotet. Spillkråka är en nyckelart i skogliga miljöer vars övergivna bohål utnyttjas av flera andra hålhäckande fågelarter och fladdermöss, däribland pärluggla (EN, §4), knipa (§4), salskrake (§4) och skogsduva (§4). Hökuggla (VU, §4) och slaguggla (§4) häckar ofta i högstubbar som brutits av i höjd med ett gammalt spillkråkebo (SLU Artdatabanken, 2026; Skogsstyrelsen, 2016).</w:t>
-      </w:r>
-    </w:p>
-    <w:p>
-      <w:r>
-        <w:rPr>
-          <w:b/>
-        </w:rPr>
-        <w:t>Talltita (NT, §4)</w:t>
-      </w:r>
-      <w:r>
-        <w:t>, rödlistad som nära hotad och prioriterad art i Skogsvårdslagen, har häckningsrevir i anmälan. Arten har minskat kraftigt de senaste 30 åren och minskningstakten innevarande 10-årsperiod beräknas till 20 (10–30) %. Talltitan är synnerligen trogen sitt cirka 15 hektar stora revir och är beroende av flerskiktade olikåldriga skogar för att kunna föda upp sina ungar. Talltitan försvinner om dess livsmiljö kalavverkas (Eggers &amp; Low, 2014; Ekman, 1979; Griesser et al, 2007; Klein, 2020; Siffczyk et al, 2003; SLU Artdatabanken, 2021).</w:t>
-      </w:r>
-    </w:p>
-    <w:p>
-      <w:r>
-        <w:rPr>
-          <w:b/>
-        </w:rPr>
-        <w:t>Tjäder (§4)</w:t>
-      </w:r>
-      <w:r>
-        <w:t xml:space="preserve"> omfattas av bilaga 1 och 2 EU:s fågeldirektiv och är typisk art för </w:t>
-      </w:r>
-      <w:r>
-        <w:rPr>
-          <w:i/>
-        </w:rPr>
-        <w:t xml:space="preserve">9010 Taiga </w:t>
-      </w:r>
-      <w:r>
-        <w:t xml:space="preserve">och </w:t>
-      </w:r>
-      <w:r>
-        <w:rPr>
-          <w:i/>
-        </w:rPr>
-        <w:t>9740 Skogsbevuxen myr</w:t>
-      </w:r>
-      <w:r>
-        <w:t>. Tjädern är en utpräglad skogsfågel knuten till större sammanhängande barrskogsområden. Tupparna och hönorna utnyttjar till viss del olika miljöer, och habitatvalet varierar dessutom mellan olika delar av året. För att det ska finnas livskraftiga tjäderbestånd krävs funktionella skogslandskap med en blandning av uppvuxen, gles och luckig skog, täta sumpskogar, myrar och andra små våtmarker. Arten försvinner när skogen fragmenteras och den sammanlagda arealen hyggen och andra öppna områden blir för stor. Ett småskaligt och försiktigt virkesuttag genom hyggesfria metoder kan i vissa fall vara möjligt i området inom 200 m från lekcentrum. Längre ut från lekcentrum, inom 200–500 m bör den avverkade ytan inte överskrida 1 hektar för att undvika alltför stora och snabba förändringar (Skogsstyrelsen, 2019; SLU Artdatabanken, 2024).</w:t>
-      </w:r>
-    </w:p>
-    <w:p>
-      <w:r>
-        <w:t>I BILAGA 1 finns mer detaljerad information om ekologi samt krav på livsmiljö hos fridlysta arter.</w:t>
-      </w:r>
-    </w:p>
-    <w:p>
-      <w:pPr>
-        <w:pStyle w:val="Heading1"/>
-      </w:pPr>
-      <w:r>
         <w:t>Certifiering</w:t>
       </w:r>
     </w:p>
@@ -633,7 +645,7 @@
         <w:rPr>
           <w:i/>
         </w:rPr>
-        <w:t>I det avverkningsanmälda skogsområdet har 14 naturvårdsarter varav 8 rödlistade arter sina livsmiljöer och växtplatser.</w:t>
+        <w:t>I det avverkningsanmälda skogsområdet har 14 naturvårdsarter varav 7 rödlistade arter sina livsmiljöer och växtplatser.</w:t>
       </w:r>
     </w:p>
     <w:p>
@@ -1112,7 +1124,7 @@
 </file>
 
 <file path=word/endnotes.xml><?xml version="1.0" encoding="utf-8"?>
-<w:endnotes xmlns:wpc="http://schemas.microsoft.com/office/word/2010/wordprocessingCanvas" xmlns:cx="http://schemas.microsoft.com/office/drawing/2014/chartex" xmlns:cx1="http://schemas.microsoft.com/office/drawing/2015/9/8/chartex" xmlns:cx2="http://schemas.microsoft.com/office/drawing/2015/10/21/chartex" xmlns:cx3="http://schemas.microsoft.com/office/drawing/2016/5/9/chartex" xmlns:cx4="http://schemas.microsoft.com/office/drawing/2016/5/10/chartex" xmlns:cx5="http://schemas.microsoft.com/office/drawing/2016/5/11/chartex" xmlns:cx6="http://schemas.microsoft.com/office/drawing/2016/5/12/chartex" xmlns:cx7="http://schemas.microsoft.com/office/drawing/2016/5/13/chartex" xmlns:cx8="http://schemas.microsoft.com/office/drawing/2016/5/14/chartex" xmlns:mc="http://schemas.openxmlformats.org/markup-compatibility/2006" xmlns:aink="http://schemas.microsoft.com/office/drawing/2016/ink" xmlns:am3d="http://schemas.microsoft.com/office/drawing/2017/model3d" xmlns:o="urn:schemas-microsoft-com:office:office" xmlns:oel="http://schemas.microsoft.com/office/2019/extlst" xmlns:r="http://schemas.openxmlformats.org/officeDocument/2006/relationships" xmlns:m="http://schemas.openxmlformats.org/officeDocument/2006/math" xmlns:v="urn:schemas-microsoft-com:vml" xmlns:wp14="http://schemas.microsoft.com/office/word/2010/wordprocessingDrawing" xmlns:wp="http://schemas.openxmlformats.org/drawingml/2006/wordprocessingDrawing" xmlns:w10="urn:schemas-microsoft-com:office:word" xmlns:w="http://schemas.openxmlformats.org/wordprocessingml/2006/main" xmlns:w14="http://schemas.microsoft.com/office/word/2010/wordml" xmlns:w15="http://schemas.microsoft.com/office/word/2012/wordml" xmlns:w16cex="http://schemas.microsoft.com/office/word/2018/wordml/cex" xmlns:w16cid="http://schemas.microsoft.com/office/word/2016/wordml/cid" xmlns:w16="http://schemas.microsoft.com/office/word/2018/wordml" xmlns:w16sdtdh="http://schemas.microsoft.com/office/word/2020/wordml/sdtdatahash" xmlns:w16se="http://schemas.microsoft.com/office/word/2015/wordml/symex" xmlns:wpg="http://schemas.microsoft.com/office/word/2010/wordprocessingGroup" xmlns:wpi="http://schemas.microsoft.com/office/word/2010/wordprocessingInk" xmlns:wne="http://schemas.microsoft.com/office/word/2006/wordml" xmlns:wps="http://schemas.microsoft.com/office/word/2010/wordprocessingShape" mc:Ignorable="w14 w15 w16se w16cid w16 w16cex w16sdtdh wp14">
+<w:endnotes xmlns:wpc="http://schemas.microsoft.com/office/word/2010/wordprocessingCanvas" xmlns:cx="http://schemas.microsoft.com/office/drawing/2014/chartex" xmlns:cx1="http://schemas.microsoft.com/office/drawing/2015/9/8/chartex" xmlns:cx2="http://schemas.microsoft.com/office/drawing/2015/10/21/chartex" xmlns:cx3="http://schemas.microsoft.com/office/drawing/2016/5/9/chartex" xmlns:cx4="http://schemas.microsoft.com/office/drawing/2016/5/10/chartex" xmlns:cx5="http://schemas.microsoft.com/office/drawing/2016/5/11/chartex" xmlns:cx6="http://schemas.microsoft.com/office/drawing/2016/5/12/chartex" xmlns:cx7="http://schemas.microsoft.com/office/drawing/2016/5/13/chartex" xmlns:cx8="http://schemas.microsoft.com/office/drawing/2016/5/14/chartex" xmlns:mc="http://schemas.openxmlformats.org/markup-compatibility/2006" xmlns:aink="http://schemas.microsoft.com/office/drawing/2016/ink" xmlns:am3d="http://schemas.microsoft.com/office/drawing/2017/model3d" xmlns:o="urn:schemas-microsoft-com:office:office" xmlns:oel="http://schemas.microsoft.com/office/2019/extlst" xmlns:r="http://schemas.openxmlformats.org/officeDocument/2006/relationships" xmlns:m="http://schemas.openxmlformats.org/officeDocument/2006/math" xmlns:v="urn:schemas-microsoft-com:vml" xmlns:wp14="http://schemas.microsoft.com/office/word/2010/wordprocessingDrawing" xmlns:wp="http://schemas.openxmlformats.org/drawingml/2006/wordprocessingDrawing" xmlns:w10="urn:schemas-microsoft-com:office:word" xmlns:w="http://schemas.openxmlformats.org/wordprocessingml/2006/main" xmlns:w14="http://schemas.microsoft.com/office/word/2010/wordml" xmlns:w15="http://schemas.microsoft.com/office/word/2012/wordml" xmlns:w16cex="http://schemas.microsoft.com/office/word/2018/wordml/cex" xmlns:w16cid="http://schemas.microsoft.com/office/word/2016/wordml/cid" xmlns:w16="http://schemas.microsoft.com/office/word/2018/wordml" xmlns:w16du="http://schemas.microsoft.com/office/word/2023/wordml/word16du" xmlns:w16sdtdh="http://schemas.microsoft.com/office/word/2020/wordml/sdtdatahash" xmlns:w16sdtfl="http://schemas.microsoft.com/office/word/2024/wordml/sdtformatlock" xmlns:w16se="http://schemas.microsoft.com/office/word/2015/wordml/symex" xmlns:wpg="http://schemas.microsoft.com/office/word/2010/wordprocessingGroup" xmlns:wpi="http://schemas.microsoft.com/office/word/2010/wordprocessingInk" xmlns:wne="http://schemas.microsoft.com/office/word/2006/wordml" xmlns:wps="http://schemas.microsoft.com/office/word/2010/wordprocessingShape" mc:Ignorable="w14 w15 w16se w16cid w16 w16cex w16sdtdh w16sdtfl w16du wp14">
   <w:endnote w:type="separator" w:id="-1">
     <w:p>
       <w:pPr>
@@ -1137,7 +1149,7 @@
 </file>
 
 <file path=word/footer1.xml><?xml version="1.0" encoding="utf-8"?>
-<w:ftr xmlns:wpc="http://schemas.microsoft.com/office/word/2010/wordprocessingCanvas" xmlns:cx="http://schemas.microsoft.com/office/drawing/2014/chartex" xmlns:cx1="http://schemas.microsoft.com/office/drawing/2015/9/8/chartex" xmlns:cx2="http://schemas.microsoft.com/office/drawing/2015/10/21/chartex" xmlns:cx3="http://schemas.microsoft.com/office/drawing/2016/5/9/chartex" xmlns:cx4="http://schemas.microsoft.com/office/drawing/2016/5/10/chartex" xmlns:cx5="http://schemas.microsoft.com/office/drawing/2016/5/11/chartex" xmlns:cx6="http://schemas.microsoft.com/office/drawing/2016/5/12/chartex" xmlns:cx7="http://schemas.microsoft.com/office/drawing/2016/5/13/chartex" xmlns:cx8="http://schemas.microsoft.com/office/drawing/2016/5/14/chartex" xmlns:mc="http://schemas.openxmlformats.org/markup-compatibility/2006" xmlns:aink="http://schemas.microsoft.com/office/drawing/2016/ink" xmlns:am3d="http://schemas.microsoft.com/office/drawing/2017/model3d" xmlns:o="urn:schemas-microsoft-com:office:office" xmlns:oel="http://schemas.microsoft.com/office/2019/extlst" xmlns:r="http://schemas.openxmlformats.org/officeDocument/2006/relationships" xmlns:m="http://schemas.openxmlformats.org/officeDocument/2006/math" xmlns:v="urn:schemas-microsoft-com:vml" xmlns:wp14="http://schemas.microsoft.com/office/word/2010/wordprocessingDrawing" xmlns:wp="http://schemas.openxmlformats.org/drawingml/2006/wordprocessingDrawing" xmlns:w10="urn:schemas-microsoft-com:office:word" xmlns:w="http://schemas.openxmlformats.org/wordprocessingml/2006/main" xmlns:w14="http://schemas.microsoft.com/office/word/2010/wordml" xmlns:w15="http://schemas.microsoft.com/office/word/2012/wordml" xmlns:w16cex="http://schemas.microsoft.com/office/word/2018/wordml/cex" xmlns:w16cid="http://schemas.microsoft.com/office/word/2016/wordml/cid" xmlns:w16="http://schemas.microsoft.com/office/word/2018/wordml" xmlns:w16sdtdh="http://schemas.microsoft.com/office/word/2020/wordml/sdtdatahash" xmlns:w16se="http://schemas.microsoft.com/office/word/2015/wordml/symex" xmlns:wpg="http://schemas.microsoft.com/office/word/2010/wordprocessingGroup" xmlns:wpi="http://schemas.microsoft.com/office/word/2010/wordprocessingInk" xmlns:wne="http://schemas.microsoft.com/office/word/2006/wordml" xmlns:wps="http://schemas.microsoft.com/office/word/2010/wordprocessingShape" mc:Ignorable="w14 w15 w16se w16cid w16 w16cex w16sdtdh wp14">
+<w:ftr xmlns:wpc="http://schemas.microsoft.com/office/word/2010/wordprocessingCanvas" xmlns:cx="http://schemas.microsoft.com/office/drawing/2014/chartex" xmlns:cx1="http://schemas.microsoft.com/office/drawing/2015/9/8/chartex" xmlns:cx2="http://schemas.microsoft.com/office/drawing/2015/10/21/chartex" xmlns:cx3="http://schemas.microsoft.com/office/drawing/2016/5/9/chartex" xmlns:cx4="http://schemas.microsoft.com/office/drawing/2016/5/10/chartex" xmlns:cx5="http://schemas.microsoft.com/office/drawing/2016/5/11/chartex" xmlns:cx6="http://schemas.microsoft.com/office/drawing/2016/5/12/chartex" xmlns:cx7="http://schemas.microsoft.com/office/drawing/2016/5/13/chartex" xmlns:cx8="http://schemas.microsoft.com/office/drawing/2016/5/14/chartex" xmlns:mc="http://schemas.openxmlformats.org/markup-compatibility/2006" xmlns:aink="http://schemas.microsoft.com/office/drawing/2016/ink" xmlns:am3d="http://schemas.microsoft.com/office/drawing/2017/model3d" xmlns:o="urn:schemas-microsoft-com:office:office" xmlns:oel="http://schemas.microsoft.com/office/2019/extlst" xmlns:r="http://schemas.openxmlformats.org/officeDocument/2006/relationships" xmlns:m="http://schemas.openxmlformats.org/officeDocument/2006/math" xmlns:v="urn:schemas-microsoft-com:vml" xmlns:wp14="http://schemas.microsoft.com/office/word/2010/wordprocessingDrawing" xmlns:wp="http://schemas.openxmlformats.org/drawingml/2006/wordprocessingDrawing" xmlns:w10="urn:schemas-microsoft-com:office:word" xmlns:w="http://schemas.openxmlformats.org/wordprocessingml/2006/main" xmlns:w14="http://schemas.microsoft.com/office/word/2010/wordml" xmlns:w15="http://schemas.microsoft.com/office/word/2012/wordml" xmlns:w16cex="http://schemas.microsoft.com/office/word/2018/wordml/cex" xmlns:w16cid="http://schemas.microsoft.com/office/word/2016/wordml/cid" xmlns:w16="http://schemas.microsoft.com/office/word/2018/wordml" xmlns:w16du="http://schemas.microsoft.com/office/word/2023/wordml/word16du" xmlns:w16sdtdh="http://schemas.microsoft.com/office/word/2020/wordml/sdtdatahash" xmlns:w16sdtfl="http://schemas.microsoft.com/office/word/2024/wordml/sdtformatlock" xmlns:w16se="http://schemas.microsoft.com/office/word/2015/wordml/symex" xmlns:wpg="http://schemas.microsoft.com/office/word/2010/wordprocessingGroup" xmlns:wpi="http://schemas.microsoft.com/office/word/2010/wordprocessingInk" xmlns:wne="http://schemas.microsoft.com/office/word/2006/wordml" xmlns:wps="http://schemas.microsoft.com/office/word/2010/wordprocessingShape" mc:Ignorable="w14 w15 w16se w16cid w16 w16cex w16sdtdh w16sdtfl w16du wp14">
   <w:p>
     <w:pPr>
       <w:pStyle w:val="Footer"/>
@@ -1147,7 +1159,7 @@
 </file>
 
 <file path=word/footer2.xml><?xml version="1.0" encoding="utf-8"?>
-<w:ftr xmlns:wpc="http://schemas.microsoft.com/office/word/2010/wordprocessingCanvas" xmlns:cx="http://schemas.microsoft.com/office/drawing/2014/chartex" xmlns:cx1="http://schemas.microsoft.com/office/drawing/2015/9/8/chartex" xmlns:cx2="http://schemas.microsoft.com/office/drawing/2015/10/21/chartex" xmlns:cx3="http://schemas.microsoft.com/office/drawing/2016/5/9/chartex" xmlns:cx4="http://schemas.microsoft.com/office/drawing/2016/5/10/chartex" xmlns:cx5="http://schemas.microsoft.com/office/drawing/2016/5/11/chartex" xmlns:cx6="http://schemas.microsoft.com/office/drawing/2016/5/12/chartex" xmlns:cx7="http://schemas.microsoft.com/office/drawing/2016/5/13/chartex" xmlns:cx8="http://schemas.microsoft.com/office/drawing/2016/5/14/chartex" xmlns:mc="http://schemas.openxmlformats.org/markup-compatibility/2006" xmlns:aink="http://schemas.microsoft.com/office/drawing/2016/ink" xmlns:am3d="http://schemas.microsoft.com/office/drawing/2017/model3d" xmlns:o="urn:schemas-microsoft-com:office:office" xmlns:oel="http://schemas.microsoft.com/office/2019/extlst" xmlns:r="http://schemas.openxmlformats.org/officeDocument/2006/relationships" xmlns:m="http://schemas.openxmlformats.org/officeDocument/2006/math" xmlns:v="urn:schemas-microsoft-com:vml" xmlns:wp14="http://schemas.microsoft.com/office/word/2010/wordprocessingDrawing" xmlns:wp="http://schemas.openxmlformats.org/drawingml/2006/wordprocessingDrawing" xmlns:w10="urn:schemas-microsoft-com:office:word" xmlns:w="http://schemas.openxmlformats.org/wordprocessingml/2006/main" xmlns:w14="http://schemas.microsoft.com/office/word/2010/wordml" xmlns:w15="http://schemas.microsoft.com/office/word/2012/wordml" xmlns:w16cex="http://schemas.microsoft.com/office/word/2018/wordml/cex" xmlns:w16cid="http://schemas.microsoft.com/office/word/2016/wordml/cid" xmlns:w16="http://schemas.microsoft.com/office/word/2018/wordml" xmlns:w16sdtdh="http://schemas.microsoft.com/office/word/2020/wordml/sdtdatahash" xmlns:w16se="http://schemas.microsoft.com/office/word/2015/wordml/symex" xmlns:wpg="http://schemas.microsoft.com/office/word/2010/wordprocessingGroup" xmlns:wpi="http://schemas.microsoft.com/office/word/2010/wordprocessingInk" xmlns:wne="http://schemas.microsoft.com/office/word/2006/wordml" xmlns:wps="http://schemas.microsoft.com/office/word/2010/wordprocessingShape" mc:Ignorable="w14 w15 w16se w16cid w16 w16cex w16sdtdh wp14">
+<w:ftr xmlns:wpc="http://schemas.microsoft.com/office/word/2010/wordprocessingCanvas" xmlns:cx="http://schemas.microsoft.com/office/drawing/2014/chartex" xmlns:cx1="http://schemas.microsoft.com/office/drawing/2015/9/8/chartex" xmlns:cx2="http://schemas.microsoft.com/office/drawing/2015/10/21/chartex" xmlns:cx3="http://schemas.microsoft.com/office/drawing/2016/5/9/chartex" xmlns:cx4="http://schemas.microsoft.com/office/drawing/2016/5/10/chartex" xmlns:cx5="http://schemas.microsoft.com/office/drawing/2016/5/11/chartex" xmlns:cx6="http://schemas.microsoft.com/office/drawing/2016/5/12/chartex" xmlns:cx7="http://schemas.microsoft.com/office/drawing/2016/5/13/chartex" xmlns:cx8="http://schemas.microsoft.com/office/drawing/2016/5/14/chartex" xmlns:mc="http://schemas.openxmlformats.org/markup-compatibility/2006" xmlns:aink="http://schemas.microsoft.com/office/drawing/2016/ink" xmlns:am3d="http://schemas.microsoft.com/office/drawing/2017/model3d" xmlns:o="urn:schemas-microsoft-com:office:office" xmlns:oel="http://schemas.microsoft.com/office/2019/extlst" xmlns:r="http://schemas.openxmlformats.org/officeDocument/2006/relationships" xmlns:m="http://schemas.openxmlformats.org/officeDocument/2006/math" xmlns:v="urn:schemas-microsoft-com:vml" xmlns:wp14="http://schemas.microsoft.com/office/word/2010/wordprocessingDrawing" xmlns:wp="http://schemas.openxmlformats.org/drawingml/2006/wordprocessingDrawing" xmlns:w10="urn:schemas-microsoft-com:office:word" xmlns:w="http://schemas.openxmlformats.org/wordprocessingml/2006/main" xmlns:w14="http://schemas.microsoft.com/office/word/2010/wordml" xmlns:w15="http://schemas.microsoft.com/office/word/2012/wordml" xmlns:w16cex="http://schemas.microsoft.com/office/word/2018/wordml/cex" xmlns:w16cid="http://schemas.microsoft.com/office/word/2016/wordml/cid" xmlns:w16="http://schemas.microsoft.com/office/word/2018/wordml" xmlns:w16du="http://schemas.microsoft.com/office/word/2023/wordml/word16du" xmlns:w16sdtdh="http://schemas.microsoft.com/office/word/2020/wordml/sdtdatahash" xmlns:w16sdtfl="http://schemas.microsoft.com/office/word/2024/wordml/sdtformatlock" xmlns:w16se="http://schemas.microsoft.com/office/word/2015/wordml/symex" xmlns:wpg="http://schemas.microsoft.com/office/word/2010/wordprocessingGroup" xmlns:wpi="http://schemas.microsoft.com/office/word/2010/wordprocessingInk" xmlns:wne="http://schemas.microsoft.com/office/word/2006/wordml" xmlns:wps="http://schemas.microsoft.com/office/word/2010/wordprocessingShape" mc:Ignorable="w14 w15 w16se w16cid w16 w16cex w16sdtdh w16sdtfl w16du wp14">
   <w:p>
     <w:pPr>
       <w:pStyle w:val="Footer"/>
@@ -1157,7 +1169,7 @@
 </file>
 
 <file path=word/footer3.xml><?xml version="1.0" encoding="utf-8"?>
-<w:ftr xmlns:wpc="http://schemas.microsoft.com/office/word/2010/wordprocessingCanvas" xmlns:cx="http://schemas.microsoft.com/office/drawing/2014/chartex" xmlns:cx1="http://schemas.microsoft.com/office/drawing/2015/9/8/chartex" xmlns:cx2="http://schemas.microsoft.com/office/drawing/2015/10/21/chartex" xmlns:cx3="http://schemas.microsoft.com/office/drawing/2016/5/9/chartex" xmlns:cx4="http://schemas.microsoft.com/office/drawing/2016/5/10/chartex" xmlns:cx5="http://schemas.microsoft.com/office/drawing/2016/5/11/chartex" xmlns:cx6="http://schemas.microsoft.com/office/drawing/2016/5/12/chartex" xmlns:cx7="http://schemas.microsoft.com/office/drawing/2016/5/13/chartex" xmlns:cx8="http://schemas.microsoft.com/office/drawing/2016/5/14/chartex" xmlns:mc="http://schemas.openxmlformats.org/markup-compatibility/2006" xmlns:aink="http://schemas.microsoft.com/office/drawing/2016/ink" xmlns:am3d="http://schemas.microsoft.com/office/drawing/2017/model3d" xmlns:o="urn:schemas-microsoft-com:office:office" xmlns:oel="http://schemas.microsoft.com/office/2019/extlst" xmlns:r="http://schemas.openxmlformats.org/officeDocument/2006/relationships" xmlns:m="http://schemas.openxmlformats.org/officeDocument/2006/math" xmlns:v="urn:schemas-microsoft-com:vml" xmlns:wp14="http://schemas.microsoft.com/office/word/2010/wordprocessingDrawing" xmlns:wp="http://schemas.openxmlformats.org/drawingml/2006/wordprocessingDrawing" xmlns:w10="urn:schemas-microsoft-com:office:word" xmlns:w="http://schemas.openxmlformats.org/wordprocessingml/2006/main" xmlns:w14="http://schemas.microsoft.com/office/word/2010/wordml" xmlns:w15="http://schemas.microsoft.com/office/word/2012/wordml" xmlns:w16cex="http://schemas.microsoft.com/office/word/2018/wordml/cex" xmlns:w16cid="http://schemas.microsoft.com/office/word/2016/wordml/cid" xmlns:w16="http://schemas.microsoft.com/office/word/2018/wordml" xmlns:w16sdtdh="http://schemas.microsoft.com/office/word/2020/wordml/sdtdatahash" xmlns:w16se="http://schemas.microsoft.com/office/word/2015/wordml/symex" xmlns:wpg="http://schemas.microsoft.com/office/word/2010/wordprocessingGroup" xmlns:wpi="http://schemas.microsoft.com/office/word/2010/wordprocessingInk" xmlns:wne="http://schemas.microsoft.com/office/word/2006/wordml" xmlns:wps="http://schemas.microsoft.com/office/word/2010/wordprocessingShape" mc:Ignorable="w14 w15 w16se w16cid w16 w16cex w16sdtdh wp14">
+<w:ftr xmlns:wpc="http://schemas.microsoft.com/office/word/2010/wordprocessingCanvas" xmlns:cx="http://schemas.microsoft.com/office/drawing/2014/chartex" xmlns:cx1="http://schemas.microsoft.com/office/drawing/2015/9/8/chartex" xmlns:cx2="http://schemas.microsoft.com/office/drawing/2015/10/21/chartex" xmlns:cx3="http://schemas.microsoft.com/office/drawing/2016/5/9/chartex" xmlns:cx4="http://schemas.microsoft.com/office/drawing/2016/5/10/chartex" xmlns:cx5="http://schemas.microsoft.com/office/drawing/2016/5/11/chartex" xmlns:cx6="http://schemas.microsoft.com/office/drawing/2016/5/12/chartex" xmlns:cx7="http://schemas.microsoft.com/office/drawing/2016/5/13/chartex" xmlns:cx8="http://schemas.microsoft.com/office/drawing/2016/5/14/chartex" xmlns:mc="http://schemas.openxmlformats.org/markup-compatibility/2006" xmlns:aink="http://schemas.microsoft.com/office/drawing/2016/ink" xmlns:am3d="http://schemas.microsoft.com/office/drawing/2017/model3d" xmlns:o="urn:schemas-microsoft-com:office:office" xmlns:oel="http://schemas.microsoft.com/office/2019/extlst" xmlns:r="http://schemas.openxmlformats.org/officeDocument/2006/relationships" xmlns:m="http://schemas.openxmlformats.org/officeDocument/2006/math" xmlns:v="urn:schemas-microsoft-com:vml" xmlns:wp14="http://schemas.microsoft.com/office/word/2010/wordprocessingDrawing" xmlns:wp="http://schemas.openxmlformats.org/drawingml/2006/wordprocessingDrawing" xmlns:w10="urn:schemas-microsoft-com:office:word" xmlns:w="http://schemas.openxmlformats.org/wordprocessingml/2006/main" xmlns:w14="http://schemas.microsoft.com/office/word/2010/wordml" xmlns:w15="http://schemas.microsoft.com/office/word/2012/wordml" xmlns:w16cex="http://schemas.microsoft.com/office/word/2018/wordml/cex" xmlns:w16cid="http://schemas.microsoft.com/office/word/2016/wordml/cid" xmlns:w16="http://schemas.microsoft.com/office/word/2018/wordml" xmlns:w16du="http://schemas.microsoft.com/office/word/2023/wordml/word16du" xmlns:w16sdtdh="http://schemas.microsoft.com/office/word/2020/wordml/sdtdatahash" xmlns:w16sdtfl="http://schemas.microsoft.com/office/word/2024/wordml/sdtformatlock" xmlns:w16se="http://schemas.microsoft.com/office/word/2015/wordml/symex" xmlns:wpg="http://schemas.microsoft.com/office/word/2010/wordprocessingGroup" xmlns:wpi="http://schemas.microsoft.com/office/word/2010/wordprocessingInk" xmlns:wne="http://schemas.microsoft.com/office/word/2006/wordml" xmlns:wps="http://schemas.microsoft.com/office/word/2010/wordprocessingShape" mc:Ignorable="w14 w15 w16se w16cid w16 w16cex w16sdtdh w16sdtfl w16du wp14">
   <w:p>
     <w:pPr>
       <w:pStyle w:val="Footer"/>
@@ -1167,7 +1179,7 @@
 </file>
 
 <file path=word/footnotes.xml><?xml version="1.0" encoding="utf-8"?>
-<w:footnotes xmlns:wpc="http://schemas.microsoft.com/office/word/2010/wordprocessingCanvas" xmlns:cx="http://schemas.microsoft.com/office/drawing/2014/chartex" xmlns:cx1="http://schemas.microsoft.com/office/drawing/2015/9/8/chartex" xmlns:cx2="http://schemas.microsoft.com/office/drawing/2015/10/21/chartex" xmlns:cx3="http://schemas.microsoft.com/office/drawing/2016/5/9/chartex" xmlns:cx4="http://schemas.microsoft.com/office/drawing/2016/5/10/chartex" xmlns:cx5="http://schemas.microsoft.com/office/drawing/2016/5/11/chartex" xmlns:cx6="http://schemas.microsoft.com/office/drawing/2016/5/12/chartex" xmlns:cx7="http://schemas.microsoft.com/office/drawing/2016/5/13/chartex" xmlns:cx8="http://schemas.microsoft.com/office/drawing/2016/5/14/chartex" xmlns:mc="http://schemas.openxmlformats.org/markup-compatibility/2006" xmlns:aink="http://schemas.microsoft.com/office/drawing/2016/ink" xmlns:am3d="http://schemas.microsoft.com/office/drawing/2017/model3d" xmlns:o="urn:schemas-microsoft-com:office:office" xmlns:oel="http://schemas.microsoft.com/office/2019/extlst" xmlns:r="http://schemas.openxmlformats.org/officeDocument/2006/relationships" xmlns:m="http://schemas.openxmlformats.org/officeDocument/2006/math" xmlns:v="urn:schemas-microsoft-com:vml" xmlns:wp14="http://schemas.microsoft.com/office/word/2010/wordprocessingDrawing" xmlns:wp="http://schemas.openxmlformats.org/drawingml/2006/wordprocessingDrawing" xmlns:w10="urn:schemas-microsoft-com:office:word" xmlns:w="http://schemas.openxmlformats.org/wordprocessingml/2006/main" xmlns:w14="http://schemas.microsoft.com/office/word/2010/wordml" xmlns:w15="http://schemas.microsoft.com/office/word/2012/wordml" xmlns:w16cex="http://schemas.microsoft.com/office/word/2018/wordml/cex" xmlns:w16cid="http://schemas.microsoft.com/office/word/2016/wordml/cid" xmlns:w16="http://schemas.microsoft.com/office/word/2018/wordml" xmlns:w16sdtdh="http://schemas.microsoft.com/office/word/2020/wordml/sdtdatahash" xmlns:w16se="http://schemas.microsoft.com/office/word/2015/wordml/symex" xmlns:wpg="http://schemas.microsoft.com/office/word/2010/wordprocessingGroup" xmlns:wpi="http://schemas.microsoft.com/office/word/2010/wordprocessingInk" xmlns:wne="http://schemas.microsoft.com/office/word/2006/wordml" xmlns:wps="http://schemas.microsoft.com/office/word/2010/wordprocessingShape" mc:Ignorable="w14 w15 w16se w16cid w16 w16cex w16sdtdh wp14">
+<w:footnotes xmlns:wpc="http://schemas.microsoft.com/office/word/2010/wordprocessingCanvas" xmlns:cx="http://schemas.microsoft.com/office/drawing/2014/chartex" xmlns:cx1="http://schemas.microsoft.com/office/drawing/2015/9/8/chartex" xmlns:cx2="http://schemas.microsoft.com/office/drawing/2015/10/21/chartex" xmlns:cx3="http://schemas.microsoft.com/office/drawing/2016/5/9/chartex" xmlns:cx4="http://schemas.microsoft.com/office/drawing/2016/5/10/chartex" xmlns:cx5="http://schemas.microsoft.com/office/drawing/2016/5/11/chartex" xmlns:cx6="http://schemas.microsoft.com/office/drawing/2016/5/12/chartex" xmlns:cx7="http://schemas.microsoft.com/office/drawing/2016/5/13/chartex" xmlns:cx8="http://schemas.microsoft.com/office/drawing/2016/5/14/chartex" xmlns:mc="http://schemas.openxmlformats.org/markup-compatibility/2006" xmlns:aink="http://schemas.microsoft.com/office/drawing/2016/ink" xmlns:am3d="http://schemas.microsoft.com/office/drawing/2017/model3d" xmlns:o="urn:schemas-microsoft-com:office:office" xmlns:oel="http://schemas.microsoft.com/office/2019/extlst" xmlns:r="http://schemas.openxmlformats.org/officeDocument/2006/relationships" xmlns:m="http://schemas.openxmlformats.org/officeDocument/2006/math" xmlns:v="urn:schemas-microsoft-com:vml" xmlns:wp14="http://schemas.microsoft.com/office/word/2010/wordprocessingDrawing" xmlns:wp="http://schemas.openxmlformats.org/drawingml/2006/wordprocessingDrawing" xmlns:w10="urn:schemas-microsoft-com:office:word" xmlns:w="http://schemas.openxmlformats.org/wordprocessingml/2006/main" xmlns:w14="http://schemas.microsoft.com/office/word/2010/wordml" xmlns:w15="http://schemas.microsoft.com/office/word/2012/wordml" xmlns:w16cex="http://schemas.microsoft.com/office/word/2018/wordml/cex" xmlns:w16cid="http://schemas.microsoft.com/office/word/2016/wordml/cid" xmlns:w16="http://schemas.microsoft.com/office/word/2018/wordml" xmlns:w16du="http://schemas.microsoft.com/office/word/2023/wordml/word16du" xmlns:w16sdtdh="http://schemas.microsoft.com/office/word/2020/wordml/sdtdatahash" xmlns:w16sdtfl="http://schemas.microsoft.com/office/word/2024/wordml/sdtformatlock" xmlns:w16se="http://schemas.microsoft.com/office/word/2015/wordml/symex" xmlns:wpg="http://schemas.microsoft.com/office/word/2010/wordprocessingGroup" xmlns:wpi="http://schemas.microsoft.com/office/word/2010/wordprocessingInk" xmlns:wne="http://schemas.microsoft.com/office/word/2006/wordml" xmlns:wps="http://schemas.microsoft.com/office/word/2010/wordprocessingShape" mc:Ignorable="w14 w15 w16se w16cid w16 w16cex w16sdtdh w16sdtfl w16du wp14">
   <w:footnote w:type="separator" w:id="-1">
     <w:p>
       <w:pPr>
@@ -1192,7 +1204,7 @@
 </file>
 
 <file path=word/header1.xml><?xml version="1.0" encoding="utf-8"?>
-<w:hdr xmlns:wpc="http://schemas.microsoft.com/office/word/2010/wordprocessingCanvas" xmlns:cx="http://schemas.microsoft.com/office/drawing/2014/chartex" xmlns:cx1="http://schemas.microsoft.com/office/drawing/2015/9/8/chartex" xmlns:cx2="http://schemas.microsoft.com/office/drawing/2015/10/21/chartex" xmlns:cx3="http://schemas.microsoft.com/office/drawing/2016/5/9/chartex" xmlns:cx4="http://schemas.microsoft.com/office/drawing/2016/5/10/chartex" xmlns:cx5="http://schemas.microsoft.com/office/drawing/2016/5/11/chartex" xmlns:cx6="http://schemas.microsoft.com/office/drawing/2016/5/12/chartex" xmlns:cx7="http://schemas.microsoft.com/office/drawing/2016/5/13/chartex" xmlns:cx8="http://schemas.microsoft.com/office/drawing/2016/5/14/chartex" xmlns:mc="http://schemas.openxmlformats.org/markup-compatibility/2006" xmlns:aink="http://schemas.microsoft.com/office/drawing/2016/ink" xmlns:am3d="http://schemas.microsoft.com/office/drawing/2017/model3d" xmlns:o="urn:schemas-microsoft-com:office:office" xmlns:oel="http://schemas.microsoft.com/office/2019/extlst" xmlns:r="http://schemas.openxmlformats.org/officeDocument/2006/relationships" xmlns:m="http://schemas.openxmlformats.org/officeDocument/2006/math" xmlns:v="urn:schemas-microsoft-com:vml" xmlns:wp14="http://schemas.microsoft.com/office/word/2010/wordprocessingDrawing" xmlns:wp="http://schemas.openxmlformats.org/drawingml/2006/wordprocessingDrawing" xmlns:w10="urn:schemas-microsoft-com:office:word" xmlns:w="http://schemas.openxmlformats.org/wordprocessingml/2006/main" xmlns:w14="http://schemas.microsoft.com/office/word/2010/wordml" xmlns:w15="http://schemas.microsoft.com/office/word/2012/wordml" xmlns:w16cex="http://schemas.microsoft.com/office/word/2018/wordml/cex" xmlns:w16cid="http://schemas.microsoft.com/office/word/2016/wordml/cid" xmlns:w16="http://schemas.microsoft.com/office/word/2018/wordml" xmlns:w16sdtdh="http://schemas.microsoft.com/office/word/2020/wordml/sdtdatahash" xmlns:w16se="http://schemas.microsoft.com/office/word/2015/wordml/symex" xmlns:wpg="http://schemas.microsoft.com/office/word/2010/wordprocessingGroup" xmlns:wpi="http://schemas.microsoft.com/office/word/2010/wordprocessingInk" xmlns:wne="http://schemas.microsoft.com/office/word/2006/wordml" xmlns:wps="http://schemas.microsoft.com/office/word/2010/wordprocessingShape" mc:Ignorable="w14 w15 w16se w16cid w16 w16cex w16sdtdh wp14">
+<w:hdr xmlns:wpc="http://schemas.microsoft.com/office/word/2010/wordprocessingCanvas" xmlns:cx="http://schemas.microsoft.com/office/drawing/2014/chartex" xmlns:cx1="http://schemas.microsoft.com/office/drawing/2015/9/8/chartex" xmlns:cx2="http://schemas.microsoft.com/office/drawing/2015/10/21/chartex" xmlns:cx3="http://schemas.microsoft.com/office/drawing/2016/5/9/chartex" xmlns:cx4="http://schemas.microsoft.com/office/drawing/2016/5/10/chartex" xmlns:cx5="http://schemas.microsoft.com/office/drawing/2016/5/11/chartex" xmlns:cx6="http://schemas.microsoft.com/office/drawing/2016/5/12/chartex" xmlns:cx7="http://schemas.microsoft.com/office/drawing/2016/5/13/chartex" xmlns:cx8="http://schemas.microsoft.com/office/drawing/2016/5/14/chartex" xmlns:mc="http://schemas.openxmlformats.org/markup-compatibility/2006" xmlns:aink="http://schemas.microsoft.com/office/drawing/2016/ink" xmlns:am3d="http://schemas.microsoft.com/office/drawing/2017/model3d" xmlns:o="urn:schemas-microsoft-com:office:office" xmlns:oel="http://schemas.microsoft.com/office/2019/extlst" xmlns:r="http://schemas.openxmlformats.org/officeDocument/2006/relationships" xmlns:m="http://schemas.openxmlformats.org/officeDocument/2006/math" xmlns:v="urn:schemas-microsoft-com:vml" xmlns:wp14="http://schemas.microsoft.com/office/word/2010/wordprocessingDrawing" xmlns:wp="http://schemas.openxmlformats.org/drawingml/2006/wordprocessingDrawing" xmlns:w10="urn:schemas-microsoft-com:office:word" xmlns:w="http://schemas.openxmlformats.org/wordprocessingml/2006/main" xmlns:w14="http://schemas.microsoft.com/office/word/2010/wordml" xmlns:w15="http://schemas.microsoft.com/office/word/2012/wordml" xmlns:w16cex="http://schemas.microsoft.com/office/word/2018/wordml/cex" xmlns:w16cid="http://schemas.microsoft.com/office/word/2016/wordml/cid" xmlns:w16="http://schemas.microsoft.com/office/word/2018/wordml" xmlns:w16du="http://schemas.microsoft.com/office/word/2023/wordml/word16du" xmlns:w16sdtdh="http://schemas.microsoft.com/office/word/2020/wordml/sdtdatahash" xmlns:w16sdtfl="http://schemas.microsoft.com/office/word/2024/wordml/sdtformatlock" xmlns:w16se="http://schemas.microsoft.com/office/word/2015/wordml/symex" xmlns:wpg="http://schemas.microsoft.com/office/word/2010/wordprocessingGroup" xmlns:wpi="http://schemas.microsoft.com/office/word/2010/wordprocessingInk" xmlns:wne="http://schemas.microsoft.com/office/word/2006/wordml" xmlns:wps="http://schemas.microsoft.com/office/word/2010/wordprocessingShape" mc:Ignorable="w14 w15 w16se w16cid w16 w16cex w16sdtdh w16sdtfl w16du wp14">
   <w:p>
     <w:pPr>
       <w:pStyle w:val="Header"/>
@@ -1202,7 +1214,7 @@
 </file>
 
 <file path=word/header2.xml><?xml version="1.0" encoding="utf-8"?>
-<w:hdr xmlns:wpc="http://schemas.microsoft.com/office/word/2010/wordprocessingCanvas" xmlns:cx="http://schemas.microsoft.com/office/drawing/2014/chartex" xmlns:cx1="http://schemas.microsoft.com/office/drawing/2015/9/8/chartex" xmlns:cx2="http://schemas.microsoft.com/office/drawing/2015/10/21/chartex" xmlns:cx3="http://schemas.microsoft.com/office/drawing/2016/5/9/chartex" xmlns:cx4="http://schemas.microsoft.com/office/drawing/2016/5/10/chartex" xmlns:cx5="http://schemas.microsoft.com/office/drawing/2016/5/11/chartex" xmlns:cx6="http://schemas.microsoft.com/office/drawing/2016/5/12/chartex" xmlns:cx7="http://schemas.microsoft.com/office/drawing/2016/5/13/chartex" xmlns:cx8="http://schemas.microsoft.com/office/drawing/2016/5/14/chartex" xmlns:mc="http://schemas.openxmlformats.org/markup-compatibility/2006" xmlns:aink="http://schemas.microsoft.com/office/drawing/2016/ink" xmlns:am3d="http://schemas.microsoft.com/office/drawing/2017/model3d" xmlns:o="urn:schemas-microsoft-com:office:office" xmlns:oel="http://schemas.microsoft.com/office/2019/extlst" xmlns:r="http://schemas.openxmlformats.org/officeDocument/2006/relationships" xmlns:m="http://schemas.openxmlformats.org/officeDocument/2006/math" xmlns:v="urn:schemas-microsoft-com:vml" xmlns:wp14="http://schemas.microsoft.com/office/word/2010/wordprocessingDrawing" xmlns:wp="http://schemas.openxmlformats.org/drawingml/2006/wordprocessingDrawing" xmlns:w10="urn:schemas-microsoft-com:office:word" xmlns:w="http://schemas.openxmlformats.org/wordprocessingml/2006/main" xmlns:w14="http://schemas.microsoft.com/office/word/2010/wordml" xmlns:w15="http://schemas.microsoft.com/office/word/2012/wordml" xmlns:w16cex="http://schemas.microsoft.com/office/word/2018/wordml/cex" xmlns:w16cid="http://schemas.microsoft.com/office/word/2016/wordml/cid" xmlns:w16="http://schemas.microsoft.com/office/word/2018/wordml" xmlns:w16sdtdh="http://schemas.microsoft.com/office/word/2020/wordml/sdtdatahash" xmlns:w16se="http://schemas.microsoft.com/office/word/2015/wordml/symex" xmlns:wpg="http://schemas.microsoft.com/office/word/2010/wordprocessingGroup" xmlns:wpi="http://schemas.microsoft.com/office/word/2010/wordprocessingInk" xmlns:wne="http://schemas.microsoft.com/office/word/2006/wordml" xmlns:wps="http://schemas.microsoft.com/office/word/2010/wordprocessingShape" mc:Ignorable="w14 w15 w16se w16cid w16 w16cex w16sdtdh wp14">
+<w:hdr xmlns:wpc="http://schemas.microsoft.com/office/word/2010/wordprocessingCanvas" xmlns:cx="http://schemas.microsoft.com/office/drawing/2014/chartex" xmlns:cx1="http://schemas.microsoft.com/office/drawing/2015/9/8/chartex" xmlns:cx2="http://schemas.microsoft.com/office/drawing/2015/10/21/chartex" xmlns:cx3="http://schemas.microsoft.com/office/drawing/2016/5/9/chartex" xmlns:cx4="http://schemas.microsoft.com/office/drawing/2016/5/10/chartex" xmlns:cx5="http://schemas.microsoft.com/office/drawing/2016/5/11/chartex" xmlns:cx6="http://schemas.microsoft.com/office/drawing/2016/5/12/chartex" xmlns:cx7="http://schemas.microsoft.com/office/drawing/2016/5/13/chartex" xmlns:cx8="http://schemas.microsoft.com/office/drawing/2016/5/14/chartex" xmlns:mc="http://schemas.openxmlformats.org/markup-compatibility/2006" xmlns:aink="http://schemas.microsoft.com/office/drawing/2016/ink" xmlns:am3d="http://schemas.microsoft.com/office/drawing/2017/model3d" xmlns:o="urn:schemas-microsoft-com:office:office" xmlns:oel="http://schemas.microsoft.com/office/2019/extlst" xmlns:r="http://schemas.openxmlformats.org/officeDocument/2006/relationships" xmlns:m="http://schemas.openxmlformats.org/officeDocument/2006/math" xmlns:v="urn:schemas-microsoft-com:vml" xmlns:wp14="http://schemas.microsoft.com/office/word/2010/wordprocessingDrawing" xmlns:wp="http://schemas.openxmlformats.org/drawingml/2006/wordprocessingDrawing" xmlns:w10="urn:schemas-microsoft-com:office:word" xmlns:w="http://schemas.openxmlformats.org/wordprocessingml/2006/main" xmlns:w14="http://schemas.microsoft.com/office/word/2010/wordml" xmlns:w15="http://schemas.microsoft.com/office/word/2012/wordml" xmlns:w16cex="http://schemas.microsoft.com/office/word/2018/wordml/cex" xmlns:w16cid="http://schemas.microsoft.com/office/word/2016/wordml/cid" xmlns:w16="http://schemas.microsoft.com/office/word/2018/wordml" xmlns:w16du="http://schemas.microsoft.com/office/word/2023/wordml/word16du" xmlns:w16sdtdh="http://schemas.microsoft.com/office/word/2020/wordml/sdtdatahash" xmlns:w16sdtfl="http://schemas.microsoft.com/office/word/2024/wordml/sdtformatlock" xmlns:w16se="http://schemas.microsoft.com/office/word/2015/wordml/symex" xmlns:wpg="http://schemas.microsoft.com/office/word/2010/wordprocessingGroup" xmlns:wpi="http://schemas.microsoft.com/office/word/2010/wordprocessingInk" xmlns:wne="http://schemas.microsoft.com/office/word/2006/wordml" xmlns:wps="http://schemas.microsoft.com/office/word/2010/wordprocessingShape" mc:Ignorable="w14 w15 w16se w16cid w16 w16cex w16sdtdh w16sdtfl w16du wp14">
   <w:p>
     <w:pPr>
       <w:pStyle w:val="Header"/>
@@ -1213,7 +1225,7 @@
 </file>
 
 <file path=word/header3.xml><?xml version="1.0" encoding="utf-8"?>
-<w:hdr xmlns:wpc="http://schemas.microsoft.com/office/word/2010/wordprocessingCanvas" xmlns:cx="http://schemas.microsoft.com/office/drawing/2014/chartex" xmlns:cx1="http://schemas.microsoft.com/office/drawing/2015/9/8/chartex" xmlns:cx2="http://schemas.microsoft.com/office/drawing/2015/10/21/chartex" xmlns:cx3="http://schemas.microsoft.com/office/drawing/2016/5/9/chartex" xmlns:cx4="http://schemas.microsoft.com/office/drawing/2016/5/10/chartex" xmlns:cx5="http://schemas.microsoft.com/office/drawing/2016/5/11/chartex" xmlns:cx6="http://schemas.microsoft.com/office/drawing/2016/5/12/chartex" xmlns:cx7="http://schemas.microsoft.com/office/drawing/2016/5/13/chartex" xmlns:cx8="http://schemas.microsoft.com/office/drawing/2016/5/14/chartex" xmlns:mc="http://schemas.openxmlformats.org/markup-compatibility/2006" xmlns:aink="http://schemas.microsoft.com/office/drawing/2016/ink" xmlns:am3d="http://schemas.microsoft.com/office/drawing/2017/model3d" xmlns:o="urn:schemas-microsoft-com:office:office" xmlns:oel="http://schemas.microsoft.com/office/2019/extlst" xmlns:r="http://schemas.openxmlformats.org/officeDocument/2006/relationships" xmlns:m="http://schemas.openxmlformats.org/officeDocument/2006/math" xmlns:v="urn:schemas-microsoft-com:vml" xmlns:wp14="http://schemas.microsoft.com/office/word/2010/wordprocessingDrawing" xmlns:wp="http://schemas.openxmlformats.org/drawingml/2006/wordprocessingDrawing" xmlns:w10="urn:schemas-microsoft-com:office:word" xmlns:w="http://schemas.openxmlformats.org/wordprocessingml/2006/main" xmlns:w14="http://schemas.microsoft.com/office/word/2010/wordml" xmlns:w15="http://schemas.microsoft.com/office/word/2012/wordml" xmlns:w16cex="http://schemas.microsoft.com/office/word/2018/wordml/cex" xmlns:w16cid="http://schemas.microsoft.com/office/word/2016/wordml/cid" xmlns:w16="http://schemas.microsoft.com/office/word/2018/wordml" xmlns:w16sdtdh="http://schemas.microsoft.com/office/word/2020/wordml/sdtdatahash" xmlns:w16se="http://schemas.microsoft.com/office/word/2015/wordml/symex" xmlns:wpg="http://schemas.microsoft.com/office/word/2010/wordprocessingGroup" xmlns:wpi="http://schemas.microsoft.com/office/word/2010/wordprocessingInk" xmlns:wne="http://schemas.microsoft.com/office/word/2006/wordml" xmlns:wps="http://schemas.microsoft.com/office/word/2010/wordprocessingShape" mc:Ignorable="w14 w15 w16se w16cid w16 w16cex w16sdtdh wp14">
+<w:hdr xmlns:wpc="http://schemas.microsoft.com/office/word/2010/wordprocessingCanvas" xmlns:cx="http://schemas.microsoft.com/office/drawing/2014/chartex" xmlns:cx1="http://schemas.microsoft.com/office/drawing/2015/9/8/chartex" xmlns:cx2="http://schemas.microsoft.com/office/drawing/2015/10/21/chartex" xmlns:cx3="http://schemas.microsoft.com/office/drawing/2016/5/9/chartex" xmlns:cx4="http://schemas.microsoft.com/office/drawing/2016/5/10/chartex" xmlns:cx5="http://schemas.microsoft.com/office/drawing/2016/5/11/chartex" xmlns:cx6="http://schemas.microsoft.com/office/drawing/2016/5/12/chartex" xmlns:cx7="http://schemas.microsoft.com/office/drawing/2016/5/13/chartex" xmlns:cx8="http://schemas.microsoft.com/office/drawing/2016/5/14/chartex" xmlns:mc="http://schemas.openxmlformats.org/markup-compatibility/2006" xmlns:aink="http://schemas.microsoft.com/office/drawing/2016/ink" xmlns:am3d="http://schemas.microsoft.com/office/drawing/2017/model3d" xmlns:o="urn:schemas-microsoft-com:office:office" xmlns:oel="http://schemas.microsoft.com/office/2019/extlst" xmlns:r="http://schemas.openxmlformats.org/officeDocument/2006/relationships" xmlns:m="http://schemas.openxmlformats.org/officeDocument/2006/math" xmlns:v="urn:schemas-microsoft-com:vml" xmlns:wp14="http://schemas.microsoft.com/office/word/2010/wordprocessingDrawing" xmlns:wp="http://schemas.openxmlformats.org/drawingml/2006/wordprocessingDrawing" xmlns:w10="urn:schemas-microsoft-com:office:word" xmlns:w="http://schemas.openxmlformats.org/wordprocessingml/2006/main" xmlns:w14="http://schemas.microsoft.com/office/word/2010/wordml" xmlns:w15="http://schemas.microsoft.com/office/word/2012/wordml" xmlns:w16cex="http://schemas.microsoft.com/office/word/2018/wordml/cex" xmlns:w16cid="http://schemas.microsoft.com/office/word/2016/wordml/cid" xmlns:w16="http://schemas.microsoft.com/office/word/2018/wordml" xmlns:w16du="http://schemas.microsoft.com/office/word/2023/wordml/word16du" xmlns:w16sdtdh="http://schemas.microsoft.com/office/word/2020/wordml/sdtdatahash" xmlns:w16sdtfl="http://schemas.microsoft.com/office/word/2024/wordml/sdtformatlock" xmlns:w16se="http://schemas.microsoft.com/office/word/2015/wordml/symex" xmlns:wpg="http://schemas.microsoft.com/office/word/2010/wordprocessingGroup" xmlns:wpi="http://schemas.microsoft.com/office/word/2010/wordprocessingInk" xmlns:wne="http://schemas.microsoft.com/office/word/2006/wordml" xmlns:wps="http://schemas.microsoft.com/office/word/2010/wordprocessingShape" mc:Ignorable="w14 w15 w16se w16cid w16 w16cex w16sdtdh w16sdtfl w16du wp14">
   <w:p>
     <w:pPr>
       <w:pStyle w:val="Header"/>
@@ -1222,7 +1234,7 @@
     <w:r>
       <w:tab/>
       <w:tab/>
-      <w:t>2026-06-17</w:t>
+      <w:t>2026-06-18</w:t>
       <w:br/>
       <w:br/>
     </w:r>
@@ -1239,7 +1251,7 @@
 </file>
 
 <file path=word/numbering.xml><?xml version="1.0" encoding="utf-8"?>
-<w:numbering xmlns:wpc="http://schemas.microsoft.com/office/word/2010/wordprocessingCanvas" xmlns:cx="http://schemas.microsoft.com/office/drawing/2014/chartex" xmlns:cx1="http://schemas.microsoft.com/office/drawing/2015/9/8/chartex" xmlns:cx2="http://schemas.microsoft.com/office/drawing/2015/10/21/chartex" xmlns:cx3="http://schemas.microsoft.com/office/drawing/2016/5/9/chartex" xmlns:cx4="http://schemas.microsoft.com/office/drawing/2016/5/10/chartex" xmlns:cx5="http://schemas.microsoft.com/office/drawing/2016/5/11/chartex" xmlns:cx6="http://schemas.microsoft.com/office/drawing/2016/5/12/chartex" xmlns:cx7="http://schemas.microsoft.com/office/drawing/2016/5/13/chartex" xmlns:cx8="http://schemas.microsoft.com/office/drawing/2016/5/14/chartex" xmlns:mc="http://schemas.openxmlformats.org/markup-compatibility/2006" xmlns:aink="http://schemas.microsoft.com/office/drawing/2016/ink" xmlns:am3d="http://schemas.microsoft.com/office/drawing/2017/model3d" xmlns:o="urn:schemas-microsoft-com:office:office" xmlns:oel="http://schemas.microsoft.com/office/2019/extlst" xmlns:r="http://schemas.openxmlformats.org/officeDocument/2006/relationships" xmlns:m="http://schemas.openxmlformats.org/officeDocument/2006/math" xmlns:v="urn:schemas-microsoft-com:vml" xmlns:wp14="http://schemas.microsoft.com/office/word/2010/wordprocessingDrawing" xmlns:wp="http://schemas.openxmlformats.org/drawingml/2006/wordprocessingDrawing" xmlns:w10="urn:schemas-microsoft-com:office:word" xmlns:w="http://schemas.openxmlformats.org/wordprocessingml/2006/main" xmlns:w14="http://schemas.microsoft.com/office/word/2010/wordml" xmlns:w15="http://schemas.microsoft.com/office/word/2012/wordml" xmlns:w16cex="http://schemas.microsoft.com/office/word/2018/wordml/cex" xmlns:w16cid="http://schemas.microsoft.com/office/word/2016/wordml/cid" xmlns:w16="http://schemas.microsoft.com/office/word/2018/wordml" xmlns:w16sdtdh="http://schemas.microsoft.com/office/word/2020/wordml/sdtdatahash" xmlns:w16se="http://schemas.microsoft.com/office/word/2015/wordml/symex" xmlns:wpg="http://schemas.microsoft.com/office/word/2010/wordprocessingGroup" xmlns:wpi="http://schemas.microsoft.com/office/word/2010/wordprocessingInk" xmlns:wne="http://schemas.microsoft.com/office/word/2006/wordml" xmlns:wps="http://schemas.microsoft.com/office/word/2010/wordprocessingShape" mc:Ignorable="w14 w15 w16se w16cid w16 w16cex w16sdtdh wp14">
+<w:numbering xmlns:wpc="http://schemas.microsoft.com/office/word/2010/wordprocessingCanvas" xmlns:cx="http://schemas.microsoft.com/office/drawing/2014/chartex" xmlns:cx1="http://schemas.microsoft.com/office/drawing/2015/9/8/chartex" xmlns:cx2="http://schemas.microsoft.com/office/drawing/2015/10/21/chartex" xmlns:cx3="http://schemas.microsoft.com/office/drawing/2016/5/9/chartex" xmlns:cx4="http://schemas.microsoft.com/office/drawing/2016/5/10/chartex" xmlns:cx5="http://schemas.microsoft.com/office/drawing/2016/5/11/chartex" xmlns:cx6="http://schemas.microsoft.com/office/drawing/2016/5/12/chartex" xmlns:cx7="http://schemas.microsoft.com/office/drawing/2016/5/13/chartex" xmlns:cx8="http://schemas.microsoft.com/office/drawing/2016/5/14/chartex" xmlns:mc="http://schemas.openxmlformats.org/markup-compatibility/2006" xmlns:aink="http://schemas.microsoft.com/office/drawing/2016/ink" xmlns:am3d="http://schemas.microsoft.com/office/drawing/2017/model3d" xmlns:o="urn:schemas-microsoft-com:office:office" xmlns:oel="http://schemas.microsoft.com/office/2019/extlst" xmlns:r="http://schemas.openxmlformats.org/officeDocument/2006/relationships" xmlns:m="http://schemas.openxmlformats.org/officeDocument/2006/math" xmlns:v="urn:schemas-microsoft-com:vml" xmlns:wp14="http://schemas.microsoft.com/office/word/2010/wordprocessingDrawing" xmlns:wp="http://schemas.openxmlformats.org/drawingml/2006/wordprocessingDrawing" xmlns:w10="urn:schemas-microsoft-com:office:word" xmlns:w="http://schemas.openxmlformats.org/wordprocessingml/2006/main" xmlns:w14="http://schemas.microsoft.com/office/word/2010/wordml" xmlns:w15="http://schemas.microsoft.com/office/word/2012/wordml" xmlns:w16cex="http://schemas.microsoft.com/office/word/2018/wordml/cex" xmlns:w16cid="http://schemas.microsoft.com/office/word/2016/wordml/cid" xmlns:w16="http://schemas.microsoft.com/office/word/2018/wordml" xmlns:w16du="http://schemas.microsoft.com/office/word/2023/wordml/word16du" xmlns:w16sdtdh="http://schemas.microsoft.com/office/word/2020/wordml/sdtdatahash" xmlns:w16sdtfl="http://schemas.microsoft.com/office/word/2024/wordml/sdtformatlock" xmlns:w16se="http://schemas.microsoft.com/office/word/2015/wordml/symex" xmlns:wpg="http://schemas.microsoft.com/office/word/2010/wordprocessingGroup" xmlns:wpi="http://schemas.microsoft.com/office/word/2010/wordprocessingInk" xmlns:wne="http://schemas.microsoft.com/office/word/2006/wordml" xmlns:wps="http://schemas.microsoft.com/office/word/2010/wordprocessingShape" mc:Ignorable="w14 w15 w16se w16cid w16 w16cex w16sdtdh w16sdtfl w16du wp14">
   <w:abstractNum w:abstractNumId="0" w15:restartNumberingAfterBreak="0">
     <w:nsid w:val="FFFFFF7C"/>
     <w:multiLevelType w:val="singleLevel"/>
@@ -1442,7 +1454,7 @@
 </file>
 
 <file path=word/styles.xml><?xml version="1.0" encoding="utf-8"?>
-<w:styles xmlns:mc="http://schemas.openxmlformats.org/markup-compatibility/2006" xmlns:r="http://schemas.openxmlformats.org/officeDocument/2006/relationships" xmlns:w="http://schemas.openxmlformats.org/wordprocessingml/2006/main" xmlns:w14="http://schemas.microsoft.com/office/word/2010/wordml" xmlns:w15="http://schemas.microsoft.com/office/word/2012/wordml" xmlns:w16cex="http://schemas.microsoft.com/office/word/2018/wordml/cex" xmlns:w16cid="http://schemas.microsoft.com/office/word/2016/wordml/cid" xmlns:w16="http://schemas.microsoft.com/office/word/2018/wordml" xmlns:w16sdtdh="http://schemas.microsoft.com/office/word/2020/wordml/sdtdatahash" xmlns:w16se="http://schemas.microsoft.com/office/word/2015/wordml/symex" mc:Ignorable="w14 w15 w16se w16cid w16 w16cex w16sdtdh">
+<w:styles xmlns:mc="http://schemas.openxmlformats.org/markup-compatibility/2006" xmlns:r="http://schemas.openxmlformats.org/officeDocument/2006/relationships" xmlns:w="http://schemas.openxmlformats.org/wordprocessingml/2006/main" xmlns:w14="http://schemas.microsoft.com/office/word/2010/wordml" xmlns:w15="http://schemas.microsoft.com/office/word/2012/wordml" xmlns:w16cex="http://schemas.microsoft.com/office/word/2018/wordml/cex" xmlns:w16cid="http://schemas.microsoft.com/office/word/2016/wordml/cid" xmlns:w16="http://schemas.microsoft.com/office/word/2018/wordml" xmlns:w16du="http://schemas.microsoft.com/office/word/2023/wordml/word16du" xmlns:w16sdtdh="http://schemas.microsoft.com/office/word/2020/wordml/sdtdatahash" xmlns:w16sdtfl="http://schemas.microsoft.com/office/word/2024/wordml/sdtformatlock" xmlns:w16se="http://schemas.microsoft.com/office/word/2015/wordml/symex" mc:Ignorable="w14 w15 w16se w16cid w16 w16cex w16sdtdh w16sdtfl w16du">
   <w:docDefaults>
     <w:rPrDefault>
       <w:rPr>
@@ -2200,7 +2212,7 @@
     <w:link w:val="TitleChar"/>
     <w:uiPriority w:val="10"/>
     <w:qFormat/>
-    <w:rsid w:val="007106C8"/>
+    <w:rsid w:val="00E854FA"/>
     <w:pPr>
       <w:spacing w:after="300" w:line="240" w:lineRule="auto"/>
       <w:contextualSpacing/>
@@ -2210,7 +2222,7 @@
       <w:rFonts w:eastAsiaTheme="majorEastAsia" w:cstheme="majorBidi"/>
       <w:spacing w:val="5"/>
       <w:kern w:val="28"/>
-      <w:sz w:val="52"/>
+      <w:sz w:val="40"/>
       <w:szCs w:val="52"/>
       <w:lang w:val="sv-SE" w:eastAsia="en-US" w:bidi="ar-SA"/>
     </w:rPr>
@@ -2220,12 +2232,12 @@
     <w:basedOn w:val="DefaultParagraphFont"/>
     <w:link w:val="Title"/>
     <w:uiPriority w:val="10"/>
-    <w:rsid w:val="007106C8"/>
+    <w:rsid w:val="00E854FA"/>
     <w:rPr>
       <w:rFonts w:ascii="Times New Roman" w:eastAsiaTheme="majorEastAsia" w:hAnsi="Times New Roman" w:cstheme="majorBidi"/>
       <w:spacing w:val="5"/>
       <w:kern w:val="28"/>
-      <w:sz w:val="52"/>
+      <w:sz w:val="40"/>
       <w:szCs w:val="52"/>
       <w:lang w:val="sv-SE" w:eastAsia="en-US" w:bidi="ar-SA"/>
     </w:rPr>

--- a/klagomål/A 14339-2026 FSC-klagomål.docx
+++ b/klagomål/A 14339-2026 FSC-klagomål.docx
@@ -1234,7 +1234,7 @@
     <w:r>
       <w:tab/>
       <w:tab/>
-      <w:t>2026-06-18</w:t>
+      <w:t>2026-06-19</w:t>
       <w:br/>
       <w:br/>
     </w:r>

--- a/klagomål/A 14339-2026 FSC-klagomål.docx
+++ b/klagomål/A 14339-2026 FSC-klagomål.docx
@@ -1234,7 +1234,7 @@
     <w:r>
       <w:tab/>
       <w:tab/>
-      <w:t>2026-06-19</w:t>
+      <w:t>2026-06-20</w:t>
       <w:br/>
       <w:br/>
     </w:r>

--- a/klagomål/A 14339-2026 FSC-klagomål.docx
+++ b/klagomål/A 14339-2026 FSC-klagomål.docx
@@ -168,38 +168,7 @@
     </w:p>
     <w:p>
       <w:r>
-        <w:t>Detta dokument behandlar höga naturvärden i avverkningsanmälan A 14339-2026 i Karlskoga kommun som inkom 2026-03-19 och omfattar 6,2 ha.</w:t>
-      </w:r>
-    </w:p>
-    <w:p>
-      <w:r>
-        <w:t>Nedan presenteras fynd av naturvårdsarter och fridlysta arter som gjorts i det avverkningsanmälda området, samt relevanta utdrag ur standarderna för FSC, Chain of Custody, Controlled Wood och PEFC. I BILAGA 1 finns artfakta om fridlysta arter.</w:t>
-      </w:r>
-    </w:p>
-    <w:p>
-      <w:r>
-        <w:t>Vi förväntar oss att ni återkommer med ett skriftligt svar på vårt klagomål och även beskriver vilka korrigerande åtgärder ni satt in för att rätta till identifierade brister i er efterlevnad av den svenska FSC standarden.</w:t>
-      </w:r>
-    </w:p>
-    <w:p>
-      <w:pPr>
-        <w:pStyle w:val="Heading1"/>
-      </w:pPr>
-      <w:r>
-        <w:t>Naturvårdsarter</w:t>
-      </w:r>
-    </w:p>
-    <w:p>
-      <w:r>
-        <w:t>I och inom 21 meter från avverkningsanmälan har följande 14 naturvårdsarter hittats: garnlav (VU, T), dropptaggsvamp (NT, T), grönhjon (NT), tallkötticka (NT), talltita (NT, §4), vedflamlav (NT), vedskivlav (NT, T), blodticka (S, T), gullgröppa (S), vedticka (S, T), mattlummer (T, §9), spillkråka (T, §4), tjäder (T, §4) och smålom (§4). Av dessa är 7 rödlistade. För rödlistade arter har rödlistekategorin angivits inom parentes. Arter som är signalarter enligt Skogsstyrelsen har markerats med (S). Typiska arter inom Natura 2000 som är kopplade till skogsekosystem har markerats med (T). För fridlysta arter anges även paragrafen i Artskyddsförordningen som arten är fridlyst enligt.</w:t>
-      </w:r>
-    </w:p>
-    <w:p>
-      <w:r>
-        <w:t>De påträffade naturvårdsarterna är ett tydligt kvitto på att det rör sig om en skog med höga naturvärden.</w:t>
-      </w:r>
-      <w:r>
-        <w:t xml:space="preserve"> I Figur 1 visas fyndplatser för naturvårdsarter i området, som finns registrerade på Artportalen.</w:t>
+        <w:t>Detta klagomål behandlar höga naturvärden i avverkningsanmälan A 14339-2026 i Karlskoga kommun som inkom 2026-03-19 och omfattar 6,2 ha.</w:t>
       </w:r>
     </w:p>
     <w:p>
@@ -209,7 +178,7 @@
       <w:r>
         <w:drawing>
           <wp:inline xmlns:a="http://schemas.openxmlformats.org/drawingml/2006/main" xmlns:pic="http://schemas.openxmlformats.org/drawingml/2006/picture">
-            <wp:extent cx="4180973" cy="5688000"/>
+            <wp:extent cx="4207435" cy="5724000"/>
             <wp:docPr id="1" name="Picture 1"/>
             <wp:cNvGraphicFramePr>
               <a:graphicFrameLocks noChangeAspect="1"/>
@@ -230,7 +199,7 @@
                   <pic:spPr>
                     <a:xfrm>
                       <a:off x="0" y="0"/>
-                      <a:ext cx="4180973" cy="5688000"/>
+                      <a:ext cx="4207435" cy="5724000"/>
                     </a:xfrm>
                     <a:prstGeom prst="rect"/>
                   </pic:spPr>
@@ -247,7 +216,292 @@
         <w:spacing w:after="240"/>
       </w:pPr>
       <w:r>
-        <w:t>Figur 1. Fyndplatser för naturvårdsarter i och inom 21 meter från avverkningsanmälan (röd linje). Markörer utan svart kant är placerade på fyndplatsen. Markörer med svart kant är placerade vid sidan av fyndplatsen och har ett svart streck som visar fyndplatsens exakta position. Kartans mittpunktskoordinat är N 6587633, E 478791 i SWEREF 99 TM.</w:t>
+        <w:t>Figur 1. Fyndplatser för naturvårdsarter i och inom 21 meter från avverkningsanmälan. Markörer utan svart kant är placerade på fyndplatsen. Markörer med svart kant är placerade vid sidan av fyndplatsen har ett svart streck som visar fyndplatsens exakta position. Kartans mittpunktskoordinat är N 6587633, E 478791 i SWEREF 99 TM.</w:t>
+      </w:r>
+    </w:p>
+    <w:p>
+      <w:r>
+        <w:t>I och inom 21 meter från avverkningsanmälan finns fynd av 14 naturvårdsarter, varav 7 är rödlistade, 5 är fridlysta, 8 är typiska (T) och 3 är signalarter (S): garnlav (VU, T), dropptaggsvamp (NT, T), grönhjon (NT), tallkötticka (NT), talltita (NT, §4), vedflamlav (NT), vedskivlav (NT, T), blodticka (S, T), gullgröppa (S), vedticka (S, T), mattlummer (T, §9), spillkråka (T, §4), tjäder (T, §4) och smålom (§4). Se Figur 1.</w:t>
+      </w:r>
+    </w:p>
+    <w:p>
+      <w:r>
+        <w:t>Nedan presenteras relevanta utdrag ur standarderna för FSC, Chain of Custody, Controlled Wood och PEFC.</w:t>
+      </w:r>
+    </w:p>
+    <w:p>
+      <w:r>
+        <w:t>Vi förväntar oss att ni återkommer med ett skriftligt svar på vårt klagomål och även beskriver vilka korrigerande åtgärder ni satt in för att rätta till identifierade brister i er efterlevnad av den svenska FSC standarden.</w:t>
+      </w:r>
+    </w:p>
+    <w:p>
+      <w:pPr>
+        <w:pStyle w:val="Heading1"/>
+      </w:pPr>
+      <w:r>
+        <w:t>Naturvårdsarter och fridlysta arter</w:t>
+      </w:r>
+    </w:p>
+    <w:p>
+      <w:r>
+        <w:t>Nedan följer beskrivningar av de naturvårdsarter och fridlysta arter som har sina livsmiljöer och växtplatser i den avverkningsanmälda skogen. Se även ytterligare artfakta i BILAGA 1. De påträffade naturvårdsarterna är ett tydligt kvitto på att det rör sig om en skog med höga naturvärden.</w:t>
+      </w:r>
+    </w:p>
+    <w:p>
+      <w:r>
+        <w:rPr>
+          <w:b/>
+        </w:rPr>
+        <w:t>Garnlav (VU)</w:t>
+      </w:r>
+      <w:r>
+        <w:t xml:space="preserve"> är en utpräglad barrskogsart som ibland kan drapera träden i norrländska grannaturskogar med hög luftfuktighet. Den förekommer även i talldominerade bestånd där den, förutom i trädens grenverk, påträffas hängande över ojämnheter i tallbarken. Arten har minskat starkt i södra och mellersta Sverige och den minskar även i sitt nordliga utbredningsområde. Minskningstakten uppgår till 30 (20–50) % inom 50 år och överstiger gränsvärdet för Sårbar (VU). Orsaken till tillbakagången beror främst på slutavverkningar av naturskogsartade skogar. Bestånd med riklig förekomst bör regelmässigt sparas, vilket även gynnar flera andra sällsynta och rödlistade arter. Garnlav är värdväxt för den mycket sällsynta och akut hotade fjärilen barrskogslavfly (CR) som hör hemma i boreala barrskogar med riklig förekomst av värdväxten. Tidigare kunde arten konstateras årligen på flera platser vid Dala-Floda i Dalarna innan lokalerna kalavverkades. Senaste fyndet i landet av barrskogslavfly är från år 2000 då den påträffades vid Högberget i Sollefteå kommun. Garnlav är typisk art för </w:t>
+      </w:r>
+      <w:r>
+        <w:rPr>
+          <w:i/>
+        </w:rPr>
+        <w:t xml:space="preserve">9010 Taiga </w:t>
+      </w:r>
+      <w:r>
+        <w:t>och</w:t>
+      </w:r>
+      <w:r>
+        <w:rPr>
+          <w:i/>
+        </w:rPr>
+        <w:t xml:space="preserve"> 9070 Trädklädd betesmark</w:t>
+      </w:r>
+      <w:r>
+        <w:t xml:space="preserve"> (SLU Artdatabanken, 2026).</w:t>
+      </w:r>
+    </w:p>
+    <w:p>
+      <w:r>
+        <w:rPr>
+          <w:b/>
+        </w:rPr>
+        <w:t>Dropptaggsvamp (NT)</w:t>
+      </w:r>
+      <w:r>
+        <w:t xml:space="preserve"> bildar mykorrhiza med tall, främst i barrskog med trädkontinuitet, i magra, torra och ljusöppna lavtallskogar och i barrblandskogar med friskmossor och lingon i fältskiktet. Den totala populationen i landet har minskat och bedöms fortsätta minska till följd av slutavverkningar av tallskog. Det är högst oklart om arten långsiktigt kan etablera och reproducera sig i skogsbestånd som brukas med trakthyggesmetoder, markberedning, gödsling eller föryngring med förädlat plantmaterial. Uppfyller kriterierna för att bli rödlistad på grund av ny kunskap som visar att en större andel av populationen än tidigare bedömt är knuten till kontinuitetsbarrskog. Minskningstakten för den svenska populationen bedöms vara nära gränsvärdet för Sårbar (VU). Dropptaggsvamp är typisk art för </w:t>
+      </w:r>
+      <w:r>
+        <w:rPr>
+          <w:i/>
+        </w:rPr>
+        <w:t xml:space="preserve">9010 Taiga </w:t>
+      </w:r>
+      <w:r>
+        <w:t>(SLU Artdatabanken, 2026).</w:t>
+      </w:r>
+    </w:p>
+    <w:p>
+      <w:r>
+        <w:rPr>
+          <w:b/>
+        </w:rPr>
+        <w:t>Grönhjon (NT)</w:t>
+      </w:r>
+      <w:r>
+        <w:t xml:space="preserve"> är en skalbagge vars larvutveckling framför allt sker i grovbarkiga grenar (minst 3–5 cm tjocka) på gamla granar, men även i klena stamdelar av barrträd, främst gran, i mindre omfattning tall. Arten är knuten till gamla och gärna glesa granskogar där det finns långsamväxande träd med välutvecklat grenverk. Larverna lever i den skrovliga barken och gör en flera cm bred platt gång som mest liknar en rund håla och är tydligt nedsänkt i vedytan. I kanten av eller mitt på gången finner man en 5 mm bred, oval gång in i grenens ved där arten gör sin puppkammare. Insekten kläcks sedan ut genom samma gång. Främsta hotet är att gamla granar med grova grenar försvinner genom skogsbruk. Äldre granbestånd bör sparas så långt det är möjligt, och inte gallras eller slutavverkas (SLU Artdatabanken, 2024).</w:t>
+      </w:r>
+    </w:p>
+    <w:p>
+      <w:r>
+        <w:rPr>
+          <w:b/>
+        </w:rPr>
+        <w:t>Tallkötticka (NT)</w:t>
+      </w:r>
+      <w:r>
+        <w:t xml:space="preserve"> är tallens kötticka och har ofta ett mer resupinat växtsätt än den granlevande köttickan </w:t>
+      </w:r>
+      <w:r>
+        <w:rPr>
+          <w:i/>
+        </w:rPr>
+        <w:t>Leptoporus mollis</w:t>
+      </w:r>
+      <w:r>
+        <w:t>. Artens förekomstarea och utbredning i Sverige är inte känd, men utifrån de fynd som rapporteras av kötticka på tall verkar den vara mer ovanlig än den granlevande. Den totala populationen bedöms därför ha minskat under de senaste 30 åren och fortsätter att minska i takt med att kontinuitetsskogar (skogar som inte kalavverkats) minskar i areal, samtidigt som att lämpliga miljöer inte återskapas i samma takt. Minskningstakten för den svenska populationen bedöms vara nära gränsvärdet för Sårbar (VU). (A2c+3c+4c) (SLU Artdatabanken, 2024; Nitare &amp; Skogsstyrelsen, 2019).</w:t>
+      </w:r>
+    </w:p>
+    <w:p>
+      <w:r>
+        <w:rPr>
+          <w:b/>
+        </w:rPr>
+        <w:t>Talltita (NT, §4)</w:t>
+      </w:r>
+      <w:r>
+        <w:t>, rödlistad som nära hotad och prioriterad art i Skogsvårdslagen, har häckningsrevir i anmälan. Arten har minskat kraftigt de senaste 30 åren och minskningstakten innevarande 10-årsperiod beräknas till 20 (10–30) %. Talltitan är synnerligen trogen sitt cirka 15 hektar stora revir och är beroende av flerskiktade olikåldriga skogar för att kunna föda upp sina ungar. Talltitan försvinner om dess livsmiljö kalavverkas (Eggers &amp; Low, 2014; Ekman, 1979; Griesser et al, 2007; Klein, 2020; Siffczyk et al, 2003; SLU Artdatabanken, 2021).</w:t>
+      </w:r>
+    </w:p>
+    <w:p>
+      <w:r>
+        <w:rPr>
+          <w:b/>
+        </w:rPr>
+        <w:t>Vedflamlav (NT)</w:t>
+      </w:r>
+      <w:r>
+        <w:t xml:space="preserve"> växer på gammal hård och torr, exponerad kärnved av tall, främst på högstubbar i ljusöppna lägen, t.ex. vid och på myrar, sjökanter, i glesa hällmarkskogar och i brandpräglade tallnaturskogar. Substratet nyskapas i begränsad omfattning och arten är en utmärkt indikator på höga naturvärden i denna skogstyp. Tall- och barrblandskogar med naturskogskaraktär och spår av bränder har ofta höga biologiska värden och bör skyddas. På vedflamlavens bål kan den sällsynta spiklaven/parasiten </w:t>
+      </w:r>
+      <w:r>
+        <w:rPr>
+          <w:i/>
+        </w:rPr>
+        <w:t>Calicium ramboldiicola</w:t>
+      </w:r>
+      <w:r>
+        <w:t xml:space="preserve"> (VU) påträffas (SLU Artdatabanken, 2026).</w:t>
+      </w:r>
+    </w:p>
+    <w:p>
+      <w:r>
+        <w:rPr>
+          <w:b/>
+        </w:rPr>
+        <w:t>Vedskivlav (NT)</w:t>
+      </w:r>
+      <w:r>
+        <w:t xml:space="preserve"> växer på gammal, torr, exponerad, hård kärnved av framförallt tall i naturskogsartade bestånd. Avverkning av tallskog av naturskogskaraktär med spår av återkommande bränder är ett hot. Mängden lämplig ved att växa på för vedskivlav minskar, dels på grund av naturlig nedbrytning men framförallt på grund av att de förstörs i samband med slutavverkningar, gallringar och markberedning. Tall- och blandbarrskogar av naturskogskaraktär med spår av återkommande bränder bör skyddas. Vedskivlav är typisk art för </w:t>
+      </w:r>
+      <w:r>
+        <w:rPr>
+          <w:i/>
+        </w:rPr>
+        <w:t>9010 Taiga</w:t>
+      </w:r>
+      <w:r>
+        <w:t xml:space="preserve"> (SLU Artdatabanken, 2024).</w:t>
+      </w:r>
+    </w:p>
+    <w:p>
+      <w:r>
+        <w:rPr>
+          <w:b/>
+        </w:rPr>
+        <w:t xml:space="preserve">Blodticka </w:t>
+      </w:r>
+      <w:r>
+        <w:t xml:space="preserve">är i norra Sverige främst knuten till grova granlågor i urskogsartad barrskog, men förekommer ibland även på klenare granar i anslutning till bäckar och sumpskogar. Den är en bra indikator på granskogar med höga naturvärden och oftast förekommer den tillsammans med ett stort antal ovanliga och rödlistade arter. I södra Sverige växer den framför allt på tall och har då ett lägre signalvärde. Blodticka är typisk art för </w:t>
+      </w:r>
+      <w:r>
+        <w:rPr>
+          <w:i/>
+        </w:rPr>
+        <w:t>9030 Landhöjningsskog</w:t>
+      </w:r>
+      <w:r>
+        <w:t xml:space="preserve"> (SLU Artdatabanken, 2025; Nitare &amp; Skogsstyrelsen, 2019).</w:t>
+      </w:r>
+    </w:p>
+    <w:p>
+      <w:r>
+        <w:rPr>
+          <w:b/>
+        </w:rPr>
+        <w:t xml:space="preserve">Vedticka </w:t>
+      </w:r>
+      <w:r>
+        <w:t xml:space="preserve">är en bra signalart söder om den naturliga norrlandsgränsen. Den är huvudsakligen knuten till äldre barrskogar där det föreligger långvarig kontinuitet av död barrved. Vedticka är typisk art för </w:t>
+      </w:r>
+      <w:r>
+        <w:rPr>
+          <w:i/>
+        </w:rPr>
+        <w:t xml:space="preserve">9010 Taiga </w:t>
+      </w:r>
+      <w:r>
+        <w:t>(Nitare &amp; Skogsstyrelsen, 2019; SLU Artdatabanken, 2025).</w:t>
+      </w:r>
+    </w:p>
+    <w:p>
+      <w:r>
+        <w:rPr>
+          <w:b/>
+        </w:rPr>
+        <w:t>Mattlummer (§9)</w:t>
+      </w:r>
+      <w:r>
+        <w:t xml:space="preserve"> är typisk art för </w:t>
+      </w:r>
+      <w:r>
+        <w:rPr>
+          <w:i/>
+        </w:rPr>
+        <w:t xml:space="preserve">9010 Taiga </w:t>
+      </w:r>
+      <w:r>
+        <w:t>(SLU Artdatabanken, 2025).</w:t>
+      </w:r>
+    </w:p>
+    <w:p>
+      <w:r>
+        <w:rPr>
+          <w:b/>
+        </w:rPr>
+        <w:t>Spillkråka (§4)</w:t>
+      </w:r>
+      <w:r>
+        <w:t xml:space="preserve"> omfattas av bilaga 1 i EU:s fågeldirektiv och är typisk art för </w:t>
+      </w:r>
+      <w:r>
+        <w:rPr>
+          <w:i/>
+        </w:rPr>
+        <w:t xml:space="preserve">9010 Taiga </w:t>
+      </w:r>
+      <w:r>
+        <w:t>och</w:t>
+      </w:r>
+      <w:r>
+        <w:rPr>
+          <w:i/>
+        </w:rPr>
+        <w:t xml:space="preserve"> 9740 Skogsbevuxen myr</w:t>
+      </w:r>
+      <w:r>
+        <w:t>. Den behöver grova träd, främst tall, asp och bok som boträd. Skogsbruk med korta omloppstider och täta, homogena ungskogar utgör det största hotet. Spillkråka är en nyckelart i skogliga miljöer vars övergivna bohål utnyttjas av flera andra hålhäckande fågelarter och fladdermöss, däribland pärluggla (EN, §4), knipa (§4), salskrake (§4) och skogsduva (§4). Hökuggla (VU, §4) och slaguggla (§4) häckar ofta i högstubbar som brutits av i höjd med ett gammalt spillkråkebo (SLU Artdatabanken, 2026; Skogsstyrelsen, 2016).</w:t>
+      </w:r>
+    </w:p>
+    <w:p>
+      <w:r>
+        <w:rPr>
+          <w:b/>
+        </w:rPr>
+        <w:t>Tjäder (§4)</w:t>
+      </w:r>
+      <w:r>
+        <w:t xml:space="preserve"> omfattas av bilaga 1 och 2 EU:s fågeldirektiv och är typisk art för </w:t>
+      </w:r>
+      <w:r>
+        <w:rPr>
+          <w:i/>
+        </w:rPr>
+        <w:t xml:space="preserve">9010 Taiga </w:t>
+      </w:r>
+      <w:r>
+        <w:t xml:space="preserve">och </w:t>
+      </w:r>
+      <w:r>
+        <w:rPr>
+          <w:i/>
+        </w:rPr>
+        <w:t>9740 Skogsbevuxen myr</w:t>
+      </w:r>
+      <w:r>
+        <w:t>. Tjädern är en utpräglad skogsfågel knuten till större sammanhängande barrskogsområden. Tupparna och hönorna utnyttjar till viss del olika miljöer, och habitatvalet varierar dessutom mellan olika delar av året. För att det ska finnas livskraftiga tjäderbestånd krävs funktionella skogslandskap med en blandning av uppvuxen, gles och luckig skog, täta sumpskogar, myrar och andra små våtmarker. Arten försvinner när skogen fragmenteras och den sammanlagda arealen hyggen och andra öppna områden blir för stor. Ett småskaligt och försiktigt virkesuttag genom hyggesfria metoder kan i vissa fall vara möjligt i området inom 200 m från lekcentrum. Längre ut från lekcentrum, inom 200–500 m bör den avverkade ytan inte överskrida 1 hektar för att undvika alltför stora och snabba förändringar (Skogsstyrelsen, 2019; SLU Artdatabanken, 2024).</w:t>
+      </w:r>
+    </w:p>
+    <w:p>
+      <w:pPr>
+        <w:pStyle w:val="Heading1"/>
+      </w:pPr>
+      <w:r>
+        <w:t>Certifiering</w:t>
       </w:r>
     </w:p>
     <w:p>
@@ -255,26 +509,18 @@
         <w:pStyle w:val="Heading2"/>
       </w:pPr>
       <w:r>
-        <w:t>Fridlysta arter</w:t>
+        <w:t>Ur FSC-standarden</w:t>
       </w:r>
     </w:p>
     <w:p>
-      <w:r>
-        <w:t>Följande fridlysta arter har sina livsmiljöer och växtplatser i den avverkningsanmälda skogen: talltita (NT, §4), mattlummer (T, §9), spillkråka (T, §4), tjäder (T, §4) och smålom (§4).</w:t>
-      </w:r>
-    </w:p>
-    <w:p>
-      <w:r>
-        <w:t xml:space="preserve">Observera att medlemsländerna är skyldiga att agera i enlighet med EU:s fågeldirektiv där det uttryckligen står att direktivet gäller för fåglar samt för deras ägg, bon och </w:t>
-      </w:r>
       <w:r>
         <w:rPr>
           <w:b/>
         </w:rPr>
-        <w:t xml:space="preserve">livsmiljöer </w:t>
-      </w:r>
-      <w:r>
-        <w:t>(artikel 1). Vidare att de åtgärder som vidtas inte får leda till en försämring av den nuvarande situationen beträffande bevarandet av de fågelarter som avses i artikel 1 (artikel 13). Fågeldirektivet är styrande för tillsynsansvariga myndigheters ärendehantering, ställningstaganden och beslutsfattande.</w:t>
+        <w:t xml:space="preserve">PRINCIP 1: LAGEFTERLEVNAD: </w:t>
+      </w:r>
+      <w:r>
+        <w:t>Certifikatsinnehavaren ska följa alla tillämpliga lagar, förordningar och nationellt ratificerade internationella avtal, konventioner och överenskommelser.</w:t>
       </w:r>
     </w:p>
     <w:p>
@@ -282,19 +528,41 @@
         <w:rPr>
           <w:b/>
         </w:rPr>
-        <w:t>Mattlummer (§9)</w:t>
-      </w:r>
-      <w:r>
-        <w:t xml:space="preserve"> är typisk art för </w:t>
+        <w:t xml:space="preserve">1.3.1 </w:t>
+      </w:r>
+      <w:r>
+        <w:t>Tillämpliga lagar och föreskrifter för brukandet av skogen följs.</w:t>
+      </w:r>
+    </w:p>
+    <w:p>
+      <w:pPr>
+        <w:pStyle w:val="ListBullet"/>
+      </w:pPr>
+      <w:r>
+        <w:rPr>
+          <w:b/>
+          <w:i/>
+        </w:rPr>
+        <w:t xml:space="preserve">Kommentar: </w:t>
+      </w:r>
+      <w:r>
+        <w:t>I den avverkningsanmälda skogen har fridlysta arter sina livsmiljöer och växtplatser. Att skada de fridlysta arternas livsmiljöer, växtplatser eller ekologiska funktion är inte tillåtet enligt artskyddsförordningen.</w:t>
       </w:r>
       <w:r>
         <w:rPr>
           <w:i/>
         </w:rPr>
-        <w:t xml:space="preserve">9010 Taiga </w:t>
-      </w:r>
-      <w:r>
-        <w:t>(SLU Artdatabanken, 2025).</w:t>
+        <w:t xml:space="preserve"> EU:s medlemsländer och skogsbolag är skyldiga att agera i enlighet med EU:s fågeldirektiv där det uttryckligen står att direktivet gäller för fåglar samt för deras ägg, bon och </w:t>
+      </w:r>
+      <w:r>
+        <w:rPr>
+          <w:b/>
+          <w:i/>
+        </w:rPr>
+        <w:t xml:space="preserve">livsmiljöer </w:t>
+      </w:r>
+      <w:r>
+        <w:t>(artikel 1). Vidare att de åtgärder som vidtas inte får leda till en försämring av den nuvarande situationen beträffande bevarandet av de fågelarter som avses i artikel 1 (artikel 13).</w:t>
       </w:r>
     </w:p>
     <w:p>
@@ -302,73 +570,39 @@
         <w:rPr>
           <w:b/>
         </w:rPr>
-        <w:t>Spillkråka (§4)</w:t>
-      </w:r>
-      <w:r>
-        <w:t xml:space="preserve"> omfattas av bilaga 1 i EU:s fågeldirektiv och är typisk art för </w:t>
+        <w:t xml:space="preserve">6.4 </w:t>
+      </w:r>
+      <w:r>
+        <w:t>Certifikatsinnehavaren ska skydda sällsynta arter och hotade arter samt deras livsmiljöer inom skogsbruksenheten. Det ska ske genom avsättningar, andra skyddade områden och genom att skapa konnektivitet och/eller genom andra direkta åtgärder som gynnar dessa arters överlevnad och livskraft. Åtgärderna ska stå i förhållande till brukandets skala, intensitet och risk, samt till sällsynta och hotade arters bevarandestatus och ekologiska krav. Certifikatsinnehavaren ska beakta den geografiska spridningen och ekologiska krav hos sällsynta och hotade arter utanför skogsbruksenhetens gränser när beslut om åtgärder inom skogsbruksenheten ska fattas.</w:t>
+      </w:r>
+    </w:p>
+    <w:p>
+      <w:r>
+        <w:rPr>
+          <w:b/>
+        </w:rPr>
+        <w:t xml:space="preserve">6.4.3 </w:t>
+      </w:r>
+      <w:r>
+        <w:t>Bevarandeåtgärder genomförs för de kända förekomster av rödlistade arter som påverkas av skogsbruk.</w:t>
+      </w:r>
+    </w:p>
+    <w:p>
+      <w:pPr>
+        <w:pStyle w:val="ListBullet"/>
+      </w:pPr>
+      <w:r>
+        <w:rPr>
+          <w:b/>
+          <w:i/>
+        </w:rPr>
+        <w:t xml:space="preserve">Kommentar: </w:t>
       </w:r>
       <w:r>
         <w:rPr>
           <w:i/>
         </w:rPr>
-        <w:t xml:space="preserve">9010 Taiga </w:t>
-      </w:r>
-      <w:r>
-        <w:t>och</w:t>
-      </w:r>
-      <w:r>
-        <w:rPr>
-          <w:i/>
-        </w:rPr>
-        <w:t xml:space="preserve"> 9740 Skogsbevuxen myr</w:t>
-      </w:r>
-      <w:r>
-        <w:t>. Den behöver grova träd, främst tall, asp och bok som boträd. Skogsbruk med korta omloppstider och täta, homogena ungskogar utgör det största hotet. Spillkråka är en nyckelart i skogliga miljöer vars övergivna bohål utnyttjas av flera andra hålhäckande fågelarter och fladdermöss, däribland pärluggla (EN, §4), knipa (§4), salskrake (§4) och skogsduva (§4). Hökuggla (VU, §4) och slaguggla (§4) häckar ofta i högstubbar som brutits av i höjd med ett gammalt spillkråkebo (SLU Artdatabanken, 2026; Skogsstyrelsen, 2016).</w:t>
-      </w:r>
-    </w:p>
-    <w:p>
-      <w:r>
-        <w:rPr>
-          <w:b/>
-        </w:rPr>
-        <w:t>Talltita (NT, §4)</w:t>
-      </w:r>
-      <w:r>
-        <w:t>, rödlistad som nära hotad och prioriterad art i Skogsvårdslagen, har häckningsrevir i anmälan. Arten har minskat kraftigt de senaste 30 åren och minskningstakten innevarande 10-årsperiod beräknas till 20 (10–30) %. Talltitan är synnerligen trogen sitt cirka 15 hektar stora revir och är beroende av flerskiktade olikåldriga skogar för att kunna föda upp sina ungar. Talltitan försvinner om dess livsmiljö kalavverkas (Eggers &amp; Low, 2014; Ekman, 1979; Griesser et al, 2007; Klein, 2020; Siffczyk et al, 2003; SLU Artdatabanken, 2021).</w:t>
-      </w:r>
-    </w:p>
-    <w:p>
-      <w:r>
-        <w:rPr>
-          <w:b/>
-        </w:rPr>
-        <w:t>Tjäder (§4)</w:t>
-      </w:r>
-      <w:r>
-        <w:t xml:space="preserve"> omfattas av bilaga 1 och 2 EU:s fågeldirektiv och är typisk art för </w:t>
-      </w:r>
-      <w:r>
-        <w:rPr>
-          <w:i/>
-        </w:rPr>
-        <w:t xml:space="preserve">9010 Taiga </w:t>
-      </w:r>
-      <w:r>
-        <w:t xml:space="preserve">och </w:t>
-      </w:r>
-      <w:r>
-        <w:rPr>
-          <w:i/>
-        </w:rPr>
-        <w:t>9740 Skogsbevuxen myr</w:t>
-      </w:r>
-      <w:r>
-        <w:t>. Tjädern är en utpräglad skogsfågel knuten till större sammanhängande barrskogsområden. Tupparna och hönorna utnyttjar till viss del olika miljöer, och habitatvalet varierar dessutom mellan olika delar av året. För att det ska finnas livskraftiga tjäderbestånd krävs funktionella skogslandskap med en blandning av uppvuxen, gles och luckig skog, täta sumpskogar, myrar och andra små våtmarker. Arten försvinner när skogen fragmenteras och den sammanlagda arealen hyggen och andra öppna områden blir för stor. Ett småskaligt och försiktigt virkesuttag genom hyggesfria metoder kan i vissa fall vara möjligt i området inom 200 m från lekcentrum. Längre ut från lekcentrum, inom 200–500 m bör den avverkade ytan inte överskrida 1 hektar för att undvika alltför stora och snabba förändringar (Skogsstyrelsen, 2019; SLU Artdatabanken, 2024).</w:t>
-      </w:r>
-    </w:p>
-    <w:p>
-      <w:r>
-        <w:t>I BILAGA 1 finns mer detaljerad information om ekologi samt krav på livsmiljö hos fridlysta arter.</w:t>
+        <w:t>I det avverkningsanmälda skogsområdet har 14 naturvårdsarter varav 7 rödlistade arter sina livsmiljöer och växtplatser.</w:t>
       </w:r>
     </w:p>
     <w:p>
@@ -376,7 +610,7 @@
         <w:pStyle w:val="Heading2"/>
       </w:pPr>
       <w:r>
-        <w:t>Övriga naturvårdsarter</w:t>
+        <w:t>Ur Chain of Custody Certification (FSC-STD-40-004 ver 3.0)</w:t>
       </w:r>
     </w:p>
     <w:p>
@@ -384,159 +618,144 @@
         <w:rPr>
           <w:b/>
         </w:rPr>
-        <w:t xml:space="preserve">Blodticka </w:t>
-      </w:r>
-      <w:r>
-        <w:t xml:space="preserve">är i norra Sverige främst knuten till grova granlågor i urskogsartad barrskog, men förekommer ibland även på klenare granar i anslutning till bäckar och sumpskogar. Den är en bra indikator på granskogar med höga naturvärden och oftast förekommer den tillsammans med ett stort antal ovanliga och rödlistade arter. I södra Sverige växer den framför allt på tall och har då ett lägre signalvärde. Blodticka är typisk art för </w:t>
+        <w:t xml:space="preserve">1.3 </w:t>
+      </w:r>
+      <w:r>
+        <w:t xml:space="preserve">The organization shall commit to the FSC values as defined in FSC-POL-01-004 Policy for the Association of Organizations with FSC. </w:t>
+      </w:r>
+    </w:p>
+    <w:p>
+      <w:pPr>
+        <w:pStyle w:val="Heading2"/>
+      </w:pPr>
+      <w:r>
+        <w:t>Ur FSC:s policy för associerade organisationer (FSC-POL-01-004)</w:t>
+      </w:r>
+    </w:p>
+    <w:p>
+      <w:r>
+        <w:t xml:space="preserve">Som “Chain of Custody”-certifierad organisation är skogsbolaget bunden av de fastställda reglerna i Del 1 Punkt 1 c) i Policy för organisationer associerade med FSC (FSC-POL-01-004 V2-0 EN + SVE version 2012-03-02): </w:t>
+      </w:r>
+    </w:p>
+    <w:p>
+      <w:pPr>
+        <w:pStyle w:val="ListNumber"/>
+      </w:pPr>
+      <w:r>
+        <w:t>De organisationer FSC kan acceptera association med får inte direkt eller indirekt ha några kopplingar till nedanstående, oacceptabla aktiviteter:</w:t>
+      </w:r>
+    </w:p>
+    <w:p>
+      <w:pPr>
+        <w:ind w:left="357"/>
+      </w:pPr>
+      <w:r>
+        <w:t>a) Olaglig skogsavverkning och handel med olagligt avverkat virke eller skogsprodukter</w:t>
+      </w:r>
+    </w:p>
+    <w:p>
+      <w:pPr>
+        <w:ind w:left="357"/>
+      </w:pPr>
+      <w:r>
+        <w:t>...</w:t>
+      </w:r>
+    </w:p>
+    <w:p>
+      <w:pPr>
+        <w:ind w:left="357"/>
+      </w:pPr>
+      <w:r>
+        <w:t>c) Skogsbruk som förstör höga naturvärden</w:t>
+      </w:r>
+    </w:p>
+    <w:p>
+      <w:pPr>
+        <w:ind w:left="357"/>
+      </w:pPr>
+      <w:r>
+        <w:t>d) Betydande omvandling av skog till plantager eller annan, icke skoglig, markanvändning</w:t>
+      </w:r>
+    </w:p>
+    <w:p>
+      <w:pPr>
+        <w:pStyle w:val="ListBullet"/>
+      </w:pPr>
+      <w:r>
+        <w:rPr>
+          <w:b/>
+          <w:i/>
+        </w:rPr>
+        <w:t xml:space="preserve">Kommentar: </w:t>
       </w:r>
       <w:r>
         <w:rPr>
           <w:i/>
         </w:rPr>
-        <w:t>9030 Landhöjningsskog</w:t>
-      </w:r>
-      <w:r>
-        <w:t xml:space="preserve"> (SLU Artdatabanken, 2025; Nitare &amp; Skogsstyrelsen, 2019).</w:t>
+        <w:t>Avverkning av skog med höga naturvärden samt skada på fridlysta arter strider både mot FSC Controlled Wood-standarden och FSC:s policy for associerade organisationer.</w:t>
       </w:r>
     </w:p>
     <w:p>
+      <w:pPr>
+        <w:pStyle w:val="Heading2"/>
+      </w:pPr>
+      <w:r>
+        <w:t>Ur FSC Controlled Wood (FSC-STD-40-005)</w:t>
+      </w:r>
+    </w:p>
+    <w:p>
+      <w:r>
+        <w:t>Virke som inte accepteras i FSC-märkta produkter (oacceptabelt ursprung) enligt FSC Controlled Wood (FSC-STD-40-005):</w:t>
+      </w:r>
+    </w:p>
+    <w:p>
+      <w:pPr>
+        <w:pStyle w:val="ListNumber"/>
+      </w:pPr>
+      <w:r>
+        <w:t>Illegalt avverkat virke.</w:t>
+      </w:r>
+    </w:p>
+    <w:p>
+      <w:pPr>
+        <w:pStyle w:val="ListNumber"/>
+      </w:pPr>
+      <w:r>
+        <w:t>...</w:t>
+      </w:r>
+    </w:p>
+    <w:p>
+      <w:pPr>
+        <w:pStyle w:val="ListNumber"/>
+      </w:pPr>
+      <w:r>
+        <w:t>Virke från avverkningar som hotar höga naturvärden.</w:t>
+      </w:r>
+    </w:p>
+    <w:p>
+      <w:pPr>
+        <w:pStyle w:val="ListNumber"/>
+      </w:pPr>
+      <w:r>
+        <w:t>Virke från skog som konverteras till plantager eller icke-skogligt bruk.</w:t>
+      </w:r>
+    </w:p>
+    <w:p>
+      <w:pPr>
+        <w:pStyle w:val="ListBullet"/>
+      </w:pPr>
       <w:r>
         <w:rPr>
           <w:b/>
+          <w:i/>
         </w:rPr>
-        <w:t>Dropptaggsvamp (NT)</w:t>
-      </w:r>
-      <w:r>
-        <w:t xml:space="preserve"> bildar mykorrhiza med tall, främst i barrskog med trädkontinuitet, i magra, torra och ljusöppna lavtallskogar och i barrblandskogar med friskmossor och lingon i fältskiktet. Den totala populationen i landet har minskat och bedöms fortsätta minska till följd av slutavverkningar av tallskog. Det är högst oklart om arten långsiktigt kan etablera och reproducera sig i skogsbestånd som brukas med trakthyggesmetoder, markberedning, gödsling eller föryngring med förädlat plantmaterial. Uppfyller kriterierna för att bli rödlistad på grund av ny kunskap som visar att en större andel av populationen än tidigare bedömt är knuten till kontinuitetsbarrskog. Minskningstakten för den svenska populationen bedöms vara nära gränsvärdet för Sårbar (VU). Dropptaggsvamp är typisk art för </w:t>
+        <w:t xml:space="preserve">Kommentar: </w:t>
       </w:r>
       <w:r>
         <w:rPr>
           <w:i/>
         </w:rPr>
-        <w:t xml:space="preserve">9010 Taiga </w:t>
-      </w:r>
-      <w:r>
-        <w:t>(SLU Artdatabanken, 2026).</w:t>
-      </w:r>
-    </w:p>
-    <w:p>
-      <w:r>
-        <w:rPr>
-          <w:b/>
-        </w:rPr>
-        <w:t>Garnlav (VU)</w:t>
-      </w:r>
-      <w:r>
-        <w:t xml:space="preserve"> är en utpräglad barrskogsart som ibland kan drapera träden i norrländska grannaturskogar med hög luftfuktighet. Den förekommer även i talldominerade bestånd där den, förutom i trädens grenverk, påträffas hängande över ojämnheter i tallbarken. Arten har minskat starkt i södra och mellersta Sverige och den minskar även i sitt nordliga utbredningsområde. Minskningstakten uppgår till 30 (20–50) % inom 50 år och överstiger gränsvärdet för Sårbar (VU). Orsaken till tillbakagången beror främst på slutavverkningar av naturskogsartade skogar. Bestånd med riklig förekomst bör regelmässigt sparas, vilket även gynnar flera andra sällsynta och rödlistade arter. Garnlav är värdväxt för den mycket sällsynta och akut hotade fjärilen barrskogslavfly (CR) som hör hemma i boreala barrskogar med riklig förekomst av värdväxten. Tidigare kunde arten konstateras årligen på flera platser vid Dala-Floda i Dalarna innan lokalerna kalavverkades. Senaste fyndet i landet av barrskogslavfly är från år 2000 då den påträffades vid Högberget i Sollefteå kommun. Garnlav är typisk art för </w:t>
-      </w:r>
-      <w:r>
-        <w:rPr>
-          <w:i/>
-        </w:rPr>
-        <w:t xml:space="preserve">9010 Taiga </w:t>
-      </w:r>
-      <w:r>
-        <w:t>och</w:t>
-      </w:r>
-      <w:r>
-        <w:rPr>
-          <w:i/>
-        </w:rPr>
-        <w:t xml:space="preserve"> 9070 Trädklädd betesmark</w:t>
-      </w:r>
-      <w:r>
-        <w:t xml:space="preserve"> (SLU Artdatabanken, 2026).</w:t>
-      </w:r>
-    </w:p>
-    <w:p>
-      <w:r>
-        <w:rPr>
-          <w:b/>
-        </w:rPr>
-        <w:t>Grönhjon (NT)</w:t>
-      </w:r>
-      <w:r>
-        <w:t xml:space="preserve"> är en skalbagge vars larvutveckling framför allt sker i grovbarkiga grenar (minst 3–5 cm tjocka) på gamla granar, men även i klena stamdelar av barrträd, främst gran, i mindre omfattning tall. Arten är knuten till gamla och gärna glesa granskogar där det finns långsamväxande träd med välutvecklat grenverk. Larverna lever i den skrovliga barken och gör en flera cm bred platt gång som mest liknar en rund håla och är tydligt nedsänkt i vedytan. I kanten av eller mitt på gången finner man en 5 mm bred, oval gång in i grenens ved där arten gör sin puppkammare. Insekten kläcks sedan ut genom samma gång. Främsta hotet är att gamla granar med grova grenar försvinner genom skogsbruk. Äldre granbestånd bör sparas så långt det är möjligt, och inte gallras eller slutavverkas (SLU Artdatabanken, 2024).</w:t>
-      </w:r>
-    </w:p>
-    <w:p>
-      <w:r>
-        <w:rPr>
-          <w:b/>
-        </w:rPr>
-        <w:t>Tallkötticka (NT)</w:t>
-      </w:r>
-      <w:r>
-        <w:t xml:space="preserve"> är tallens kötticka och har ofta ett mer resupinat växtsätt än den granlevande köttickan </w:t>
-      </w:r>
-      <w:r>
-        <w:rPr>
-          <w:i/>
-        </w:rPr>
-        <w:t>Leptoporus mollis</w:t>
-      </w:r>
-      <w:r>
-        <w:t>. Artens förekomstarea och utbredning i Sverige är inte känd, men utifrån de fynd som rapporteras av kötticka på tall verkar den vara mer ovanlig än den granlevande. Den totala populationen bedöms därför ha minskat under de senaste 30 åren och fortsätter att minska i takt med att kontinuitetsskogar (skogar som inte kalavverkats) minskar i areal, samtidigt som att lämpliga miljöer inte återskapas i samma takt. Minskningstakten för den svenska populationen bedöms vara nära gränsvärdet för Sårbar (VU). (A2c+3c+4c) (SLU Artdatabanken, 2024; Nitare &amp; Skogsstyrelsen, 2019).</w:t>
-      </w:r>
-    </w:p>
-    <w:p>
-      <w:r>
-        <w:rPr>
-          <w:b/>
-        </w:rPr>
-        <w:t>Vedflamlav (NT)</w:t>
-      </w:r>
-      <w:r>
-        <w:t xml:space="preserve"> växer på gammal hård och torr, exponerad kärnved av tall, främst på högstubbar i ljusöppna lägen, t.ex. vid och på myrar, sjökanter, i glesa hällmarkskogar och i brandpräglade tallnaturskogar. Substratet nyskapas i begränsad omfattning och arten är en utmärkt indikator på höga naturvärden i denna skogstyp. Tall- och barrblandskogar med naturskogskaraktär och spår av bränder har ofta höga biologiska värden och bör skyddas. På vedflamlavens bål kan den sällsynta spiklaven/parasiten </w:t>
-      </w:r>
-      <w:r>
-        <w:rPr>
-          <w:i/>
-        </w:rPr>
-        <w:t>Calicium ramboldiicola</w:t>
-      </w:r>
-      <w:r>
-        <w:t xml:space="preserve"> (VU) påträffas (SLU Artdatabanken, 2026).</w:t>
-      </w:r>
-    </w:p>
-    <w:p>
-      <w:r>
-        <w:rPr>
-          <w:b/>
-        </w:rPr>
-        <w:t>Vedskivlav (NT)</w:t>
-      </w:r>
-      <w:r>
-        <w:t xml:space="preserve"> växer på gammal, torr, exponerad, hård kärnved av framförallt tall i naturskogsartade bestånd. Avverkning av tallskog av naturskogskaraktär med spår av återkommande bränder är ett hot. Mängden lämplig ved att växa på för vedskivlav minskar, dels på grund av naturlig nedbrytning men framförallt på grund av att de förstörs i samband med slutavverkningar, gallringar och markberedning. Tall- och blandbarrskogar av naturskogskaraktär med spår av återkommande bränder bör skyddas. Vedskivlav är typisk art för </w:t>
-      </w:r>
-      <w:r>
-        <w:rPr>
-          <w:i/>
-        </w:rPr>
-        <w:t>9010 Taiga</w:t>
-      </w:r>
-      <w:r>
-        <w:t xml:space="preserve"> (SLU Artdatabanken, 2024).</w:t>
-      </w:r>
-    </w:p>
-    <w:p>
-      <w:r>
-        <w:rPr>
-          <w:b/>
-        </w:rPr>
-        <w:t xml:space="preserve">Vedticka </w:t>
-      </w:r>
-      <w:r>
-        <w:t xml:space="preserve">är en bra signalart söder om den naturliga norrlandsgränsen. Den är huvudsakligen knuten till äldre barrskogar där det föreligger långvarig kontinuitet av död barrved. Vedticka är typisk art för </w:t>
-      </w:r>
-      <w:r>
-        <w:rPr>
-          <w:i/>
-        </w:rPr>
-        <w:t xml:space="preserve">9010 Taiga </w:t>
-      </w:r>
-      <w:r>
-        <w:t>(Nitare &amp; Skogsstyrelsen, 2019; SLU Artdatabanken, 2025).</w:t>
+        <w:t>Avverkning av skog med höga naturvärden samt skada på fridlysta arter strider både mot FSC Controlled Wood-standarden och FSC:s policy for associerade organisationer.</w:t>
       </w:r>
     </w:p>
     <w:p>
@@ -544,7 +763,71 @@
         <w:pStyle w:val="Heading1"/>
       </w:pPr>
       <w:r>
-        <w:t>Certifiering</w:t>
+        <w:t>Ur PEFC-standarden gällande lagefterlevnad</w:t>
+      </w:r>
+    </w:p>
+    <w:p>
+      <w:r>
+        <w:t>PEFC-standarden förutsätter att tillämplig svensk lagstiftning följs. Det är utsedd tillsynsmyndighet som ansvarar för tillsyn av lagens efterlevnad. PEFC-standarden återger innehållet i vissa certifieringskritiska lag- och föreskriftskrav vilka ska ingå i granskning av PEFC-systemets efterlevnad.</w:t>
+      </w:r>
+    </w:p>
+    <w:p>
+      <w:pPr>
+        <w:pStyle w:val="ListBullet"/>
+      </w:pPr>
+      <w:r>
+        <w:rPr>
+          <w:b/>
+          <w:i/>
+        </w:rPr>
+        <w:t xml:space="preserve">Kommentar: </w:t>
+      </w:r>
+      <w:r>
+        <w:rPr>
+          <w:i/>
+        </w:rPr>
+        <w:t>I den avverkningsanmälda skogen har fridlysta arter sina livsmiljöer och växtplatser. Att skada de fridlysta arternas livsmiljöer, växtplatser eller ekologiska funktion är inte tillåtet enligt artskyddsförordningen</w:t>
+      </w:r>
+    </w:p>
+    <w:p>
+      <w:r>
+        <w:br w:type="page"/>
+      </w:r>
+    </w:p>
+    <w:p>
+      <w:pPr>
+        <w:pStyle w:val="Title"/>
+      </w:pPr>
+      <w:r>
+        <w:t>BILAGA 1 – Fridlysta arter</w:t>
+      </w:r>
+    </w:p>
+    <w:p>
+      <w:pPr>
+        <w:pStyle w:val="Heading1"/>
+      </w:pPr>
+      <w:r>
+        <w:t>Talltita – ekologi samt krav på livsmiljön</w:t>
+      </w:r>
+    </w:p>
+    <w:p>
+      <w:r>
+        <w:t>Talltita är rödlistad som NT, fridlyst och prioriterad art i Skogsvårdslagen. Den omfattas av EU:s fågeldirektiv. Arten har minskat kraftigt de senaste 30 åren och minskningstakten innevarande 10-årsperiod beräknas till 20 (10–30) % (SLU Artdatabanken, 2022).</w:t>
+      </w:r>
+    </w:p>
+    <w:p>
+      <w:r>
+        <w:t>Talltita föredrar större sammanhängande barrskogar, och finns såväl i tallskog som granskog och i lövblandad barrskog. Skogens struktur är viktig och ska helst vara flerskiktad med riklig underväxt av mindre granar, björk och andra lövträd och buskar. Tillgång på murknande högstubbar är särskilt viktig, eftersom talltitan helst själv hackar ut sitt bohål (SLU Artdatabanken, 2022).</w:t>
+      </w:r>
+    </w:p>
+    <w:p>
+      <w:r>
+        <w:t>Det finns flera studier som visar att talltita är känslig för gallring och inte överlever när dess livsmiljö kalavverkas (Eggers and Low, 2014; Griesser et al., 2007; Klein, 2020). Talltitans revir är förhållandevis stora, 10–20 hektar och arten missgynnas när skogen fragmenteras. Kalavverkning av större delar av reviret innebär att det överges (Artdatabanken, 2021).</w:t>
+      </w:r>
+    </w:p>
+    <w:p>
+      <w:r>
+        <w:t>Talltitan är synnerligen trogen sitt revir så länge paret lever och biotopen förblir intakt. Paret stannar i sitt revir året om. En förlust av ett revir har därför en stor inverkan på den lokala populationen och trakthyggesbruket anses vara orsak till den svenska populationens kraftiga minskning. Talltiteparets revirtrohet innebär att närhelst under året man observerar en adult talltita så ingår denna plats i reviret (Siffczyk et al., 2003; Ekman, 1979).</w:t>
       </w:r>
     </w:p>
     <w:p>
@@ -552,100 +835,127 @@
         <w:pStyle w:val="Heading2"/>
       </w:pPr>
       <w:r>
-        <w:t>Ur FSC-standarden</w:t>
+        <w:t>Referenser – talltita</w:t>
       </w:r>
     </w:p>
     <w:p>
       <w:r>
+        <w:t xml:space="preserve">Eggers, S., Low, M., 2014. </w:t>
+      </w:r>
+      <w:r>
         <w:rPr>
-          <w:b/>
+          <w:i/>
         </w:rPr>
-        <w:t xml:space="preserve">PRINCIP 1: LAGEFTERLEVNAD: </w:t>
-      </w:r>
-      <w:r>
-        <w:t>Certifikatsinnehavaren ska följa alla tillämpliga lagar, förordningar och nationellt ratificerade internationella avtal, konventioner och överenskommelser.</w:t>
+        <w:t xml:space="preserve">Differential demographic responses of sympatric Parids to vegetation management in boreal forest. </w:t>
+      </w:r>
+      <w:r>
+        <w:t>For. Ecol. Manage. 319, 169–175.</w:t>
       </w:r>
     </w:p>
     <w:p>
       <w:r>
+        <w:t xml:space="preserve">Ekman, J., 1979. </w:t>
+      </w:r>
+      <w:r>
         <w:rPr>
-          <w:b/>
+          <w:i/>
         </w:rPr>
-        <w:t xml:space="preserve">1.3.1 </w:t>
-      </w:r>
-      <w:r>
-        <w:t>Tillämpliga lagar och föreskrifter för brukandet av skogen följs.</w:t>
+        <w:t xml:space="preserve">Coherence, composition and territories of winter social groups of the Willow Tit Parus montanus and the Crested Tit P. cristatus. </w:t>
+      </w:r>
+      <w:r>
+        <w:t>Ornis Scandinavica, 10, pp 56–68</w:t>
+      </w:r>
+    </w:p>
+    <w:p>
+      <w:r>
+        <w:t xml:space="preserve">Griesser, M., Nystrand, M., Eggers, S., Ekman, J., 2007. </w:t>
+      </w:r>
+      <w:r>
+        <w:rPr>
+          <w:i/>
+        </w:rPr>
+        <w:t xml:space="preserve">Impact of forestry practices on fitness correlates and population productivity in an open-nesting bird species. </w:t>
+      </w:r>
+      <w:r>
+        <w:t>Conserv. Biol. 21, 767–774. https://doi.org/10.1111/j.1523- 1739.2007.00675.x</w:t>
+      </w:r>
+    </w:p>
+    <w:p>
+      <w:r>
+        <w:t xml:space="preserve">Klein, J., 2020. </w:t>
+      </w:r>
+      <w:r>
+        <w:rPr>
+          <w:i/>
+        </w:rPr>
+        <w:t xml:space="preserve">The forgotten forest – On thinning, retention, and biodiversity in the boreal forest. </w:t>
+      </w:r>
+      <w:r>
+        <w:t>Doctoral Thesis No. 2020:50</w:t>
+      </w:r>
+    </w:p>
+    <w:p>
+      <w:r>
+        <w:t xml:space="preserve">Siffczyk, C., Brotons, L., Kangas, K., Orell, M., 2003. </w:t>
+      </w:r>
+      <w:r>
+        <w:rPr>
+          <w:i/>
+        </w:rPr>
+        <w:t xml:space="preserve">Home range size of willow tits. </w:t>
+      </w:r>
+      <w:r>
+        <w:t>Oecologica, 136, 635–642 (2003)</w:t>
+      </w:r>
+    </w:p>
+    <w:p>
+      <w:r>
+        <w:t xml:space="preserve">SLU Artdatabanken, 2021. </w:t>
+      </w:r>
+      <w:r>
+        <w:rPr>
+          <w:i/>
+        </w:rPr>
+        <w:t xml:space="preserve">Artfaktablad. Naturvård – artfakta. </w:t>
+      </w:r>
+      <w:r>
+        <w:t>SLU Artdatabanken, Uppsala</w:t>
       </w:r>
     </w:p>
     <w:p>
       <w:pPr>
-        <w:pStyle w:val="ListBullet"/>
+        <w:pStyle w:val="Heading1"/>
       </w:pPr>
       <w:r>
-        <w:rPr>
-          <w:b/>
-          <w:i/>
-        </w:rPr>
-        <w:t xml:space="preserve">Kommentar: </w:t>
-      </w:r>
-      <w:r>
-        <w:t>I den avverkningsanmälda skogen har fridlysta arter sina livsmiljöer och växtplatser. Att skada de fridlysta arternas livsmiljöer, växtplatser eller ekologiska funktion är inte tillåtet enligt artskyddsförordningen.</w:t>
+        <w:t>Spillkråka – ekologi samt krav på livsmiljön</w:t>
+      </w:r>
+    </w:p>
+    <w:p>
+      <w:r>
+        <w:t xml:space="preserve">Spillkråka (§4) ingår i bilaga 1 EU:s fågeldirektiv och är typisk art för </w:t>
       </w:r>
       <w:r>
         <w:rPr>
           <w:i/>
         </w:rPr>
-        <w:t xml:space="preserve"> EU:s medlemsländer och skogsbolag är skyldiga att agera i enlighet med EU:s fågeldirektiv där det uttryckligen står att direktivet gäller för fåglar samt för deras ägg, bon och </w:t>
-      </w:r>
-      <w:r>
-        <w:rPr>
-          <w:b/>
-          <w:i/>
-        </w:rPr>
-        <w:t xml:space="preserve">livsmiljöer </w:t>
-      </w:r>
-      <w:r>
-        <w:t>(artikel 1). Vidare att de åtgärder som vidtas inte får leda till en försämring av den nuvarande situationen beträffande bevarandet av de fågelarter som avses i artikel 1 (artikel 13).</w:t>
-      </w:r>
-    </w:p>
-    <w:p>
-      <w:r>
-        <w:rPr>
-          <w:b/>
-        </w:rPr>
-        <w:t xml:space="preserve">6.4 </w:t>
-      </w:r>
-      <w:r>
-        <w:t>Certifikatsinnehavaren ska skydda sällsynta arter och hotade arter samt deras livsmiljöer inom skogsbruksenheten. Det ska ske genom avsättningar, andra skyddade områden och genom att skapa konnektivitet och/eller genom andra direkta åtgärder som gynnar dessa arters överlevnad och livskraft. Åtgärderna ska stå i förhållande till brukandets skala, intensitet och risk, samt till sällsynta och hotade arters bevarandestatus och ekologiska krav. Certifikatsinnehavaren ska beakta den geografiska spridningen och ekologiska krav hos sällsynta och hotade arter utanför skogsbruksenhetens gränser när beslut om åtgärder inom skogsbruksenheten ska fattas.</w:t>
-      </w:r>
-    </w:p>
-    <w:p>
-      <w:r>
-        <w:rPr>
-          <w:b/>
-        </w:rPr>
-        <w:t xml:space="preserve">6.4.3 </w:t>
-      </w:r>
-      <w:r>
-        <w:t>Bevarandeåtgärder genomförs för de kända förekomster av rödlistade arter som påverkas av skogsbruk.</w:t>
-      </w:r>
-    </w:p>
-    <w:p>
-      <w:pPr>
-        <w:pStyle w:val="ListBullet"/>
-      </w:pPr>
-      <w:r>
-        <w:rPr>
-          <w:b/>
-          <w:i/>
-        </w:rPr>
-        <w:t xml:space="preserve">Kommentar: </w:t>
+        <w:t xml:space="preserve">9010 Taiga </w:t>
+      </w:r>
+      <w:r>
+        <w:t>och</w:t>
       </w:r>
       <w:r>
         <w:rPr>
           <w:i/>
         </w:rPr>
-        <w:t>I det avverkningsanmälda skogsområdet har 14 naturvårdsarter varav 7 rödlistade arter sina livsmiljöer och växtplatser.</w:t>
+        <w:t xml:space="preserve"> 9740 Skogsbevuxen myr</w:t>
+      </w:r>
+      <w:r>
+        <w:t>. Den lever i både barr- och blandskog liksom i ren lövskog. De tätaste populationerna tenderar att finnas i äldre, variationsrik blandskog med gott om död ved och gamla träd. Varje par utnyttjar 400–1000 hektar skog beroende på skogens kvalitet. Skogsbruk med korta omloppstider och täta, homogena ungskogar utgör det största hotet (SLU Artdatabanken, 2026).</w:t>
+      </w:r>
+    </w:p>
+    <w:p>
+      <w:r>
+        <w:t>Spillkråka är en nyckelart i skogliga miljöer vars övergivna bohål utnyttjas av flera andra hålhäckande fågelarter och fladdermöss, däribland pärluggla (EN, §4), knipa (§4), salskrake (§4) och skogsduva (§4). Hökuggla (VU, §4) och slaguggla (§4) häckar ofta i högstubbar som brutits av i höjd med ett gammalt spillkråkebo (Skogsstyrelsen, 2016).</w:t>
       </w:r>
     </w:p>
     <w:p>
@@ -653,239 +963,6 @@
         <w:pStyle w:val="Heading2"/>
       </w:pPr>
       <w:r>
-        <w:t>Ur Chain of Custody Certification (FSC-STD-40-004 ver 3.0)</w:t>
-      </w:r>
-    </w:p>
-    <w:p>
-      <w:r>
-        <w:rPr>
-          <w:b/>
-        </w:rPr>
-        <w:t xml:space="preserve">1.3 </w:t>
-      </w:r>
-      <w:r>
-        <w:t xml:space="preserve">The organization shall commit to the FSC values as defined in FSC-POL-01-004 Policy for the Association of Organizations with FSC. </w:t>
-      </w:r>
-    </w:p>
-    <w:p>
-      <w:pPr>
-        <w:pStyle w:val="Heading2"/>
-      </w:pPr>
-      <w:r>
-        <w:t>Ur FSC:s policy för associerade organisationer (FSC-POL-01-004)</w:t>
-      </w:r>
-    </w:p>
-    <w:p>
-      <w:r>
-        <w:t xml:space="preserve">Som “Chain of Custody”-certifierad organisation är skogsbolaget bunden av de fastställda reglerna i Del 1 Punkt 1 c) i Policy för organisationer associerade med FSC (FSC-POL-01-004 V2-0 EN + SVE version 2012-03-02): </w:t>
-      </w:r>
-    </w:p>
-    <w:p>
-      <w:pPr>
-        <w:pStyle w:val="ListNumber"/>
-      </w:pPr>
-      <w:r>
-        <w:t>De organisationer FSC kan acceptera association med får inte direkt eller indirekt ha några kopplingar till nedanstående, oacceptabla aktiviteter:</w:t>
-      </w:r>
-    </w:p>
-    <w:p>
-      <w:pPr>
-        <w:ind w:left="357"/>
-      </w:pPr>
-      <w:r>
-        <w:t>a) Olaglig skogsavverkning och handel med olagligt avverkat virke eller skogsprodukter</w:t>
-      </w:r>
-    </w:p>
-    <w:p>
-      <w:pPr>
-        <w:ind w:left="357"/>
-      </w:pPr>
-      <w:r>
-        <w:t>...</w:t>
-      </w:r>
-    </w:p>
-    <w:p>
-      <w:pPr>
-        <w:ind w:left="357"/>
-      </w:pPr>
-      <w:r>
-        <w:t>c) Skogsbruk som förstör höga naturvärden</w:t>
-      </w:r>
-    </w:p>
-    <w:p>
-      <w:pPr>
-        <w:ind w:left="357"/>
-      </w:pPr>
-      <w:r>
-        <w:t>d) Betydande omvandling av skog till plantager eller annan, icke skoglig, markanvändning</w:t>
-      </w:r>
-    </w:p>
-    <w:p>
-      <w:pPr>
-        <w:pStyle w:val="ListBullet"/>
-      </w:pPr>
-      <w:r>
-        <w:rPr>
-          <w:b/>
-          <w:i/>
-        </w:rPr>
-        <w:t xml:space="preserve">Kommentar: </w:t>
-      </w:r>
-      <w:r>
-        <w:rPr>
-          <w:i/>
-        </w:rPr>
-        <w:t>Avverkning av skog med höga naturvärden samt skada på fridlysta arter strider både mot FSC Controlled Wood-standarden och FSC:s policy for associerade organisationer.</w:t>
-      </w:r>
-    </w:p>
-    <w:p>
-      <w:pPr>
-        <w:pStyle w:val="Heading2"/>
-      </w:pPr>
-      <w:r>
-        <w:t>Ur FSC Controlled Wood (FSC-STD-40-005)</w:t>
-      </w:r>
-    </w:p>
-    <w:p>
-      <w:r>
-        <w:t>Virke som inte accepteras i FSC-märkta produkter (oacceptabelt ursprung) enligt FSC Controlled Wood (FSC-STD-40-005):</w:t>
-      </w:r>
-    </w:p>
-    <w:p>
-      <w:pPr>
-        <w:pStyle w:val="ListNumber"/>
-      </w:pPr>
-      <w:r>
-        <w:t>Illegalt avverkat virke.</w:t>
-      </w:r>
-    </w:p>
-    <w:p>
-      <w:pPr>
-        <w:pStyle w:val="ListNumber"/>
-      </w:pPr>
-      <w:r>
-        <w:t>...</w:t>
-      </w:r>
-    </w:p>
-    <w:p>
-      <w:pPr>
-        <w:pStyle w:val="ListNumber"/>
-      </w:pPr>
-      <w:r>
-        <w:t>Virke från avverkningar som hotar höga naturvärden.</w:t>
-      </w:r>
-    </w:p>
-    <w:p>
-      <w:pPr>
-        <w:pStyle w:val="ListNumber"/>
-      </w:pPr>
-      <w:r>
-        <w:t>Virke från skog som konverteras till plantager eller icke-skogligt bruk.</w:t>
-      </w:r>
-    </w:p>
-    <w:p>
-      <w:pPr>
-        <w:pStyle w:val="ListBullet"/>
-      </w:pPr>
-      <w:r>
-        <w:rPr>
-          <w:b/>
-          <w:i/>
-        </w:rPr>
-        <w:t xml:space="preserve">Kommentar: </w:t>
-      </w:r>
-      <w:r>
-        <w:rPr>
-          <w:i/>
-        </w:rPr>
-        <w:t>Avverkning av skog med höga naturvärden samt skada på fridlysta arter strider både mot FSC Controlled Wood-standarden och FSC:s policy for associerade organisationer.</w:t>
-      </w:r>
-    </w:p>
-    <w:p>
-      <w:pPr>
-        <w:pStyle w:val="Heading1"/>
-      </w:pPr>
-      <w:r>
-        <w:t>Ur PEFC-standarden gällande lagefterlevnad</w:t>
-      </w:r>
-    </w:p>
-    <w:p>
-      <w:r>
-        <w:t>PEFC-standarden förutsätter att tillämplig svensk lagstiftning följs. Det är utsedd tillsynsmyndighet som ansvarar för tillsyn av lagens efterlevnad. PEFC-standarden återger innehållet i vissa certifieringskritiska lag- och föreskriftskrav vilka ska ingå i granskning av PEFC-systemets efterlevnad.</w:t>
-      </w:r>
-    </w:p>
-    <w:p>
-      <w:pPr>
-        <w:pStyle w:val="ListBullet"/>
-      </w:pPr>
-      <w:r>
-        <w:rPr>
-          <w:b/>
-          <w:i/>
-        </w:rPr>
-        <w:t xml:space="preserve">Kommentar: </w:t>
-      </w:r>
-      <w:r>
-        <w:rPr>
-          <w:i/>
-        </w:rPr>
-        <w:t>I den avverkningsanmälda skogen har fridlysta arter sina livsmiljöer och växtplatser. Att skada de fridlysta arternas livsmiljöer, växtplatser eller ekologiska funktion är inte tillåtet enligt artskyddsförordningen</w:t>
-      </w:r>
-    </w:p>
-    <w:p>
-      <w:r>
-        <w:br w:type="page"/>
-      </w:r>
-    </w:p>
-    <w:p>
-      <w:pPr>
-        <w:pStyle w:val="Title"/>
-      </w:pPr>
-      <w:r>
-        <w:t>BILAGA 1 – Fridlysta arter</w:t>
-      </w:r>
-    </w:p>
-    <w:p>
-      <w:pPr>
-        <w:pStyle w:val="Heading1"/>
-      </w:pPr>
-      <w:r>
-        <w:t>Spillkråka – ekologi samt krav på livsmiljön</w:t>
-      </w:r>
-    </w:p>
-    <w:p>
-      <w:r>
-        <w:t xml:space="preserve">Spillkråka (§4) ingår i bilaga 1 EU:s fågeldirektiv och är typisk art för </w:t>
-      </w:r>
-      <w:r>
-        <w:rPr>
-          <w:i/>
-        </w:rPr>
-        <w:t xml:space="preserve">9010 Taiga </w:t>
-      </w:r>
-      <w:r>
-        <w:t>och</w:t>
-      </w:r>
-      <w:r>
-        <w:rPr>
-          <w:i/>
-        </w:rPr>
-        <w:t xml:space="preserve"> 9740 Skogsbevuxen myr</w:t>
-      </w:r>
-      <w:r>
-        <w:t>. Den lever i både barr- och blandskog liksom i ren lövskog. De tätaste populationerna tenderar att finnas i äldre, variationsrik blandskog med gott om död ved och gamla träd. Varje par utnyttjar 400–1000 hektar skog beroende på skogens kvalitet. Skogsbruk med korta omloppstider och täta, homogena ungskogar utgör det största hotet (SLU Artdatabanken, 2026).</w:t>
-      </w:r>
-    </w:p>
-    <w:p>
-      <w:r>
-        <w:t>Spillkråka är en nyckelart i skogliga miljöer vars övergivna bohål utnyttjas av flera andra hålhäckande fågelarter och fladdermöss, däribland pärluggla (EN, §4), knipa (§4), salskrake (§4) och skogsduva (§4). Hökuggla (VU, §4) och slaguggla (§4) häckar ofta i högstubbar som brutits av i höjd med ett gammalt spillkråkebo (Skogsstyrelsen, 2016).</w:t>
-      </w:r>
-    </w:p>
-    <w:p>
-      <w:pPr>
-        <w:pStyle w:val="Heading2"/>
-      </w:pPr>
-      <w:r>
         <w:t>Referenser – spillkråka</w:t>
       </w:r>
     </w:p>
@@ -915,126 +992,6 @@
       </w:r>
       <w:r>
         <w:t>SLU Artdatabanken, Uppsala.</w:t>
-      </w:r>
-    </w:p>
-    <w:p>
-      <w:pPr>
-        <w:pStyle w:val="Heading1"/>
-      </w:pPr>
-      <w:r>
-        <w:t>Talltita – ekologi samt krav på livsmiljön</w:t>
-      </w:r>
-    </w:p>
-    <w:p>
-      <w:r>
-        <w:t>Talltita är rödlistad som NT, fridlyst och prioriterad art i Skogsvårdslagen. Den omfattas av EU:s fågeldirektiv. Arten har minskat kraftigt de senaste 30 åren och minskningstakten innevarande 10-årsperiod beräknas till 20 (10–30) % (SLU Artdatabanken, 2022).</w:t>
-      </w:r>
-    </w:p>
-    <w:p>
-      <w:r>
-        <w:t>Talltita föredrar större sammanhängande barrskogar, och finns såväl i tallskog som granskog och i lövblandad barrskog. Skogens struktur är viktig och ska helst vara flerskiktad med riklig underväxt av mindre granar, björk och andra lövträd och buskar. Tillgång på murknande högstubbar är särskilt viktig, eftersom talltitan helst själv hackar ut sitt bohål (SLU Artdatabanken, 2022).</w:t>
-      </w:r>
-    </w:p>
-    <w:p>
-      <w:r>
-        <w:t>Det finns flera studier som visar att talltita är känslig för gallring och inte överlever när dess livsmiljö kalavverkas (Eggers and Low, 2014; Griesser et al., 2007; Klein, 2020). Talltitans revir är förhållandevis stora, 10–20 hektar och arten missgynnas när skogen fragmenteras. Kalavverkning av större delar av reviret innebär att det överges (Artdatabanken, 2021).</w:t>
-      </w:r>
-    </w:p>
-    <w:p>
-      <w:r>
-        <w:t>Talltitan är synnerligen trogen sitt revir så länge paret lever och biotopen förblir intakt. Paret stannar i sitt revir året om. En förlust av ett revir har därför en stor inverkan på den lokala populationen och trakthyggesbruket anses vara orsak till den svenska populationens kraftiga minskning. Talltiteparets revirtrohet innebär att närhelst under året man observerar en adult talltita så ingår denna plats i reviret (Siffczyk et al., 2003; Ekman, 1979).</w:t>
-      </w:r>
-    </w:p>
-    <w:p>
-      <w:pPr>
-        <w:pStyle w:val="Heading2"/>
-      </w:pPr>
-      <w:r>
-        <w:t>Referenser – talltita</w:t>
-      </w:r>
-    </w:p>
-    <w:p>
-      <w:r>
-        <w:t xml:space="preserve">Eggers, S., Low, M., 2014. </w:t>
-      </w:r>
-      <w:r>
-        <w:rPr>
-          <w:i/>
-        </w:rPr>
-        <w:t xml:space="preserve">Differential demographic responses of sympatric Parids to vegetation management in boreal forest. </w:t>
-      </w:r>
-      <w:r>
-        <w:t>For. Ecol. Manage. 319, 169–175.</w:t>
-      </w:r>
-    </w:p>
-    <w:p>
-      <w:r>
-        <w:t xml:space="preserve">Ekman, J., 1979. </w:t>
-      </w:r>
-      <w:r>
-        <w:rPr>
-          <w:i/>
-        </w:rPr>
-        <w:t xml:space="preserve">Coherence, composition and territories of winter social groups of the Willow Tit Parus montanus and the Crested Tit P. cristatus. </w:t>
-      </w:r>
-      <w:r>
-        <w:t>Ornis Scandinavica, 10, pp 56–68</w:t>
-      </w:r>
-    </w:p>
-    <w:p>
-      <w:r>
-        <w:t xml:space="preserve">Griesser, M., Nystrand, M., Eggers, S., Ekman, J., 2007. </w:t>
-      </w:r>
-      <w:r>
-        <w:rPr>
-          <w:i/>
-        </w:rPr>
-        <w:t xml:space="preserve">Impact of forestry practices on fitness correlates and population productivity in an open-nesting bird species. </w:t>
-      </w:r>
-      <w:r>
-        <w:t>Conserv. Biol. 21, 767–774. https://doi.org/10.1111/j.1523- 1739.2007.00675.x</w:t>
-      </w:r>
-    </w:p>
-    <w:p>
-      <w:r>
-        <w:t xml:space="preserve">Klein, J., 2020. </w:t>
-      </w:r>
-      <w:r>
-        <w:rPr>
-          <w:i/>
-        </w:rPr>
-        <w:t xml:space="preserve">The forgotten forest – On thinning, retention, and biodiversity in the boreal forest. </w:t>
-      </w:r>
-      <w:r>
-        <w:t>Doctoral Thesis No. 2020:50</w:t>
-      </w:r>
-    </w:p>
-    <w:p>
-      <w:r>
-        <w:t xml:space="preserve">Siffczyk, C., Brotons, L., Kangas, K., Orell, M., 2003. </w:t>
-      </w:r>
-      <w:r>
-        <w:rPr>
-          <w:i/>
-        </w:rPr>
-        <w:t xml:space="preserve">Home range size of willow tits. </w:t>
-      </w:r>
-      <w:r>
-        <w:t>Oecologica, 136, 635–642 (2003)</w:t>
-      </w:r>
-    </w:p>
-    <w:p>
-      <w:r>
-        <w:t xml:space="preserve">SLU Artdatabanken, 2021. </w:t>
-      </w:r>
-      <w:r>
-        <w:rPr>
-          <w:i/>
-        </w:rPr>
-        <w:t xml:space="preserve">Artfaktablad. Naturvård – artfakta. </w:t>
-      </w:r>
-      <w:r>
-        <w:t>SLU Artdatabanken, Uppsala</w:t>
       </w:r>
     </w:p>
     <w:p>
@@ -1234,7 +1191,7 @@
     <w:r>
       <w:tab/>
       <w:tab/>
-      <w:t>2026-06-20</w:t>
+      <w:t>2026-06-21</w:t>
       <w:br/>
       <w:br/>
     </w:r>

--- a/klagomål/A 14339-2026 FSC-klagomål.docx
+++ b/klagomål/A 14339-2026 FSC-klagomål.docx
@@ -1191,7 +1191,7 @@
     <w:r>
       <w:tab/>
       <w:tab/>
-      <w:t>2026-06-21</w:t>
+      <w:t>2026-06-22</w:t>
       <w:br/>
       <w:br/>
     </w:r>

--- a/klagomål/A 14339-2026 FSC-klagomål.docx
+++ b/klagomål/A 14339-2026 FSC-klagomål.docx
@@ -1191,7 +1191,7 @@
     <w:r>
       <w:tab/>
       <w:tab/>
-      <w:t>2026-06-22</w:t>
+      <w:t>2026-06-23</w:t>
       <w:br/>
       <w:br/>
     </w:r>

--- a/klagomål/A 14339-2026 FSC-klagomål.docx
+++ b/klagomål/A 14339-2026 FSC-klagomål.docx
@@ -1191,7 +1191,7 @@
     <w:r>
       <w:tab/>
       <w:tab/>
-      <w:t>2026-06-23</w:t>
+      <w:t>2026-06-24</w:t>
       <w:br/>
       <w:br/>
     </w:r>

--- a/klagomål/A 14339-2026 FSC-klagomål.docx
+++ b/klagomål/A 14339-2026 FSC-klagomål.docx
@@ -1191,7 +1191,7 @@
     <w:r>
       <w:tab/>
       <w:tab/>
-      <w:t>2026-06-24</w:t>
+      <w:t>2026-06-25</w:t>
       <w:br/>
       <w:br/>
     </w:r>

--- a/klagomål/A 14339-2026 FSC-klagomål.docx
+++ b/klagomål/A 14339-2026 FSC-klagomål.docx
@@ -1191,7 +1191,7 @@
     <w:r>
       <w:tab/>
       <w:tab/>
-      <w:t>2026-06-25</w:t>
+      <w:t>2026-06-26</w:t>
       <w:br/>
       <w:br/>
     </w:r>

--- a/klagomål/A 14339-2026 FSC-klagomål.docx
+++ b/klagomål/A 14339-2026 FSC-klagomål.docx
@@ -1191,7 +1191,7 @@
     <w:r>
       <w:tab/>
       <w:tab/>
-      <w:t>2026-06-26</w:t>
+      <w:t>2026-06-27</w:t>
       <w:br/>
       <w:br/>
     </w:r>

--- a/klagomål/A 14339-2026 FSC-klagomål.docx
+++ b/klagomål/A 14339-2026 FSC-klagomål.docx
@@ -1191,7 +1191,7 @@
     <w:r>
       <w:tab/>
       <w:tab/>
-      <w:t>2026-06-27</w:t>
+      <w:t>2026-06-28</w:t>
       <w:br/>
       <w:br/>
     </w:r>

--- a/klagomål/A 14339-2026 FSC-klagomål.docx
+++ b/klagomål/A 14339-2026 FSC-klagomål.docx
@@ -1191,7 +1191,7 @@
     <w:r>
       <w:tab/>
       <w:tab/>
-      <w:t>2026-06-28</w:t>
+      <w:t>2026-06-29</w:t>
       <w:br/>
       <w:br/>
     </w:r>

--- a/klagomål/A 14339-2026 FSC-klagomål.docx
+++ b/klagomål/A 14339-2026 FSC-klagomål.docx
@@ -1191,7 +1191,7 @@
     <w:r>
       <w:tab/>
       <w:tab/>
-      <w:t>2026-06-29</w:t>
+      <w:t>2026-06-30</w:t>
       <w:br/>
       <w:br/>
     </w:r>

--- a/klagomål/A 14339-2026 FSC-klagomål.docx
+++ b/klagomål/A 14339-2026 FSC-klagomål.docx
@@ -1191,7 +1191,7 @@
     <w:r>
       <w:tab/>
       <w:tab/>
-      <w:t>2026-06-30</w:t>
+      <w:t>2026-07-01</w:t>
       <w:br/>
       <w:br/>
     </w:r>

--- a/klagomål/A 14339-2026 FSC-klagomål.docx
+++ b/klagomål/A 14339-2026 FSC-klagomål.docx
@@ -1191,7 +1191,7 @@
     <w:r>
       <w:tab/>
       <w:tab/>
-      <w:t>2026-07-01</w:t>
+      <w:t>2026-07-02</w:t>
       <w:br/>
       <w:br/>
     </w:r>

--- a/klagomål/A 14339-2026 FSC-klagomål.docx
+++ b/klagomål/A 14339-2026 FSC-klagomål.docx
@@ -1191,7 +1191,7 @@
     <w:r>
       <w:tab/>
       <w:tab/>
-      <w:t>2026-07-13</w:t>
+      <w:t>2026-07-14</w:t>
       <w:br/>
       <w:br/>
     </w:r>

--- a/klagomål/A 14339-2026 FSC-klagomål.docx
+++ b/klagomål/A 14339-2026 FSC-klagomål.docx
@@ -1191,7 +1191,7 @@
     <w:r>
       <w:tab/>
       <w:tab/>
-      <w:t>2026-07-14</w:t>
+      <w:t>2026-07-15</w:t>
       <w:br/>
       <w:br/>
     </w:r>

--- a/klagomål/A 14339-2026 FSC-klagomål.docx
+++ b/klagomål/A 14339-2026 FSC-klagomål.docx
@@ -1191,7 +1191,7 @@
     <w:r>
       <w:tab/>
       <w:tab/>
-      <w:t>2026-07-15</w:t>
+      <w:t>2026-07-16</w:t>
       <w:br/>
       <w:br/>
     </w:r>

--- a/klagomål/A 14339-2026 FSC-klagomål.docx
+++ b/klagomål/A 14339-2026 FSC-klagomål.docx
@@ -1191,7 +1191,7 @@
     <w:r>
       <w:tab/>
       <w:tab/>
-      <w:t>2026-07-16</w:t>
+      <w:t>2026-07-17</w:t>
       <w:br/>
       <w:br/>
     </w:r>

--- a/klagomål/A 14339-2026 FSC-klagomål.docx
+++ b/klagomål/A 14339-2026 FSC-klagomål.docx
@@ -1191,7 +1191,7 @@
     <w:r>
       <w:tab/>
       <w:tab/>
-      <w:t>2026-07-17</w:t>
+      <w:t>2026-07-18</w:t>
       <w:br/>
       <w:br/>
     </w:r>

--- a/klagomål/A 14339-2026 FSC-klagomål.docx
+++ b/klagomål/A 14339-2026 FSC-klagomål.docx
@@ -1191,7 +1191,7 @@
     <w:r>
       <w:tab/>
       <w:tab/>
-      <w:t>2026-07-18</w:t>
+      <w:t>2026-07-19</w:t>
       <w:br/>
       <w:br/>
     </w:r>

--- a/klagomål/A 14339-2026 FSC-klagomål.docx
+++ b/klagomål/A 14339-2026 FSC-klagomål.docx
@@ -1191,7 +1191,7 @@
     <w:r>
       <w:tab/>
       <w:tab/>
-      <w:t>2026-07-19</w:t>
+      <w:t>2026-07-20</w:t>
       <w:br/>
       <w:br/>
     </w:r>

--- a/klagomål/A 14339-2026 FSC-klagomål.docx
+++ b/klagomål/A 14339-2026 FSC-klagomål.docx
@@ -1191,7 +1191,7 @@
     <w:r>
       <w:tab/>
       <w:tab/>
-      <w:t>2026-07-20</w:t>
+      <w:t>2026-07-21</w:t>
       <w:br/>
       <w:br/>
     </w:r>

--- a/klagomål/A 14339-2026 FSC-klagomål.docx
+++ b/klagomål/A 14339-2026 FSC-klagomål.docx
@@ -1191,7 +1191,7 @@
     <w:r>
       <w:tab/>
       <w:tab/>
-      <w:t>2026-07-21</w:t>
+      <w:t>2026-07-22</w:t>
       <w:br/>
       <w:br/>
     </w:r>

--- a/klagomål/A 14339-2026 FSC-klagomål.docx
+++ b/klagomål/A 14339-2026 FSC-klagomål.docx
@@ -1191,7 +1191,7 @@
     <w:r>
       <w:tab/>
       <w:tab/>
-      <w:t>2026-07-22</w:t>
+      <w:t>2026-07-23</w:t>
       <w:br/>
       <w:br/>
     </w:r>

--- a/klagomål/A 14339-2026 FSC-klagomål.docx
+++ b/klagomål/A 14339-2026 FSC-klagomål.docx
@@ -1191,7 +1191,7 @@
     <w:r>
       <w:tab/>
       <w:tab/>
-      <w:t>2026-07-23</w:t>
+      <w:t>2026-07-24</w:t>
       <w:br/>
       <w:br/>
     </w:r>

--- a/klagomål/A 14339-2026 FSC-klagomål.docx
+++ b/klagomål/A 14339-2026 FSC-klagomål.docx
@@ -1191,7 +1191,7 @@
     <w:r>
       <w:tab/>
       <w:tab/>
-      <w:t>2026-07-24</w:t>
+      <w:t>2026-07-25</w:t>
       <w:br/>
       <w:br/>
     </w:r>

--- a/klagomål/A 14339-2026 FSC-klagomål.docx
+++ b/klagomål/A 14339-2026 FSC-klagomål.docx
@@ -1191,7 +1191,7 @@
     <w:r>
       <w:tab/>
       <w:tab/>
-      <w:t>2026-07-25</w:t>
+      <w:t>2026-07-26</w:t>
       <w:br/>
       <w:br/>
     </w:r>

--- a/klagomål/A 14339-2026 FSC-klagomål.docx
+++ b/klagomål/A 14339-2026 FSC-klagomål.docx
@@ -1191,7 +1191,7 @@
     <w:r>
       <w:tab/>
       <w:tab/>
-      <w:t>2026-07-26</w:t>
+      <w:t>2026-07-27</w:t>
       <w:br/>
       <w:br/>
     </w:r>

--- a/klagomål/A 14339-2026 FSC-klagomål.docx
+++ b/klagomål/A 14339-2026 FSC-klagomål.docx
@@ -1191,7 +1191,7 @@
     <w:r>
       <w:tab/>
       <w:tab/>
-      <w:t>2026-07-27</w:t>
+      <w:t>2026-07-28</w:t>
       <w:br/>
       <w:br/>
     </w:r>

--- a/klagomål/A 14339-2026 FSC-klagomål.docx
+++ b/klagomål/A 14339-2026 FSC-klagomål.docx
@@ -1191,7 +1191,7 @@
     <w:r>
       <w:tab/>
       <w:tab/>
-      <w:t>2026-07-28</w:t>
+      <w:t>2026-07-29</w:t>
       <w:br/>
       <w:br/>
     </w:r>

--- a/klagomål/A 14339-2026 FSC-klagomål.docx
+++ b/klagomål/A 14339-2026 FSC-klagomål.docx
@@ -1191,7 +1191,7 @@
     <w:r>
       <w:tab/>
       <w:tab/>
-      <w:t>2026-07-29</w:t>
+      <w:t>2026-07-30</w:t>
       <w:br/>
       <w:br/>
     </w:r>

--- a/klagomål/A 14339-2026 FSC-klagomål.docx
+++ b/klagomål/A 14339-2026 FSC-klagomål.docx
@@ -1191,7 +1191,7 @@
     <w:r>
       <w:tab/>
       <w:tab/>
-      <w:t>2026-07-30</w:t>
+      <w:t>2026-07-31</w:t>
       <w:br/>
       <w:br/>
     </w:r>

--- a/klagomål/A 14339-2026 FSC-klagomål.docx
+++ b/klagomål/A 14339-2026 FSC-klagomål.docx
@@ -1191,7 +1191,7 @@
     <w:r>
       <w:tab/>
       <w:tab/>
-      <w:t>2026-07-31</w:t>
+      <w:t>2026-08-01</w:t>
       <w:br/>
       <w:br/>
     </w:r>

--- a/klagomål/A 14339-2026 FSC-klagomål.docx
+++ b/klagomål/A 14339-2026 FSC-klagomål.docx
@@ -1191,7 +1191,7 @@
     <w:r>
       <w:tab/>
       <w:tab/>
-      <w:t>2026-08-01</w:t>
+      <w:t>2026-08-02</w:t>
       <w:br/>
       <w:br/>
     </w:r>

--- a/klagomål/A 14339-2026 FSC-klagomål.docx
+++ b/klagomål/A 14339-2026 FSC-klagomål.docx
@@ -1191,7 +1191,7 @@
     <w:r>
       <w:tab/>
       <w:tab/>
-      <w:t>2026-08-02</w:t>
+      <w:t>2026-08-03</w:t>
       <w:br/>
       <w:br/>
     </w:r>

--- a/klagomål/A 14339-2026 FSC-klagomål.docx
+++ b/klagomål/A 14339-2026 FSC-klagomål.docx
@@ -1191,7 +1191,7 @@
     <w:r>
       <w:tab/>
       <w:tab/>
-      <w:t>2026-08-03</w:t>
+      <w:t>2026-08-05</w:t>
       <w:br/>
       <w:br/>
     </w:r>

--- a/klagomål/A 14339-2026 FSC-klagomål.docx
+++ b/klagomål/A 14339-2026 FSC-klagomål.docx
@@ -1191,7 +1191,7 @@
     <w:r>
       <w:tab/>
       <w:tab/>
-      <w:t>2026-08-05</w:t>
+      <w:t>2026-08-07</w:t>
       <w:br/>
       <w:br/>
     </w:r>

--- a/klagomål/A 14339-2026 FSC-klagomål.docx
+++ b/klagomål/A 14339-2026 FSC-klagomål.docx
@@ -1191,7 +1191,7 @@
     <w:r>
       <w:tab/>
       <w:tab/>
-      <w:t>2026-08-07</w:t>
+      <w:t>2026-08-08</w:t>
       <w:br/>
       <w:br/>
     </w:r>

--- a/klagomål/A 14339-2026 FSC-klagomål.docx
+++ b/klagomål/A 14339-2026 FSC-klagomål.docx
@@ -216,7 +216,7 @@
         <w:spacing w:after="240"/>
       </w:pPr>
       <w:r>
-        <w:t>Figur 1. Fyndplatser för naturvårdsarter i och inom 21 meter från avverkningsanmälan. Markörer utan svart kant är placerade på fyndplatsen. Markörer med svart kant är placerade vid sidan av fyndplatsen har ett svart streck som visar fyndplatsens exakta position. Kartans mittpunktskoordinat är N 6587633, E 478791 i SWEREF 99 TM.</w:t>
+        <w:t>Figur 1. Fyndplatser för naturvårdsarter i och inom 21 meter från avverkningsanmälan. Markörer utan svart kant är placerade på fyndplatsen. Markörer med svart kant är placerade vid sidan av fyndplatsen och har ett svart streck som visar fyndplatsens exakta position. Kartans mittpunktskoordinat är N 6587633, E 478791 i SWEREF 99 TM.</w:t>
       </w:r>
     </w:p>
     <w:p>
@@ -1191,7 +1191,7 @@
     <w:r>
       <w:tab/>
       <w:tab/>
-      <w:t>2026-08-14</w:t>
+      <w:t>2026-08-15</w:t>
       <w:br/>
       <w:br/>
     </w:r>

--- a/klagomål/A 14339-2026 FSC-klagomål.docx
+++ b/klagomål/A 14339-2026 FSC-klagomål.docx
@@ -1191,7 +1191,7 @@
     <w:r>
       <w:tab/>
       <w:tab/>
-      <w:t>2026-08-15</w:t>
+      <w:t>2026-08-16</w:t>
       <w:br/>
       <w:br/>
     </w:r>

--- a/klagomål/A 14339-2026 FSC-klagomål.docx
+++ b/klagomål/A 14339-2026 FSC-klagomål.docx
@@ -1191,7 +1191,7 @@
     <w:r>
       <w:tab/>
       <w:tab/>
-      <w:t>2026-08-16</w:t>
+      <w:t>2026-08-17</w:t>
       <w:br/>
       <w:br/>
     </w:r>

--- a/klagomål/A 14339-2026 FSC-klagomål.docx
+++ b/klagomål/A 14339-2026 FSC-klagomål.docx
@@ -1191,7 +1191,7 @@
     <w:r>
       <w:tab/>
       <w:tab/>
-      <w:t>2026-08-17</w:t>
+      <w:t>2026-08-18</w:t>
       <w:br/>
       <w:br/>
     </w:r>

--- a/klagomål/A 14339-2026 FSC-klagomål.docx
+++ b/klagomål/A 14339-2026 FSC-klagomål.docx
@@ -1191,7 +1191,7 @@
     <w:r>
       <w:tab/>
       <w:tab/>
-      <w:t>2026-08-18</w:t>
+      <w:t>2026-08-19</w:t>
       <w:br/>
       <w:br/>
     </w:r>

--- a/klagomål/A 14339-2026 FSC-klagomål.docx
+++ b/klagomål/A 14339-2026 FSC-klagomål.docx
@@ -1191,7 +1191,7 @@
     <w:r>
       <w:tab/>
       <w:tab/>
-      <w:t>2026-08-19</w:t>
+      <w:t>2026-08-20</w:t>
       <w:br/>
       <w:br/>
     </w:r>

--- a/klagomål/A 14339-2026 FSC-klagomål.docx
+++ b/klagomål/A 14339-2026 FSC-klagomål.docx
@@ -1191,7 +1191,7 @@
     <w:r>
       <w:tab/>
       <w:tab/>
-      <w:t>2026-08-20</w:t>
+      <w:t>2026-08-21</w:t>
       <w:br/>
       <w:br/>
     </w:r>

--- a/klagomål/A 14339-2026 FSC-klagomål.docx
+++ b/klagomål/A 14339-2026 FSC-klagomål.docx
@@ -1191,7 +1191,7 @@
     <w:r>
       <w:tab/>
       <w:tab/>
-      <w:t>2026-08-21</w:t>
+      <w:t>2026-08-22</w:t>
       <w:br/>
       <w:br/>
     </w:r>

--- a/klagomål/A 14339-2026 FSC-klagomål.docx
+++ b/klagomål/A 14339-2026 FSC-klagomål.docx
@@ -1191,7 +1191,7 @@
     <w:r>
       <w:tab/>
       <w:tab/>
-      <w:t>2026-08-22</w:t>
+      <w:t>2026-08-23</w:t>
       <w:br/>
       <w:br/>
     </w:r>

--- a/klagomål/A 14339-2026 FSC-klagomål.docx
+++ b/klagomål/A 14339-2026 FSC-klagomål.docx
@@ -1191,7 +1191,7 @@
     <w:r>
       <w:tab/>
       <w:tab/>
-      <w:t>2026-08-23</w:t>
+      <w:t>2026-08-24</w:t>
       <w:br/>
       <w:br/>
     </w:r>

--- a/klagomål/A 14339-2026 FSC-klagomål.docx
+++ b/klagomål/A 14339-2026 FSC-klagomål.docx
@@ -1191,7 +1191,7 @@
     <w:r>
       <w:tab/>
       <w:tab/>
-      <w:t>2026-08-24</w:t>
+      <w:t>2026-08-25</w:t>
       <w:br/>
       <w:br/>
     </w:r>

--- a/klagomål/A 14339-2026 FSC-klagomål.docx
+++ b/klagomål/A 14339-2026 FSC-klagomål.docx
@@ -1191,7 +1191,7 @@
     <w:r>
       <w:tab/>
       <w:tab/>
-      <w:t>2026-08-25</w:t>
+      <w:t>2026-08-26</w:t>
       <w:br/>
       <w:br/>
     </w:r>

--- a/klagomål/A 14339-2026 FSC-klagomål.docx
+++ b/klagomål/A 14339-2026 FSC-klagomål.docx
@@ -1191,7 +1191,7 @@
     <w:r>
       <w:tab/>
       <w:tab/>
-      <w:t>2026-08-26</w:t>
+      <w:t>2026-08-27</w:t>
       <w:br/>
       <w:br/>
     </w:r>

--- a/klagomål/A 14339-2026 FSC-klagomål.docx
+++ b/klagomål/A 14339-2026 FSC-klagomål.docx
@@ -1191,7 +1191,7 @@
     <w:r>
       <w:tab/>
       <w:tab/>
-      <w:t>2026-08-27</w:t>
+      <w:t>2026-08-28</w:t>
       <w:br/>
       <w:br/>
     </w:r>

--- a/klagomål/A 14339-2026 FSC-klagomål.docx
+++ b/klagomål/A 14339-2026 FSC-klagomål.docx
@@ -1191,7 +1191,7 @@
     <w:r>
       <w:tab/>
       <w:tab/>
-      <w:t>2026-08-28</w:t>
+      <w:t>2026-08-29</w:t>
       <w:br/>
       <w:br/>
     </w:r>

--- a/klagomål/A 14339-2026 FSC-klagomål.docx
+++ b/klagomål/A 14339-2026 FSC-klagomål.docx
@@ -1191,7 +1191,7 @@
     <w:r>
       <w:tab/>
       <w:tab/>
-      <w:t>2026-08-29</w:t>
+      <w:t>2026-08-31</w:t>
       <w:br/>
       <w:br/>
     </w:r>

--- a/klagomål/A 14339-2026 FSC-klagomål.docx
+++ b/klagomål/A 14339-2026 FSC-klagomål.docx
@@ -1191,7 +1191,7 @@
     <w:r>
       <w:tab/>
       <w:tab/>
-      <w:t>2026-08-31</w:t>
+      <w:t>2026-09-01</w:t>
       <w:br/>
       <w:br/>
     </w:r>

--- a/klagomål/A 14339-2026 FSC-klagomål.docx
+++ b/klagomål/A 14339-2026 FSC-klagomål.docx
@@ -221,7 +221,7 @@
     </w:p>
     <w:p>
       <w:r>
-        <w:t>I och inom 21 meter från avverkningsanmälan finns fynd av 14 naturvårdsarter, varav 7 är rödlistade, 5 är fridlysta, 8 är typiska (T) och 3 är signalarter (S): garnlav (VU, T), dropptaggsvamp (NT, T), grönhjon (NT), tallkötticka (NT), talltita (NT, §4), vedflamlav (NT), vedskivlav (NT, T), blodticka (S, T), gullgröppa (S), vedticka (S, T), mattlummer (T, §9), spillkråka (T, §4), tjäder (T, §4) och smålom (§4). Se Figur 1.</w:t>
+        <w:t>I och inom 21 meter från avverkningsanmälan finns fynd av 15 naturvårdsarter, varav 7 är rödlistade, 6 är fridlysta, 9 är typiska (T) och 3 är signalarter (S): garnlav (VU, T), dropptaggsvamp (NT, T), grönhjon (NT), tallkötticka (NT), talltita (NT, §4), vedflamlav (NT), vedskivlav (NT, T), blodticka (S, T), gullgröppa (S), vedticka (S, T), järpe (T, §4), mattlummer (T, §9), spillkråka (T, §4), tjäder (T, §4) och smålom (§4). Se Figur 1.</w:t>
       </w:r>
     </w:p>
     <w:p>
@@ -423,6 +423,35 @@
         <w:rPr>
           <w:b/>
         </w:rPr>
+        <w:t>Järpe (§4)</w:t>
+      </w:r>
+      <w:r>
+        <w:t xml:space="preserve">, som är upptagen i bilaga 1 och 2 EU:s fågeldirektiv, är mycket stationär inom sitt revir som är minst 25 hektar stort. Livsmiljöerna utgörs av tät barrskog med inblandning av lövträd och en väl utvecklad flerskiktad struktur med bärris och yngre eller undertryckta, täta granar i ett lägre skikt, ofta utmed bäckar och åar inne i den skyddande granskogen. Den överlever inte om dess livsmiljö kalavverkas och är även känslig för röjning, gallring och avverkning där unga granar och lövträd inte sparas i tillräcklig omfattning. Arten finns i sammanhängande grandominerad skog över hela Sverige men förekomsterna är betydligt glesare i Götaland än i övriga landet. Järpe är typisk art för </w:t>
+      </w:r>
+      <w:r>
+        <w:rPr>
+          <w:i/>
+        </w:rPr>
+        <w:t xml:space="preserve">9010 Taiga, 9080 Lövsumpskog </w:t>
+      </w:r>
+      <w:r>
+        <w:t xml:space="preserve">och </w:t>
+      </w:r>
+      <w:r>
+        <w:rPr>
+          <w:i/>
+        </w:rPr>
+        <w:t xml:space="preserve">9740 Skogsbevuxen myr </w:t>
+      </w:r>
+      <w:r>
+        <w:t>(SLU Artdatabanken, 2026).</w:t>
+      </w:r>
+    </w:p>
+    <w:p>
+      <w:r>
+        <w:rPr>
+          <w:b/>
+        </w:rPr>
         <w:t>Mattlummer (§9)</w:t>
       </w:r>
       <w:r>
@@ -602,7 +631,7 @@
         <w:rPr>
           <w:i/>
         </w:rPr>
-        <w:t>I det avverkningsanmälda skogsområdet har 14 naturvårdsarter varav 7 rödlistade arter sina livsmiljöer och växtplatser.</w:t>
+        <w:t>I det avverkningsanmälda skogsområdet har 15 naturvårdsarter varav 7 rödlistade arter sina livsmiljöer och växtplatser.</w:t>
       </w:r>
     </w:p>
     <w:p>
@@ -911,6 +940,64 @@
     <w:p>
       <w:r>
         <w:t xml:space="preserve">SLU Artdatabanken, 2021. </w:t>
+      </w:r>
+      <w:r>
+        <w:rPr>
+          <w:i/>
+        </w:rPr>
+        <w:t xml:space="preserve">Artfaktablad. Naturvård – artfakta. </w:t>
+      </w:r>
+      <w:r>
+        <w:t>SLU Artdatabanken, Uppsala</w:t>
+      </w:r>
+    </w:p>
+    <w:p>
+      <w:pPr>
+        <w:pStyle w:val="Heading1"/>
+      </w:pPr>
+      <w:r>
+        <w:t>Järpe – ekologi samt krav på livsmiljön</w:t>
+      </w:r>
+    </w:p>
+    <w:p>
+      <w:r>
+        <w:t>Järpe är fridlyst enligt 4§ artskyddsförordningen och upptagen i bilaga 1 och 2 EU:s fågeldirektiv. Den finns i sammanhängande grandominerad skog över hela Sverige men förekomsterna är betydligt glesare i Götaland än i övriga landet. Järpen har sina livsmiljöer i tät barrskog med inblandning av lövträd och en väl utvecklad flerskiktad struktur med bärris och yngre eller undertryckta, täta granar i ett lägre skikt, ofta utmed bäckar och åar inne i den skyddande granskogen (SLU Artdatabanken, 2026).</w:t>
+      </w:r>
+    </w:p>
+    <w:p>
+      <w:r>
+        <w:t xml:space="preserve">Arten behöver lämpliga skogsbestånd om sammanlagt minst 25 hektar. Den är mycket stationär inom sitt revir och när ett par etablerat sig stannar de så länge miljön är intakt. Den undviker öppen mark och förﬂyttar sig sällan över större öppna myrar eller åkermark, och är därför känslig för fragmentering. Järpen överlever inte om dess livsmiljö kalavverkas och är även känslig för röjning, gallring och avverkning där unga granar och lövträd inte sparas i tillräcklig omfattning.  Järpe är typisk art för </w:t>
+      </w:r>
+      <w:r>
+        <w:rPr>
+          <w:i/>
+        </w:rPr>
+        <w:t>9010 Taiga, 9740 Skogsbevuxen myr</w:t>
+      </w:r>
+      <w:r>
+        <w:t xml:space="preserve"> och </w:t>
+      </w:r>
+      <w:r>
+        <w:rPr>
+          <w:i/>
+        </w:rPr>
+        <w:t>9080 Lövsumpskog</w:t>
+      </w:r>
+      <w:r>
+        <w:t xml:space="preserve"> (SLU Artdatabanken, 2026).</w:t>
+      </w:r>
+    </w:p>
+    <w:p>
+      <w:pPr>
+        <w:pStyle w:val="Heading2"/>
+      </w:pPr>
+      <w:r>
+        <w:t>Referenser – järpe</w:t>
+      </w:r>
+    </w:p>
+    <w:p>
+      <w:r>
+        <w:t xml:space="preserve">SLU Artdatabanken, 2026. </w:t>
       </w:r>
       <w:r>
         <w:rPr>
@@ -1191,7 +1278,7 @@
     <w:r>
       <w:tab/>
       <w:tab/>
-      <w:t>2026-09-01</w:t>
+      <w:t>2026-09-02</w:t>
       <w:br/>
       <w:br/>
     </w:r>

--- a/klagomål/A 14339-2026 FSC-klagomål.docx
+++ b/klagomål/A 14339-2026 FSC-klagomål.docx
@@ -1278,7 +1278,7 @@
     <w:r>
       <w:tab/>
       <w:tab/>
-      <w:t>2026-09-02</w:t>
+      <w:t>2026-09-03</w:t>
       <w:br/>
       <w:br/>
     </w:r>

--- a/klagomål/A 14339-2026 FSC-klagomål.docx
+++ b/klagomål/A 14339-2026 FSC-klagomål.docx
@@ -1278,7 +1278,7 @@
     <w:r>
       <w:tab/>
       <w:tab/>
-      <w:t>2026-09-03</w:t>
+      <w:t>2026-09-04</w:t>
       <w:br/>
       <w:br/>
     </w:r>

--- a/klagomål/A 14339-2026 FSC-klagomål.docx
+++ b/klagomål/A 14339-2026 FSC-klagomål.docx
@@ -1278,7 +1278,7 @@
     <w:r>
       <w:tab/>
       <w:tab/>
-      <w:t>2026-09-04</w:t>
+      <w:t>2026-09-05</w:t>
       <w:br/>
       <w:br/>
     </w:r>

--- a/klagomål/A 14339-2026 FSC-klagomål.docx
+++ b/klagomål/A 14339-2026 FSC-klagomål.docx
@@ -1278,7 +1278,7 @@
     <w:r>
       <w:tab/>
       <w:tab/>
-      <w:t>2026-09-05</w:t>
+      <w:t>2026-09-06</w:t>
       <w:br/>
       <w:br/>
     </w:r>

--- a/klagomål/A 14339-2026 FSC-klagomål.docx
+++ b/klagomål/A 14339-2026 FSC-klagomål.docx
@@ -1278,7 +1278,7 @@
     <w:r>
       <w:tab/>
       <w:tab/>
-      <w:t>2026-09-06</w:t>
+      <w:t>2026-09-07</w:t>
       <w:br/>
       <w:br/>
     </w:r>

--- a/klagomål/A 14339-2026 FSC-klagomål.docx
+++ b/klagomål/A 14339-2026 FSC-klagomål.docx
@@ -1278,7 +1278,7 @@
     <w:r>
       <w:tab/>
       <w:tab/>
-      <w:t>2026-09-07</w:t>
+      <w:t>2026-09-08</w:t>
       <w:br/>
       <w:br/>
     </w:r>

--- a/klagomål/A 14339-2026 FSC-klagomål.docx
+++ b/klagomål/A 14339-2026 FSC-klagomål.docx
@@ -1278,7 +1278,7 @@
     <w:r>
       <w:tab/>
       <w:tab/>
-      <w:t>2026-09-08</w:t>
+      <w:t>2026-09-09</w:t>
       <w:br/>
       <w:br/>
     </w:r>

--- a/klagomål/A 14339-2026 FSC-klagomål.docx
+++ b/klagomål/A 14339-2026 FSC-klagomål.docx
@@ -1278,7 +1278,7 @@
     <w:r>
       <w:tab/>
       <w:tab/>
-      <w:t>2026-09-09</w:t>
+      <w:t>2026-09-10</w:t>
       <w:br/>
       <w:br/>
     </w:r>

--- a/klagomål/A 14339-2026 FSC-klagomål.docx
+++ b/klagomål/A 14339-2026 FSC-klagomål.docx
@@ -1278,7 +1278,7 @@
     <w:r>
       <w:tab/>
       <w:tab/>
-      <w:t>2026-09-10</w:t>
+      <w:t>2026-09-11</w:t>
       <w:br/>
       <w:br/>
     </w:r>

--- a/klagomål/A 14339-2026 FSC-klagomål.docx
+++ b/klagomål/A 14339-2026 FSC-klagomål.docx
@@ -1278,7 +1278,7 @@
     <w:r>
       <w:tab/>
       <w:tab/>
-      <w:t>2026-09-11</w:t>
+      <w:t>2026-09-12</w:t>
       <w:br/>
       <w:br/>
     </w:r>
